--- a/Excel/templates/contrats/contrat-standard.docx
+++ b/Excel/templates/contrats/contrat-standard.docx
@@ -13,7 +13,7 @@
           <w:b/>
           <w:bCs/>
           <w:color w:val="auto"/>
-          <w:sz w:val="40"/>
+          <w:szCs w:val="16"/>
           <w:lang w:val="fr-FR"/>
         </w:rPr>
       </w:pPr>
@@ -25,349 +25,211 @@
         <w:ind w:left="720"/>
         <w:jc w:val="center"/>
         <w:rPr>
-          <w:rFonts w:ascii="Times New Roman" w:hAnsi="Times New Roman" w:cs="Times New Roman"/>
           <w:b/>
           <w:bCs/>
-          <w:color w:val="auto"/>
           <w:sz w:val="40"/>
-          <w:lang w:val="fr-FR"/>
-        </w:rPr>
-      </w:pPr>
-      <w:r>
-        <w:rPr>
-          <w:rFonts w:ascii="Times New Roman" w:hAnsi="Times New Roman" w:cs="Times New Roman"/>
+          <w:szCs w:val="40"/>
+          <w:lang w:val="fr-FR"/>
+        </w:rPr>
+      </w:pPr>
+      <w:r>
+        <w:rPr>
+          <w:b/>
+          <w:sz w:val="40"/>
+          <w:szCs w:val="40"/>
+          <w:lang w:val="fr-FR"/>
+        </w:rPr>
+        <w:t xml:space="preserve">CONTRAT DE TRAVAIL </w:t>
+      </w:r>
+      <w:r>
+        <w:rPr>
           <w:b/>
           <w:bCs/>
-          <w:color w:val="auto"/>
           <w:sz w:val="40"/>
-          <w:lang w:val="fr-FR"/>
-        </w:rPr>
-        <w:t>CONTRAT DE TRAVAIL A DUREE DETERMINEE</w:t>
+          <w:szCs w:val="40"/>
+          <w:lang w:val="fr-FR"/>
+        </w:rPr>
+        <w:t xml:space="preserve">À DURÉE </w:t>
       </w:r>
     </w:p>
     <w:p>
       <w:pPr>
         <w:pStyle w:val="Default"/>
         <w:spacing w:line="312" w:lineRule="auto"/>
-        <w:rPr>
-          <w:rFonts w:ascii="Times New Roman" w:hAnsi="Times New Roman" w:cs="Times New Roman"/>
-          <w:color w:val="auto"/>
-          <w:lang w:val="fr-FR"/>
-        </w:rPr>
-      </w:pPr>
-      <w:r>
-        <w:rPr>
-          <w:rFonts w:ascii="Times New Roman" w:hAnsi="Times New Roman" w:cs="Times New Roman"/>
-          <w:color w:val="auto"/>
-          <w:lang w:val="fr-FR"/>
-        </w:rPr>
-        <w:t xml:space="preserve">ENTRE : </w:t>
-      </w:r>
-    </w:p>
-    <w:p>
-      <w:pPr>
-        <w:pStyle w:val="Default"/>
-        <w:spacing w:line="312" w:lineRule="auto"/>
-        <w:rPr>
-          <w:rFonts w:ascii="Times New Roman" w:hAnsi="Times New Roman" w:cs="Times New Roman"/>
-          <w:color w:val="auto"/>
-          <w:lang w:val="fr-FR"/>
-        </w:rPr>
-      </w:pPr>
-    </w:p>
-    <w:p>
-      <w:pPr>
-        <w:pStyle w:val="Default"/>
-        <w:spacing w:line="312" w:lineRule="auto"/>
-        <w:jc w:val="both"/>
-        <w:rPr>
-          <w:rFonts w:ascii="Times New Roman" w:hAnsi="Times New Roman" w:cs="Times New Roman"/>
-          <w:color w:val="auto"/>
-          <w:lang w:val="fr-FR"/>
-        </w:rPr>
-      </w:pPr>
-      <w:r>
-        <w:rPr>
-          <w:rFonts w:ascii="Times New Roman" w:hAnsi="Times New Roman" w:cs="Times New Roman"/>
+        <w:ind w:left="720"/>
+        <w:jc w:val="center"/>
+        <w:rPr>
+          <w:rFonts w:ascii="Times New Roman" w:hAnsi="Times New Roman" w:cs="Times New Roman"/>
+          <w:color w:val="auto"/>
+          <w:u w:val="single"/>
+          <w:lang w:val="fr-FR"/>
+        </w:rPr>
+      </w:pPr>
+      <w:r>
+        <w:rPr>
           <w:b/>
           <w:bCs/>
-          <w:color w:val="auto"/>
-          <w:lang w:val="fr-FR"/>
-        </w:rPr>
-        <w:t xml:space="preserve">La société </w:t>
-      </w:r>
-      <w:r>
-        <w:rPr>
-          <w:rFonts w:ascii="Times New Roman" w:eastAsia="Times New Roman" w:hAnsi="Times New Roman" w:cs="Times New Roman"/>
+          <w:sz w:val="40"/>
+          <w:szCs w:val="40"/>
+          <w:lang w:val="fr-FR"/>
+        </w:rPr>
+        <w:t>DÉTERMINÉE</w:t>
+      </w:r>
+    </w:p>
+    <w:p>
+      <w:pPr>
+        <w:pStyle w:val="Default"/>
+        <w:spacing w:line="312" w:lineRule="auto"/>
+        <w:rPr>
+          <w:rFonts w:ascii="Times New Roman" w:hAnsi="Times New Roman" w:cs="Times New Roman"/>
+          <w:color w:val="auto"/>
+          <w:lang w:val="fr-FR"/>
+        </w:rPr>
+      </w:pPr>
+      <w:r>
+        <w:rPr>
+          <w:rFonts w:ascii="Times New Roman" w:hAnsi="Times New Roman" w:cs="Times New Roman"/>
+          <w:color w:val="auto"/>
+          <w:lang w:val="fr-FR"/>
+        </w:rPr>
+        <w:t xml:space="preserve">ENTRE : </w:t>
+      </w:r>
+    </w:p>
+    <w:p>
+      <w:pPr>
+        <w:pStyle w:val="Default"/>
+        <w:spacing w:line="312" w:lineRule="auto"/>
+        <w:rPr>
+          <w:rFonts w:ascii="Times New Roman" w:hAnsi="Times New Roman" w:cs="Times New Roman"/>
+          <w:color w:val="auto"/>
+          <w:lang w:val="fr-FR"/>
+        </w:rPr>
+      </w:pPr>
+    </w:p>
+    <w:p>
+      <w:pPr>
+        <w:pStyle w:val="Default"/>
+        <w:spacing w:line="312" w:lineRule="auto"/>
+        <w:jc w:val="both"/>
+        <w:rPr>
+          <w:rFonts w:ascii="Times New Roman" w:hAnsi="Times New Roman" w:cs="Times New Roman"/>
+          <w:color w:val="auto"/>
+          <w:u w:val="single"/>
+          <w:lang w:val="fr-FR"/>
+        </w:rPr>
+      </w:pPr>
+      <w:r>
+        <w:rPr>
+          <w:rFonts w:ascii="Times New Roman" w:hAnsi="Times New Roman" w:cs="Times New Roman"/>
+          <w:color w:val="auto"/>
+          <w:lang w:val="fr-FR"/>
+        </w:rPr>
+        <w:t>La société PPC BARNET DRC MANUFACTURING S</w:t>
+      </w:r>
+      <w:r>
+        <w:rPr>
+          <w:lang w:val="fr-FR"/>
+        </w:rPr>
+        <w:t>.</w:t>
+      </w:r>
+      <w:r>
+        <w:rPr>
+          <w:rFonts w:ascii="Times New Roman" w:hAnsi="Times New Roman" w:cs="Times New Roman"/>
+          <w:color w:val="auto"/>
+          <w:lang w:val="fr-FR"/>
+        </w:rPr>
+        <w:t>A</w:t>
+      </w:r>
+      <w:r>
+        <w:rPr>
+          <w:lang w:val="fr-FR"/>
+        </w:rPr>
+        <w:t>.,</w:t>
+      </w:r>
+      <w:r>
+        <w:rPr>
+          <w:rFonts w:ascii="Times New Roman" w:hAnsi="Times New Roman" w:cs="Times New Roman"/>
+          <w:color w:val="auto"/>
+          <w:lang w:val="fr-FR"/>
+        </w:rPr>
+        <w:t xml:space="preserve"> avec Conseil d’Administration au capital social de CDF 20.052.125.000, ayant son siège social au </w:t>
+      </w:r>
+      <w:r>
+        <w:rPr>
+          <w:lang w:val="fr-FR"/>
+        </w:rPr>
+        <w:t>5ème</w:t>
+      </w:r>
+      <w:r>
+        <w:rPr>
+          <w:rFonts w:ascii="Times New Roman" w:hAnsi="Times New Roman" w:cs="Times New Roman"/>
+          <w:color w:val="auto"/>
+          <w:lang w:val="fr-FR"/>
+        </w:rPr>
+        <w:t xml:space="preserve"> étage, Immeuble D, Concession la promenade II, croisement des avenues OUA et Massamba, Quartier Basoko dans la commune de Ngaliema, à Kinshasa, République Démocratique du Congo, </w:t>
+      </w:r>
+      <w:r>
+        <w:rPr>
+          <w:lang w:val="fr-FR"/>
+        </w:rPr>
+        <w:t>immatriculée</w:t>
+      </w:r>
+      <w:r>
+        <w:rPr>
+          <w:rFonts w:ascii="Times New Roman" w:hAnsi="Times New Roman" w:cs="Times New Roman"/>
+          <w:color w:val="auto"/>
+          <w:lang w:val="fr-FR"/>
+        </w:rPr>
+        <w:t xml:space="preserve"> au Registre de Commerce et de </w:t>
+      </w:r>
+      <w:r>
+        <w:rPr>
+          <w:lang w:val="fr-FR"/>
+        </w:rPr>
+        <w:t>Crédit</w:t>
+      </w:r>
+      <w:r>
+        <w:rPr>
+          <w:rFonts w:ascii="Times New Roman" w:hAnsi="Times New Roman" w:cs="Times New Roman"/>
+          <w:color w:val="auto"/>
+          <w:lang w:val="fr-FR"/>
+        </w:rPr>
+        <w:t xml:space="preserve"> Mobilier (RCCM) sous le numéro 14-B-01677, dont le numéro </w:t>
+      </w:r>
+      <w:r>
+        <w:rPr>
+          <w:lang w:val="fr-FR"/>
+        </w:rPr>
+        <w:t>d’Identification</w:t>
+      </w:r>
+      <w:r>
+        <w:rPr>
+          <w:rFonts w:ascii="Times New Roman" w:hAnsi="Times New Roman" w:cs="Times New Roman"/>
+          <w:color w:val="auto"/>
+          <w:lang w:val="fr-FR"/>
+        </w:rPr>
+        <w:t xml:space="preserve"> Nationale est 01-C2301-N79031 Q et le numéro d’impôt A1402387L, affiliée à la CNSS sous le N° 1003780600, représentée par Monsieur </w:t>
+      </w:r>
+      <w:r>
+        <w:rPr>
+          <w:rFonts w:ascii="Times New Roman" w:hAnsi="Times New Roman" w:cs="Times New Roman"/>
           <w:b/>
           <w:bCs/>
-          <w:lang w:val="fr-FR" w:eastAsia="en-ZA"/>
-        </w:rPr>
-        <w:t>PPC BARNET DRC MANUFACTURING S</w:t>
-      </w:r>
-      <w:r>
-        <w:rPr>
-          <w:rFonts w:ascii="Times New Roman" w:eastAsia="Times New Roman" w:hAnsi="Times New Roman" w:cs="Times New Roman"/>
-          <w:b/>
-          <w:bCs/>
-          <w:lang w:val="fr-FR" w:eastAsia="en-ZA"/>
-        </w:rPr>
-        <w:t xml:space="preserve"> </w:t>
-      </w:r>
-      <w:r>
-        <w:rPr>
-          <w:rFonts w:ascii="Times New Roman" w:eastAsia="Times New Roman" w:hAnsi="Times New Roman" w:cs="Times New Roman"/>
-          <w:b/>
-          <w:bCs/>
-          <w:lang w:val="fr-FR" w:eastAsia="en-ZA"/>
-        </w:rPr>
-        <w:t>A</w:t>
-      </w:r>
-      <w:r>
-        <w:rPr>
-          <w:rFonts w:ascii="Times New Roman" w:hAnsi="Times New Roman" w:cs="Times New Roman"/>
-          <w:color w:val="auto"/>
-          <w:lang w:val="fr-FR"/>
-        </w:rPr>
-        <w:t xml:space="preserve">, </w:t>
-      </w:r>
-      <w:r>
-        <w:rPr>
-          <w:rFonts w:ascii="Times New Roman" w:hAnsi="Times New Roman" w:cs="Times New Roman"/>
-          <w:b/>
-          <w:bCs/>
-          <w:color w:val="auto"/>
-          <w:lang w:val="fr-FR"/>
-        </w:rPr>
-        <w:t>avec Conseil d’Administration au capital so</w:t>
-      </w:r>
-      <w:r>
-        <w:rPr>
-          <w:rFonts w:ascii="Times New Roman" w:hAnsi="Times New Roman" w:cs="Times New Roman"/>
-          <w:b/>
-          <w:bCs/>
-          <w:color w:val="auto"/>
-          <w:lang w:val="fr-FR"/>
-        </w:rPr>
-        <w:t>cial de CDF 20.052.</w:t>
-      </w:r>
-      <w:r>
-        <w:rPr>
-          <w:rFonts w:ascii="Times New Roman" w:hAnsi="Times New Roman" w:cs="Times New Roman"/>
-          <w:b/>
-          <w:bCs/>
-          <w:color w:val="auto"/>
-          <w:lang w:val="fr-FR"/>
-        </w:rPr>
-        <w:t>125.000</w:t>
-      </w:r>
-      <w:r>
-        <w:rPr>
-          <w:rFonts w:ascii="Times New Roman" w:hAnsi="Times New Roman" w:cs="Times New Roman"/>
-          <w:b/>
-          <w:bCs/>
-          <w:color w:val="auto"/>
-          <w:lang w:val="fr-FR"/>
-        </w:rPr>
-        <w:t xml:space="preserve">, </w:t>
-      </w:r>
-      <w:r>
-        <w:rPr>
-          <w:rFonts w:ascii="Times New Roman" w:hAnsi="Times New Roman" w:cs="Times New Roman"/>
-          <w:color w:val="auto"/>
-          <w:lang w:val="fr-FR"/>
-        </w:rPr>
-        <w:t>ayant son</w:t>
-      </w:r>
-      <w:r>
-        <w:rPr>
-          <w:rFonts w:ascii="Times New Roman" w:hAnsi="Times New Roman" w:cs="Times New Roman"/>
-          <w:color w:val="auto"/>
-          <w:lang w:val="fr-FR"/>
-        </w:rPr>
-        <w:t xml:space="preserve"> siège social au </w:t>
-      </w:r>
-      <w:r>
-        <w:rPr>
-          <w:b/>
-          <w:lang w:val="fr-FR" w:eastAsia="en-ZA"/>
-        </w:rPr>
-        <w:t>5</w:t>
-      </w:r>
-      <w:r>
-        <w:rPr>
-          <w:b/>
-          <w:vertAlign w:val="superscript"/>
-          <w:lang w:val="fr-FR" w:eastAsia="en-ZA"/>
-        </w:rPr>
-        <w:t>eme</w:t>
-      </w:r>
-      <w:r>
-        <w:rPr>
-          <w:b/>
-          <w:lang w:val="fr-FR" w:eastAsia="en-ZA"/>
-        </w:rPr>
-        <w:t xml:space="preserve"> </w:t>
-      </w:r>
-      <w:r>
-        <w:rPr>
-          <w:b/>
-          <w:lang w:val="fr-FR" w:eastAsia="en-ZA"/>
-        </w:rPr>
-        <w:t>étage</w:t>
-      </w:r>
-      <w:r>
-        <w:rPr>
-          <w:b/>
-          <w:lang w:val="fr-FR" w:eastAsia="en-ZA"/>
-        </w:rPr>
-        <w:t>, Immeuble</w:t>
-      </w:r>
-      <w:r>
-        <w:rPr>
-          <w:b/>
-          <w:lang w:val="fr-FR" w:eastAsia="en-ZA"/>
-        </w:rPr>
-        <w:t xml:space="preserve"> D</w:t>
-      </w:r>
-      <w:r>
-        <w:rPr>
-          <w:b/>
-          <w:lang w:val="fr-FR" w:eastAsia="en-ZA"/>
-        </w:rPr>
-        <w:t>,</w:t>
-      </w:r>
-      <w:r>
-        <w:rPr>
-          <w:b/>
-          <w:lang w:val="fr-FR" w:eastAsia="en-ZA"/>
-        </w:rPr>
-        <w:t xml:space="preserve"> </w:t>
-      </w:r>
-      <w:r>
-        <w:rPr>
-          <w:b/>
-          <w:lang w:val="fr-FR" w:eastAsia="en-ZA"/>
-        </w:rPr>
-        <w:t>Concession la promenade II</w:t>
-      </w:r>
-      <w:r>
-        <w:rPr>
-          <w:b/>
-          <w:lang w:val="fr-FR" w:eastAsia="en-ZA"/>
-        </w:rPr>
-        <w:t xml:space="preserve">, </w:t>
-      </w:r>
-      <w:r>
-        <w:rPr>
-          <w:b/>
-          <w:lang w:val="fr-FR" w:eastAsia="en-ZA"/>
-        </w:rPr>
-        <w:t>c</w:t>
-      </w:r>
-      <w:r>
-        <w:rPr>
-          <w:b/>
-          <w:lang w:val="fr-FR" w:eastAsia="en-ZA"/>
-        </w:rPr>
-        <w:t>roisement des avenues OUA et Massamb</w:t>
-      </w:r>
-      <w:r>
-        <w:rPr>
-          <w:b/>
-          <w:lang w:val="fr-FR" w:eastAsia="en-ZA"/>
-        </w:rPr>
-        <w:t>a</w:t>
-      </w:r>
-      <w:r>
-        <w:rPr>
-          <w:b/>
-          <w:lang w:val="fr-FR" w:eastAsia="en-ZA"/>
-        </w:rPr>
-        <w:t xml:space="preserve">, </w:t>
-      </w:r>
-      <w:r>
-        <w:rPr>
-          <w:b/>
-          <w:lang w:val="fr-FR" w:eastAsia="en-ZA"/>
-        </w:rPr>
-        <w:t xml:space="preserve">Quartier </w:t>
-      </w:r>
-      <w:proofErr w:type="spellStart"/>
-      <w:r>
-        <w:rPr>
-          <w:b/>
-          <w:lang w:val="fr-FR" w:eastAsia="en-ZA"/>
-        </w:rPr>
-        <w:t>Basoko</w:t>
-      </w:r>
-      <w:proofErr w:type="spellEnd"/>
-      <w:r>
-        <w:rPr>
-          <w:b/>
-          <w:lang w:val="fr-FR" w:eastAsia="en-ZA"/>
-        </w:rPr>
-        <w:t xml:space="preserve"> dans la</w:t>
-      </w:r>
-      <w:r>
-        <w:rPr>
-          <w:b/>
-          <w:lang w:val="fr-FR" w:eastAsia="en-ZA"/>
-        </w:rPr>
-        <w:t xml:space="preserve"> </w:t>
-      </w:r>
-      <w:r>
-        <w:rPr>
-          <w:rFonts w:ascii="Times New Roman" w:eastAsia="Times New Roman" w:hAnsi="Times New Roman" w:cs="Times New Roman"/>
-          <w:b/>
-          <w:lang w:val="fr-FR" w:eastAsia="en-ZA"/>
-        </w:rPr>
-        <w:t>c</w:t>
-      </w:r>
-      <w:r>
-        <w:rPr>
-          <w:rFonts w:ascii="Times New Roman" w:eastAsia="Times New Roman" w:hAnsi="Times New Roman" w:cs="Times New Roman"/>
-          <w:b/>
-          <w:lang w:val="fr-FR" w:eastAsia="en-ZA"/>
-        </w:rPr>
-        <w:t xml:space="preserve">ommune de </w:t>
-      </w:r>
-      <w:r>
-        <w:rPr>
-          <w:rFonts w:ascii="Times New Roman" w:eastAsia="Times New Roman" w:hAnsi="Times New Roman" w:cs="Times New Roman"/>
-          <w:b/>
-          <w:lang w:val="fr-FR" w:eastAsia="en-ZA"/>
-        </w:rPr>
-        <w:t>N</w:t>
-      </w:r>
-      <w:r>
-        <w:rPr>
-          <w:rFonts w:ascii="Times New Roman" w:eastAsia="Times New Roman" w:hAnsi="Times New Roman" w:cs="Times New Roman"/>
-          <w:b/>
-          <w:lang w:val="fr-FR" w:eastAsia="en-ZA"/>
-        </w:rPr>
-        <w:t>galiema</w:t>
-      </w:r>
-      <w:r>
-        <w:rPr>
-          <w:rFonts w:ascii="Times New Roman" w:hAnsi="Times New Roman" w:cs="Times New Roman"/>
-          <w:color w:val="auto"/>
-          <w:lang w:val="fr-FR"/>
-        </w:rPr>
-        <w:t>,</w:t>
-      </w:r>
-      <w:r>
-        <w:rPr>
-          <w:rFonts w:ascii="Times New Roman" w:hAnsi="Times New Roman" w:cs="Times New Roman"/>
-          <w:color w:val="auto"/>
-          <w:lang w:val="fr-FR"/>
-        </w:rPr>
-        <w:t xml:space="preserve"> </w:t>
-      </w:r>
-      <w:r>
-        <w:rPr>
-          <w:rFonts w:ascii="Times New Roman" w:hAnsi="Times New Roman" w:cs="Times New Roman"/>
-          <w:color w:val="auto"/>
+          <w:color w:val="auto"/>
+          <w:lang w:val="fr-FR"/>
+        </w:rPr>
+        <w:t>Patrick KAHASHA MBASHA</w:t>
+      </w:r>
+      <w:r>
+        <w:rPr>
+          <w:rFonts w:ascii="Times New Roman" w:hAnsi="Times New Roman" w:cs="Times New Roman"/>
+          <w:color w:val="auto"/>
+          <w:lang w:val="fr-FR"/>
+        </w:rPr>
+        <w:t xml:space="preserve">, en qualité de Directeur Général, ayant pouvoir </w:t>
+      </w:r>
+      <w:r>
+        <w:rPr>
           <w:lang w:val="fr-FR"/>
         </w:rPr>
         <w:t>à</w:t>
@@ -378,256 +240,13 @@
           <w:color w:val="auto"/>
           <w:lang w:val="fr-FR"/>
         </w:rPr>
-        <w:t xml:space="preserve"> Kinshasa, </w:t>
-      </w:r>
-      <w:r>
-        <w:rPr>
-          <w:rFonts w:ascii="Times New Roman" w:hAnsi="Times New Roman" w:cs="Times New Roman"/>
-          <w:color w:val="auto"/>
-          <w:lang w:val="fr-FR"/>
-        </w:rPr>
-        <w:t>République</w:t>
-      </w:r>
-      <w:r>
-        <w:rPr>
-          <w:rFonts w:ascii="Times New Roman" w:hAnsi="Times New Roman" w:cs="Times New Roman"/>
-          <w:color w:val="auto"/>
-          <w:lang w:val="fr-FR"/>
-        </w:rPr>
-        <w:t xml:space="preserve"> </w:t>
-      </w:r>
-      <w:r>
-        <w:rPr>
-          <w:rFonts w:ascii="Times New Roman" w:hAnsi="Times New Roman" w:cs="Times New Roman"/>
-          <w:color w:val="auto"/>
-          <w:lang w:val="fr-FR"/>
-        </w:rPr>
-        <w:t>Démocratique</w:t>
-      </w:r>
-      <w:r>
-        <w:rPr>
-          <w:rFonts w:ascii="Times New Roman" w:hAnsi="Times New Roman" w:cs="Times New Roman"/>
-          <w:color w:val="auto"/>
-          <w:lang w:val="fr-FR"/>
-        </w:rPr>
-        <w:t xml:space="preserve"> du Congo, </w:t>
-      </w:r>
-      <w:r>
-        <w:rPr>
-          <w:rFonts w:ascii="Times New Roman" w:hAnsi="Times New Roman" w:cs="Times New Roman"/>
-          <w:color w:val="auto"/>
-          <w:lang w:val="fr-FR"/>
-        </w:rPr>
-        <w:t xml:space="preserve"> </w:t>
-      </w:r>
-      <w:r>
-        <w:rPr>
-          <w:rFonts w:ascii="Times New Roman" w:hAnsi="Times New Roman" w:cs="Times New Roman"/>
-          <w:color w:val="auto"/>
-          <w:lang w:val="fr-FR"/>
-        </w:rPr>
-        <w:t>I</w:t>
-      </w:r>
-      <w:r>
-        <w:rPr>
-          <w:rFonts w:ascii="Times New Roman" w:hAnsi="Times New Roman" w:cs="Times New Roman"/>
-          <w:color w:val="auto"/>
-          <w:lang w:val="fr-FR"/>
-        </w:rPr>
-        <w:t xml:space="preserve">mmatriculée au Registre de Commerce </w:t>
-      </w:r>
-      <w:r>
-        <w:rPr>
-          <w:rFonts w:ascii="Times New Roman" w:hAnsi="Times New Roman" w:cs="Times New Roman"/>
-          <w:color w:val="auto"/>
-          <w:lang w:val="fr-FR"/>
-        </w:rPr>
-        <w:t xml:space="preserve">et de Credit Mobilier (RCCM) </w:t>
-      </w:r>
-      <w:r>
-        <w:rPr>
-          <w:rFonts w:ascii="Times New Roman" w:hAnsi="Times New Roman" w:cs="Times New Roman"/>
-          <w:color w:val="auto"/>
-          <w:lang w:val="fr-FR"/>
-        </w:rPr>
-        <w:t>sous le numéro</w:t>
-      </w:r>
-      <w:r>
-        <w:rPr>
-          <w:rFonts w:ascii="Times New Roman" w:hAnsi="Times New Roman" w:cs="Times New Roman"/>
-          <w:color w:val="auto"/>
-          <w:lang w:val="fr-FR"/>
-        </w:rPr>
-        <w:t xml:space="preserve"> </w:t>
-      </w:r>
-      <w:r>
-        <w:rPr>
-          <w:rFonts w:ascii="Times New Roman" w:eastAsia="Times New Roman" w:hAnsi="Times New Roman" w:cs="Times New Roman"/>
-          <w:b/>
-          <w:bCs/>
-          <w:color w:val="auto"/>
-          <w:lang w:val="fr-FR" w:eastAsia="en-ZA"/>
-        </w:rPr>
-        <w:t>14-B-01677</w:t>
-      </w:r>
-      <w:r>
-        <w:rPr>
-          <w:rFonts w:ascii="Times New Roman" w:hAnsi="Times New Roman" w:cs="Times New Roman"/>
-          <w:color w:val="auto"/>
-          <w:lang w:val="fr-FR"/>
-        </w:rPr>
-        <w:t xml:space="preserve">, dont le </w:t>
-      </w:r>
-      <w:r>
-        <w:rPr>
-          <w:rFonts w:ascii="Times New Roman" w:hAnsi="Times New Roman" w:cs="Times New Roman"/>
-          <w:color w:val="auto"/>
-          <w:lang w:val="fr-FR"/>
-        </w:rPr>
-        <w:t>numéro</w:t>
-      </w:r>
-      <w:r>
-        <w:rPr>
-          <w:rFonts w:ascii="Times New Roman" w:hAnsi="Times New Roman" w:cs="Times New Roman"/>
-          <w:color w:val="auto"/>
-          <w:lang w:val="fr-FR"/>
-        </w:rPr>
-        <w:t xml:space="preserve"> d</w:t>
-      </w:r>
-      <w:r>
-        <w:rPr>
-          <w:rFonts w:ascii="Times New Roman" w:hAnsi="Times New Roman" w:cs="Times New Roman"/>
-          <w:color w:val="auto"/>
-          <w:lang w:val="fr-FR"/>
-        </w:rPr>
-        <w:t xml:space="preserve">’ Identification Nationale est </w:t>
-      </w:r>
-      <w:r>
-        <w:rPr>
-          <w:rFonts w:ascii="Times New Roman" w:eastAsia="Times New Roman" w:hAnsi="Times New Roman" w:cs="Times New Roman"/>
-          <w:b/>
-          <w:bCs/>
-          <w:color w:val="auto"/>
-          <w:lang w:val="fr-FR" w:eastAsia="en-ZA"/>
-        </w:rPr>
-        <w:t>01-C2301-N79031 Q</w:t>
-      </w:r>
-      <w:r>
-        <w:rPr>
-          <w:rFonts w:ascii="Times New Roman" w:hAnsi="Times New Roman" w:cs="Times New Roman"/>
-          <w:color w:val="auto"/>
-          <w:lang w:val="fr-FR"/>
-        </w:rPr>
-        <w:t xml:space="preserve"> et le </w:t>
-      </w:r>
-      <w:r>
-        <w:rPr>
-          <w:rFonts w:ascii="Times New Roman" w:hAnsi="Times New Roman" w:cs="Times New Roman"/>
-          <w:color w:val="auto"/>
-          <w:lang w:val="fr-FR"/>
-        </w:rPr>
-        <w:t>numéro</w:t>
-      </w:r>
-      <w:r>
-        <w:rPr>
-          <w:rFonts w:ascii="Times New Roman" w:hAnsi="Times New Roman" w:cs="Times New Roman"/>
-          <w:color w:val="auto"/>
-          <w:lang w:val="fr-FR"/>
-        </w:rPr>
-        <w:t xml:space="preserve"> d’</w:t>
-      </w:r>
-      <w:r>
-        <w:rPr>
-          <w:rFonts w:ascii="Times New Roman" w:hAnsi="Times New Roman" w:cs="Times New Roman"/>
-          <w:color w:val="auto"/>
-          <w:lang w:val="fr-FR"/>
-        </w:rPr>
-        <w:t>impôt</w:t>
-      </w:r>
-      <w:r>
-        <w:rPr>
-          <w:rFonts w:ascii="Times New Roman" w:hAnsi="Times New Roman" w:cs="Times New Roman"/>
-          <w:color w:val="auto"/>
-          <w:lang w:val="fr-FR"/>
-        </w:rPr>
-        <w:t xml:space="preserve"> A1402387L,</w:t>
-      </w:r>
-      <w:r>
-        <w:rPr>
-          <w:rFonts w:ascii="Times New Roman" w:hAnsi="Times New Roman" w:cs="Times New Roman"/>
-          <w:color w:val="auto"/>
-          <w:lang w:val="fr-FR"/>
-        </w:rPr>
-        <w:t xml:space="preserve"> a</w:t>
-      </w:r>
-      <w:r>
-        <w:rPr>
-          <w:rFonts w:ascii="Times New Roman" w:hAnsi="Times New Roman" w:cs="Times New Roman"/>
-          <w:color w:val="auto"/>
-          <w:lang w:val="fr-FR"/>
-        </w:rPr>
-        <w:t xml:space="preserve">ffiliée à la CNSS sous le N° 1003780600, représentée par </w:t>
-      </w:r>
-      <w:r>
-        <w:rPr>
-          <w:rFonts w:ascii="Times New Roman" w:hAnsi="Times New Roman" w:cs="Times New Roman"/>
-          <w:b/>
-          <w:bCs/>
-          <w:color w:val="auto"/>
-          <w:lang w:val="fr-FR"/>
-        </w:rPr>
-        <w:t>Monsieur Patrick K</w:t>
-      </w:r>
-      <w:r>
-        <w:rPr>
-          <w:rFonts w:ascii="Times New Roman" w:hAnsi="Times New Roman" w:cs="Times New Roman"/>
-          <w:b/>
-          <w:bCs/>
-          <w:color w:val="auto"/>
-          <w:lang w:val="fr-FR"/>
-        </w:rPr>
-        <w:t>AHASHA MBASHA</w:t>
-      </w:r>
-      <w:r>
-        <w:rPr>
-          <w:rFonts w:ascii="Times New Roman" w:hAnsi="Times New Roman" w:cs="Times New Roman"/>
-          <w:color w:val="auto"/>
-          <w:lang w:val="fr-FR"/>
-        </w:rPr>
-        <w:t xml:space="preserve">, en qualité de </w:t>
-      </w:r>
-      <w:r>
-        <w:rPr>
-          <w:rFonts w:ascii="Times New Roman" w:hAnsi="Times New Roman" w:cs="Times New Roman"/>
-          <w:b/>
-          <w:color w:val="auto"/>
-          <w:lang w:val="fr-FR"/>
-        </w:rPr>
-        <w:t>Directeur Général</w:t>
-      </w:r>
-      <w:r>
-        <w:rPr>
-          <w:rFonts w:ascii="Times New Roman" w:hAnsi="Times New Roman" w:cs="Times New Roman"/>
-          <w:color w:val="auto"/>
-          <w:lang w:val="fr-FR"/>
-        </w:rPr>
-        <w:t xml:space="preserve">, </w:t>
-      </w:r>
-      <w:r>
-        <w:rPr>
-          <w:rFonts w:ascii="Times New Roman" w:hAnsi="Times New Roman" w:cs="Times New Roman"/>
-          <w:color w:val="auto"/>
-          <w:lang w:val="fr-FR"/>
-        </w:rPr>
-        <w:t xml:space="preserve">ayant pouvoir a l’effet des </w:t>
-      </w:r>
-      <w:r>
-        <w:rPr>
-          <w:rFonts w:ascii="Times New Roman" w:hAnsi="Times New Roman" w:cs="Times New Roman"/>
-          <w:color w:val="auto"/>
-          <w:lang w:val="fr-FR"/>
-        </w:rPr>
-        <w:t>présentes</w:t>
+        <w:t xml:space="preserve"> l’effet des présentes</w:t>
+      </w:r>
+      <w:r>
+        <w:rPr>
+          <w:lang w:val="fr-FR"/>
+        </w:rPr>
+        <w:t>.</w:t>
       </w:r>
     </w:p>
     <w:p>
@@ -743,44 +362,25 @@
         <w:rPr>
           <w:lang w:val="fr-FR"/>
         </w:rPr>
-        <w:t>M</w:t>
-      </w:r>
-      <w:r>
-        <w:rPr>
-          <w:lang w:val="fr-FR"/>
-        </w:rPr>
-        <w:t>onsieur</w:t>
-      </w:r>
-      <w:r>
-        <w:rPr>
-          <w:lang w:val="fr-FR"/>
-        </w:rPr>
-        <w:t>/</w:t>
-      </w:r>
-      <w:r>
-        <w:rPr>
-          <w:strike/>
-          <w:lang w:val="fr-FR"/>
-        </w:rPr>
-        <w:t>Madame</w:t>
-      </w:r>
-      <w:r>
-        <w:rPr>
-          <w:lang w:val="fr-FR"/>
-        </w:rPr>
-        <w:t> </w:t>
-      </w:r>
-      <w:r>
-        <w:rPr>
-          <w:lang w:val="fr-FR"/>
-        </w:rPr>
-        <w:t xml:space="preserve">: </w:t>
-      </w:r>
-      <w:r>
-        <w:rPr>
-          <w:lang w:val="fr-FR"/>
-        </w:rPr>
-        <w:t>MASSADI</w:t>
+        <w:t xml:space="preserve">Madame : </w:t>
+      </w:r>
+      <w:r>
+        <w:rPr>
+          <w:lang w:val="fr-FR"/>
+        </w:rPr>
+        <w:tab/>
+      </w:r>
+      <w:r>
+        <w:rPr>
+          <w:lang w:val="fr-FR"/>
+        </w:rPr>
+        <w:tab/>
+      </w:r>
+      <w:r>
+        <w:rPr>
+          <w:lang w:val="fr-FR"/>
+        </w:rPr>
+        <w:t>GLODY ELONGO</w:t>
       </w:r>
       <w:r>
         <w:rPr>
@@ -792,7 +392,7 @@
         <w:rPr>
           <w:lang w:val="fr-FR"/>
         </w:rPr>
-        <w:t>Gedeon</w:t>
+        <w:t>BENGESHA</w:t>
       </w:r>
     </w:p>
     <w:p>
@@ -925,39 +525,7 @@
           <w:color w:val="auto"/>
           <w:lang w:val="fr-FR"/>
         </w:rPr>
-        <w:t>04</w:t>
-      </w:r>
-      <w:r>
-        <w:rPr>
-          <w:rFonts w:ascii="Times New Roman" w:hAnsi="Times New Roman" w:cs="Times New Roman"/>
-          <w:color w:val="auto"/>
-          <w:lang w:val="fr-FR"/>
-        </w:rPr>
-        <w:t xml:space="preserve"> </w:t>
-      </w:r>
-      <w:r>
-        <w:rPr>
-          <w:rFonts w:ascii="Times New Roman" w:hAnsi="Times New Roman" w:cs="Times New Roman"/>
-          <w:color w:val="auto"/>
-          <w:lang w:val="fr-FR"/>
-        </w:rPr>
-        <w:t>février</w:t>
-      </w:r>
-      <w:r>
-        <w:rPr>
-          <w:rFonts w:ascii="Times New Roman" w:hAnsi="Times New Roman" w:cs="Times New Roman"/>
-          <w:color w:val="auto"/>
-          <w:lang w:val="fr-FR"/>
-        </w:rPr>
-        <w:t xml:space="preserve"> </w:t>
-      </w:r>
-      <w:r>
-        <w:rPr>
-          <w:rFonts w:ascii="Times New Roman" w:hAnsi="Times New Roman" w:cs="Times New Roman"/>
-          <w:color w:val="auto"/>
-          <w:lang w:val="fr-FR"/>
-        </w:rPr>
-        <w:t>1994</w:t>
+        <w:t>23 juillet 1991</w:t>
       </w:r>
     </w:p>
     <w:p>
@@ -978,7 +546,7 @@
         <w:rPr>
           <w:rFonts w:ascii="Times New Roman" w:hAnsi="Times New Roman" w:cs="Times New Roman"/>
           <w:color w:val="auto"/>
-          <w:lang w:val="en-US"/>
+          <w:lang w:val="fr-FR"/>
         </w:rPr>
       </w:pPr>
       <w:r>
@@ -1011,7 +579,7 @@
           <w:color w:val="auto"/>
           <w:lang w:val="fr-FR"/>
         </w:rPr>
-        <w:t>Marié</w:t>
+        <w:t>Mariée</w:t>
       </w:r>
     </w:p>
     <w:p>
@@ -1021,7 +589,46 @@
         <w:rPr>
           <w:rFonts w:ascii="Times New Roman" w:hAnsi="Times New Roman" w:cs="Times New Roman"/>
           <w:color w:val="auto"/>
-          <w:lang w:val="en-US"/>
+          <w:lang w:val="fr-FR"/>
+        </w:rPr>
+      </w:pPr>
+    </w:p>
+    <w:p>
+      <w:pPr>
+        <w:pStyle w:val="Default"/>
+        <w:rPr>
+          <w:kern w:val="2"/>
+          <w:lang w:val="fr-FR" w:eastAsia="fr-FR"/>
+          <w14:ligatures w14:val="standardContextual"/>
+        </w:rPr>
+      </w:pPr>
+      <w:r>
+        <w:rPr>
+          <w:lang w:val="fr-FR"/>
+        </w:rPr>
+        <w:t xml:space="preserve">Adresse :          </w:t>
+      </w:r>
+      <w:r>
+        <w:rPr>
+          <w:lang w:val="fr-FR"/>
+        </w:rPr>
+        <w:tab/>
+      </w:r>
+      <w:r>
+        <w:rPr>
+          <w:lang w:val="fr-FR"/>
+        </w:rPr>
+        <w:t>Avenue NGOMBI 42/16, Q/KINSUKA PÊCHEUR C/NGALIEMA</w:t>
+      </w:r>
+    </w:p>
+    <w:p>
+      <w:pPr>
+        <w:pStyle w:val="Default"/>
+        <w:spacing w:line="288" w:lineRule="auto"/>
+        <w:rPr>
+          <w:rFonts w:ascii="Times New Roman" w:hAnsi="Times New Roman" w:cs="Times New Roman"/>
+          <w:color w:val="auto"/>
+          <w:lang w:val="fr-FR"/>
         </w:rPr>
       </w:pPr>
     </w:p>
@@ -1035,124 +642,19 @@
       </w:pPr>
       <w:r>
         <w:rPr>
-          <w:lang w:val="fr-FR"/>
-        </w:rPr>
-        <w:t xml:space="preserve">Adresse : </w:t>
-      </w:r>
-      <w:r>
-        <w:rPr>
+          <w:rFonts w:ascii="Times New Roman" w:hAnsi="Times New Roman" w:cs="Times New Roman"/>
+          <w:color w:val="auto"/>
+          <w:lang w:val="fr-FR"/>
+        </w:rPr>
+        <w:t xml:space="preserve">Téléphone :     </w:t>
+      </w:r>
+      <w:r>
+        <w:rPr>
+          <w:rFonts w:ascii="Times New Roman" w:hAnsi="Times New Roman" w:cs="Times New Roman"/>
+          <w:color w:val="auto"/>
           <w:lang w:val="fr-FR"/>
         </w:rPr>
         <w:tab/>
-        <w:t xml:space="preserve">              </w:t>
-      </w:r>
-      <w:r>
-        <w:rPr>
-          <w:lang w:val="fr-FR" w:eastAsia="en-ZA"/>
-        </w:rPr>
-        <w:t xml:space="preserve"> </w:t>
-      </w:r>
-      <w:r>
-        <w:rPr>
-          <w:lang w:val="fr-FR" w:eastAsia="en-ZA"/>
-        </w:rPr>
-        <w:t>67</w:t>
-      </w:r>
-      <w:r>
-        <w:rPr>
-          <w:lang w:val="fr-FR" w:eastAsia="en-ZA"/>
-        </w:rPr>
-        <w:t>,</w:t>
-      </w:r>
-      <w:r>
-        <w:rPr>
-          <w:lang w:val="fr-FR" w:eastAsia="en-ZA"/>
-        </w:rPr>
-        <w:t xml:space="preserve"> </w:t>
-      </w:r>
-      <w:r>
-        <w:rPr>
-          <w:lang w:val="fr-FR" w:eastAsia="en-ZA"/>
-        </w:rPr>
-        <w:t xml:space="preserve">av </w:t>
-      </w:r>
-      <w:r>
-        <w:rPr>
-          <w:lang w:val="fr-FR" w:eastAsia="en-ZA"/>
-        </w:rPr>
-        <w:t>Matadi</w:t>
-      </w:r>
-      <w:r>
-        <w:rPr>
-          <w:lang w:val="fr-FR" w:eastAsia="en-ZA"/>
-        </w:rPr>
-        <w:t>, Q/</w:t>
-      </w:r>
-      <w:proofErr w:type="spellStart"/>
-      <w:r>
-        <w:rPr>
-          <w:lang w:val="fr-FR" w:eastAsia="en-ZA"/>
-        </w:rPr>
-        <w:t>Kilimani</w:t>
-      </w:r>
-      <w:proofErr w:type="spellEnd"/>
-      <w:r>
-        <w:rPr>
-          <w:lang w:val="fr-FR" w:eastAsia="en-ZA"/>
-        </w:rPr>
-        <w:t>,</w:t>
-      </w:r>
-      <w:r>
-        <w:rPr>
-          <w:rFonts w:ascii="Times New Roman" w:hAnsi="Times New Roman" w:cs="Times New Roman"/>
-          <w:color w:val="auto"/>
-          <w:lang w:val="fr-FR"/>
-        </w:rPr>
-        <w:t xml:space="preserve"> C/ </w:t>
-      </w:r>
-      <w:r>
-        <w:rPr>
-          <w:rFonts w:ascii="Times New Roman" w:hAnsi="Times New Roman" w:cs="Times New Roman"/>
-          <w:color w:val="auto"/>
-          <w:lang w:val="fr-FR"/>
-        </w:rPr>
-        <w:t>Kintambo</w:t>
-      </w:r>
-      <w:r>
-        <w:rPr>
-          <w:rFonts w:ascii="Times New Roman" w:hAnsi="Times New Roman" w:cs="Times New Roman"/>
-          <w:color w:val="auto"/>
-          <w:lang w:val="fr-FR"/>
-        </w:rPr>
-        <w:t>- Kinshasa</w:t>
-      </w:r>
-    </w:p>
-    <w:p>
-      <w:pPr>
-        <w:pStyle w:val="Default"/>
-        <w:spacing w:line="288" w:lineRule="auto"/>
-        <w:rPr>
-          <w:rFonts w:ascii="Times New Roman" w:hAnsi="Times New Roman" w:cs="Times New Roman"/>
-          <w:color w:val="auto"/>
-          <w:lang w:val="fr-FR"/>
-        </w:rPr>
-      </w:pPr>
-    </w:p>
-    <w:p>
-      <w:pPr>
-        <w:pStyle w:val="Default"/>
-        <w:rPr>
-          <w:rFonts w:ascii="Times New Roman" w:eastAsia="Times New Roman" w:hAnsi="Times New Roman" w:cs="Times New Roman"/>
-          <w:lang w:val="fr-FR" w:eastAsia="en-ZA"/>
-        </w:rPr>
-      </w:pPr>
-      <w:r>
-        <w:rPr>
-          <w:rFonts w:ascii="Times New Roman" w:hAnsi="Times New Roman" w:cs="Times New Roman"/>
-          <w:color w:val="auto"/>
-          <w:lang w:val="fr-FR"/>
-        </w:rPr>
-        <w:t xml:space="preserve">Téléphone :     </w:t>
       </w:r>
       <w:r>
         <w:rPr>
@@ -1161,21 +663,6 @@
           <w:lang w:val="fr-FR"/>
         </w:rPr>
         <w:tab/>
-      </w:r>
-      <w:r>
-        <w:rPr>
-          <w:rFonts w:ascii="Times New Roman" w:hAnsi="Times New Roman" w:cs="Times New Roman"/>
-          <w:color w:val="auto"/>
-          <w:lang w:val="fr-FR"/>
-        </w:rPr>
-        <w:tab/>
-      </w:r>
-      <w:r>
-        <w:rPr>
-          <w:rFonts w:ascii="Times New Roman" w:eastAsia="Times New Roman" w:hAnsi="Times New Roman" w:cs="Times New Roman"/>
-          <w:lang w:val="fr-FR" w:eastAsia="en-ZA"/>
-        </w:rPr>
-        <w:t xml:space="preserve"> </w:t>
       </w:r>
       <w:r>
         <w:rPr>
@@ -1184,25 +671,7 @@
           <w:szCs w:val="26"/>
           <w:lang w:val="fr-FR" w:eastAsia="en-ZA"/>
         </w:rPr>
-        <w:t xml:space="preserve">+243 </w:t>
-      </w:r>
-      <w:r>
-        <w:rPr>
-          <w:rFonts w:ascii="Times New Roman" w:eastAsia="Times New Roman" w:hAnsi="Times New Roman" w:cs="Times New Roman"/>
-          <w:sz w:val="26"/>
-          <w:szCs w:val="26"/>
-          <w:lang w:val="fr-FR" w:eastAsia="en-ZA"/>
-        </w:rPr>
-        <w:t>8</w:t>
-      </w:r>
-      <w:r>
-        <w:rPr>
-          <w:rFonts w:ascii="Times New Roman" w:eastAsia="Times New Roman" w:hAnsi="Times New Roman" w:cs="Times New Roman"/>
-          <w:sz w:val="26"/>
-          <w:szCs w:val="26"/>
-          <w:lang w:val="fr-FR" w:eastAsia="en-ZA"/>
-        </w:rPr>
-        <w:t>1 451 10 83</w:t>
+        <w:t>+243 970 762 769</w:t>
       </w:r>
     </w:p>
     <w:p>
@@ -1244,58 +713,42 @@
       <w:pPr>
         <w:pStyle w:val="Default"/>
         <w:rPr>
-          <w:rFonts w:ascii="Times New Roman" w:eastAsia="Times New Roman" w:hAnsi="Times New Roman" w:cs="Times New Roman"/>
-          <w:lang w:val="fr-FR" w:eastAsia="en-ZA"/>
+          <w:kern w:val="2"/>
+          <w:lang w:val="fr-FR" w:eastAsia="fr-FR"/>
+          <w14:ligatures w14:val="standardContextual"/>
         </w:rPr>
       </w:pPr>
       <w:proofErr w:type="gramStart"/>
       <w:r>
         <w:rPr>
-          <w:rFonts w:ascii="Times New Roman" w:hAnsi="Times New Roman" w:cs="Times New Roman"/>
-          <w:color w:val="auto"/>
-          <w:lang w:val="fr-FR"/>
-        </w:rPr>
-        <w:t>Email</w:t>
+          <w:lang w:val="fr-FR"/>
+        </w:rPr>
+        <w:t>E-mail</w:t>
       </w:r>
       <w:proofErr w:type="gramEnd"/>
       <w:r>
         <w:rPr>
-          <w:rFonts w:ascii="Times New Roman" w:hAnsi="Times New Roman" w:cs="Times New Roman"/>
-          <w:color w:val="auto"/>
-          <w:lang w:val="fr-FR"/>
-        </w:rPr>
-        <w:t xml:space="preserve"> </w:t>
-      </w:r>
-      <w:r>
-        <w:rPr>
-          <w:rFonts w:ascii="Times New Roman" w:hAnsi="Times New Roman" w:cs="Times New Roman"/>
-          <w:color w:val="auto"/>
+          <w:lang w:val="fr-FR"/>
+        </w:rPr>
+        <w:t xml:space="preserve"> :            </w:t>
+      </w:r>
+      <w:r>
+        <w:rPr>
           <w:lang w:val="fr-FR"/>
         </w:rPr>
         <w:tab/>
       </w:r>
       <w:r>
         <w:rPr>
-          <w:rFonts w:ascii="Times New Roman" w:hAnsi="Times New Roman" w:cs="Times New Roman"/>
-          <w:color w:val="auto"/>
           <w:lang w:val="fr-FR"/>
         </w:rPr>
         <w:tab/>
-        <w:t xml:space="preserve">: </w:t>
-      </w:r>
-      <w:r>
-        <w:rPr>
-          <w:rFonts w:ascii="Times New Roman" w:hAnsi="Times New Roman" w:cs="Times New Roman"/>
-          <w:color w:val="auto"/>
-          <w:lang w:val="fr-FR"/>
-        </w:rPr>
-        <w:t xml:space="preserve">           </w:t>
-      </w:r>
-      <w:r>
-        <w:rPr>
-          <w:lang w:val="fr-FR"/>
-        </w:rPr>
-        <w:t>gedeonmass44@gmail.com</w:t>
+      </w:r>
+      <w:r>
+        <w:rPr>
+          <w:lang w:val="fr-FR"/>
+        </w:rPr>
+        <w:t>glodyelongo@gmail.com</w:t>
       </w:r>
     </w:p>
     <w:p>
@@ -1313,58 +766,28 @@
       <w:pPr>
         <w:pStyle w:val="Default"/>
         <w:rPr>
-          <w:rFonts w:ascii="Times New Roman" w:eastAsia="Times New Roman" w:hAnsi="Times New Roman" w:cs="Times New Roman"/>
-          <w:lang w:val="fr-FR" w:eastAsia="en-ZA"/>
-        </w:rPr>
-      </w:pPr>
-      <w:r>
-        <w:rPr>
-          <w:rFonts w:ascii="Times New Roman" w:hAnsi="Times New Roman" w:cs="Times New Roman"/>
-          <w:color w:val="auto"/>
-          <w:lang w:val="fr-FR"/>
-        </w:rPr>
-        <w:t>N°</w:t>
-      </w:r>
-      <w:r>
-        <w:rPr>
-          <w:rFonts w:ascii="Times New Roman" w:hAnsi="Times New Roman" w:cs="Times New Roman"/>
-          <w:color w:val="auto"/>
-          <w:lang w:val="fr-FR"/>
-        </w:rPr>
-        <w:t>C</w:t>
-      </w:r>
-      <w:r>
-        <w:rPr>
-          <w:rFonts w:ascii="Times New Roman" w:hAnsi="Times New Roman" w:cs="Times New Roman"/>
-          <w:color w:val="auto"/>
-          <w:lang w:val="fr-FR"/>
-        </w:rPr>
-        <w:t xml:space="preserve">NSS </w:t>
-      </w:r>
-      <w:r>
-        <w:rPr>
-          <w:rFonts w:ascii="Times New Roman" w:hAnsi="Times New Roman" w:cs="Times New Roman"/>
-          <w:color w:val="auto"/>
+          <w:kern w:val="2"/>
+          <w:lang w:val="fr-FR" w:eastAsia="fr-FR"/>
+          <w14:ligatures w14:val="standardContextual"/>
+        </w:rPr>
+      </w:pPr>
+      <w:r>
+        <w:rPr>
+          <w:lang w:val="fr-FR"/>
+        </w:rPr>
+        <w:t>N° CNSS :          </w:t>
+      </w:r>
+      <w:r>
+        <w:rPr>
           <w:lang w:val="fr-FR"/>
         </w:rPr>
         <w:tab/>
-        <w:t xml:space="preserve">: </w:t>
-      </w:r>
-      <w:r>
-        <w:rPr>
-          <w:rFonts w:ascii="Times New Roman" w:hAnsi="Times New Roman" w:cs="Times New Roman"/>
-          <w:color w:val="auto"/>
-          <w:lang w:val="fr-FR"/>
-        </w:rPr>
-        <w:tab/>
-      </w:r>
-      <w:r>
-        <w:rPr>
-          <w:rFonts w:ascii="Times New Roman" w:hAnsi="Times New Roman" w:cs="Times New Roman"/>
-          <w:color w:val="auto"/>
-          <w:lang w:val="fr-FR"/>
-        </w:rPr>
-        <w:t>11994769200I</w:t>
+      </w:r>
+      <w:r>
+        <w:rPr>
+          <w:lang w:val="fr-FR"/>
+        </w:rPr>
+        <w:t xml:space="preserve"> —</w:t>
       </w:r>
     </w:p>
     <w:p>
@@ -1437,21 +860,14 @@
           <w:color w:val="auto"/>
           <w:lang w:val="fr-FR"/>
         </w:rPr>
-        <w:t>NN300</w:t>
-      </w:r>
-      <w:r>
-        <w:rPr>
-          <w:rFonts w:ascii="Times New Roman" w:hAnsi="Times New Roman" w:cs="Times New Roman"/>
-          <w:color w:val="auto"/>
-          <w:lang w:val="fr-FR"/>
-        </w:rPr>
-        <w:t>20326449</w:t>
+        <w:t>OP1684663</w:t>
       </w:r>
     </w:p>
     <w:p>
       <w:pPr>
         <w:pStyle w:val="Default"/>
         <w:spacing w:line="288" w:lineRule="auto"/>
+        <w:jc w:val="both"/>
         <w:rPr>
           <w:rFonts w:ascii="Times New Roman" w:hAnsi="Times New Roman" w:cs="Times New Roman"/>
           <w:color w:val="auto"/>
@@ -1463,6 +879,7 @@
       <w:pPr>
         <w:pStyle w:val="Default"/>
         <w:spacing w:line="312" w:lineRule="auto"/>
+        <w:jc w:val="both"/>
         <w:rPr>
           <w:lang w:val="fr-FR"/>
         </w:rPr>
@@ -1507,6 +924,7 @@
     <w:p>
       <w:pPr>
         <w:spacing w:line="312" w:lineRule="auto"/>
+        <w:jc w:val="both"/>
         <w:rPr>
           <w:sz w:val="24"/>
         </w:rPr>
@@ -1516,6 +934,7 @@
       <w:pPr>
         <w:pStyle w:val="Default"/>
         <w:spacing w:line="312" w:lineRule="auto"/>
+        <w:jc w:val="both"/>
         <w:rPr>
           <w:rFonts w:ascii="Times New Roman" w:hAnsi="Times New Roman" w:cs="Times New Roman"/>
           <w:color w:val="auto"/>
@@ -1560,13 +979,14 @@
           <w:color w:val="auto"/>
           <w:lang w:val="fr-FR"/>
         </w:rPr>
-        <w:t>Rebecca</w:t>
+        <w:t>ERICK</w:t>
       </w:r>
     </w:p>
     <w:p>
       <w:pPr>
         <w:pStyle w:val="Default"/>
         <w:spacing w:line="312" w:lineRule="auto"/>
+        <w:jc w:val="both"/>
         <w:rPr>
           <w:rFonts w:ascii="Times New Roman" w:hAnsi="Times New Roman" w:cs="Times New Roman"/>
           <w:color w:val="auto"/>
@@ -1611,53 +1031,31 @@
           <w:color w:val="auto"/>
           <w:lang w:val="fr-FR"/>
         </w:rPr>
-        <w:t>Maboso</w:t>
+        <w:t>MPEZO</w:t>
       </w:r>
     </w:p>
     <w:p>
       <w:pPr>
         <w:pStyle w:val="Default"/>
         <w:spacing w:line="312" w:lineRule="auto"/>
-        <w:rPr>
-          <w:lang w:val="fr-FR"/>
-        </w:rPr>
-      </w:pPr>
-      <w:r>
-        <w:rPr>
-          <w:rFonts w:ascii="Times New Roman" w:hAnsi="Times New Roman" w:cs="Times New Roman"/>
-          <w:color w:val="auto"/>
-          <w:lang w:val="fr-FR"/>
-        </w:rPr>
-        <w:t>Post-nom Conjoint</w:t>
-      </w:r>
-      <w:r>
-        <w:rPr>
-          <w:rFonts w:ascii="Times New Roman" w:hAnsi="Times New Roman" w:cs="Times New Roman"/>
-          <w:color w:val="auto"/>
-          <w:lang w:val="fr-FR"/>
-        </w:rPr>
-        <w:t xml:space="preserve"> </w:t>
-      </w:r>
-      <w:r>
-        <w:rPr>
-          <w:lang w:val="fr-FR"/>
-        </w:rPr>
-        <w:t>:</w:t>
-      </w:r>
-      <w:r>
-        <w:rPr>
-          <w:lang w:val="fr-FR"/>
-        </w:rPr>
-        <w:tab/>
-      </w:r>
-      <w:proofErr w:type="spellStart"/>
-      <w:r>
-        <w:rPr>
-          <w:lang w:val="fr-FR"/>
-        </w:rPr>
-        <w:t>Mombando</w:t>
-      </w:r>
-      <w:proofErr w:type="spellEnd"/>
+        <w:jc w:val="both"/>
+        <w:rPr>
+          <w:kern w:val="2"/>
+          <w:lang w:val="fr-FR" w:eastAsia="fr-FR"/>
+          <w14:ligatures w14:val="standardContextual"/>
+        </w:rPr>
+      </w:pPr>
+      <w:r>
+        <w:t xml:space="preserve">Post-nom du </w:t>
+      </w:r>
+      <w:proofErr w:type="gramStart"/>
+      <w:r>
+        <w:t>Conjoint :</w:t>
+      </w:r>
+      <w:proofErr w:type="gramEnd"/>
+      <w:r>
+        <w:t>    FUENDE</w:t>
+      </w:r>
     </w:p>
     <w:p>
       <w:pPr>
@@ -1697,6 +1095,7 @@
             <w:pPr>
               <w:pStyle w:val="Default"/>
               <w:spacing w:line="312" w:lineRule="auto"/>
+              <w:jc w:val="both"/>
               <w:rPr>
                 <w:rFonts w:ascii="Times New Roman" w:hAnsi="Times New Roman" w:cs="Times New Roman"/>
                 <w:color w:val="auto"/>
@@ -1721,6 +1120,7 @@
             <w:pPr>
               <w:pStyle w:val="Default"/>
               <w:spacing w:line="312" w:lineRule="auto"/>
+              <w:jc w:val="both"/>
               <w:rPr>
                 <w:rFonts w:ascii="Times New Roman" w:hAnsi="Times New Roman" w:cs="Times New Roman"/>
                 <w:color w:val="auto"/>
@@ -1745,6 +1145,7 @@
             <w:pPr>
               <w:pStyle w:val="Default"/>
               <w:spacing w:line="312" w:lineRule="auto"/>
+              <w:jc w:val="both"/>
               <w:rPr>
                 <w:rFonts w:ascii="Times New Roman" w:hAnsi="Times New Roman" w:cs="Times New Roman"/>
                 <w:color w:val="auto"/>
@@ -1769,6 +1170,7 @@
             <w:pPr>
               <w:pStyle w:val="Default"/>
               <w:spacing w:line="312" w:lineRule="auto"/>
+              <w:jc w:val="both"/>
               <w:rPr>
                 <w:rFonts w:ascii="Times New Roman" w:hAnsi="Times New Roman" w:cs="Times New Roman"/>
                 <w:color w:val="auto"/>
@@ -1793,6 +1195,7 @@
             <w:pPr>
               <w:pStyle w:val="Default"/>
               <w:spacing w:line="312" w:lineRule="auto"/>
+              <w:jc w:val="both"/>
               <w:rPr>
                 <w:rFonts w:ascii="Times New Roman" w:hAnsi="Times New Roman" w:cs="Times New Roman"/>
                 <w:color w:val="auto"/>
@@ -1840,14 +1243,37 @@
               <w:spacing w:line="312" w:lineRule="auto"/>
               <w:jc w:val="both"/>
               <w:rPr>
-                <w:sz w:val="24"/>
+                <w:sz w:val="22"/>
+                <w:szCs w:val="22"/>
               </w:rPr>
             </w:pPr>
             <w:r>
               <w:rPr>
-                <w:sz w:val="24"/>
+                <w:sz w:val="22"/>
+                <w:szCs w:val="22"/>
               </w:rPr>
-              <w:t>Bryanna</w:t>
+              <w:t>NOAH</w:t>
+            </w:r>
+            <w:r>
+              <w:rPr>
+                <w:sz w:val="22"/>
+                <w:szCs w:val="22"/>
+              </w:rPr>
+              <w:t>-</w:t>
+            </w:r>
+            <w:r>
+              <w:rPr>
+                <w:sz w:val="22"/>
+                <w:szCs w:val="22"/>
+              </w:rPr>
+              <w:t>GLORI</w:t>
+            </w:r>
+            <w:r>
+              <w:rPr>
+                <w:sz w:val="22"/>
+                <w:szCs w:val="22"/>
+              </w:rPr>
+              <w:t>C</w:t>
             </w:r>
           </w:p>
         </w:tc>
@@ -1860,17 +1286,17 @@
               <w:spacing w:line="312" w:lineRule="auto"/>
               <w:jc w:val="both"/>
               <w:rPr>
-                <w:sz w:val="24"/>
+                <w:sz w:val="22"/>
+                <w:szCs w:val="22"/>
               </w:rPr>
             </w:pPr>
-            <w:proofErr w:type="spellStart"/>
             <w:r>
               <w:rPr>
-                <w:sz w:val="24"/>
+                <w:sz w:val="22"/>
+                <w:szCs w:val="22"/>
               </w:rPr>
-              <w:t>Massadi</w:t>
+              <w:t>MPEZO</w:t>
             </w:r>
-            <w:proofErr w:type="spellEnd"/>
           </w:p>
         </w:tc>
         <w:tc>
@@ -1882,14 +1308,30 @@
               <w:spacing w:line="312" w:lineRule="auto"/>
               <w:jc w:val="both"/>
               <w:rPr>
-                <w:sz w:val="24"/>
+                <w:sz w:val="22"/>
+                <w:szCs w:val="22"/>
               </w:rPr>
             </w:pPr>
             <w:r>
               <w:rPr>
-                <w:sz w:val="24"/>
+                <w:sz w:val="22"/>
+                <w:szCs w:val="22"/>
               </w:rPr>
-              <w:t>Jayne</w:t>
+              <w:t>MA</w:t>
+            </w:r>
+            <w:r>
+              <w:rPr>
+                <w:sz w:val="22"/>
+                <w:szCs w:val="22"/>
+              </w:rPr>
+              <w:t>PE</w:t>
+            </w:r>
+            <w:r>
+              <w:rPr>
+                <w:sz w:val="22"/>
+                <w:szCs w:val="22"/>
+              </w:rPr>
+              <w:t>NDO</w:t>
             </w:r>
           </w:p>
         </w:tc>
@@ -1900,21 +1342,18 @@
           <w:p>
             <w:pPr>
               <w:spacing w:line="312" w:lineRule="auto"/>
+              <w:jc w:val="both"/>
               <w:rPr>
-                <w:sz w:val="24"/>
+                <w:sz w:val="22"/>
+                <w:szCs w:val="22"/>
               </w:rPr>
             </w:pPr>
             <w:r>
               <w:rPr>
-                <w:sz w:val="24"/>
+                <w:sz w:val="22"/>
+                <w:szCs w:val="22"/>
               </w:rPr>
-              <w:t>Kinshasa-</w:t>
-            </w:r>
-            <w:r>
-              <w:rPr>
-                <w:sz w:val="24"/>
-              </w:rPr>
-              <w:t>04/08/2025</w:t>
+              <w:t>Kinshasa-30/06/2019</w:t>
             </w:r>
           </w:p>
         </w:tc>
@@ -1949,10 +1388,25 @@
               <w:spacing w:line="312" w:lineRule="auto"/>
               <w:jc w:val="both"/>
               <w:rPr>
-                <w:sz w:val="24"/>
+                <w:sz w:val="22"/>
+                <w:szCs w:val="22"/>
                 <w:lang w:val="en-ZA"/>
               </w:rPr>
             </w:pPr>
+            <w:r>
+              <w:rPr>
+                <w:sz w:val="22"/>
+                <w:szCs w:val="22"/>
+              </w:rPr>
+              <w:t>ANAIA-</w:t>
+            </w:r>
+            <w:r>
+              <w:rPr>
+                <w:sz w:val="22"/>
+                <w:szCs w:val="22"/>
+              </w:rPr>
+              <w:t>DENISE</w:t>
+            </w:r>
           </w:p>
         </w:tc>
         <w:tc>
@@ -1964,9 +1418,17 @@
               <w:spacing w:line="312" w:lineRule="auto"/>
               <w:jc w:val="both"/>
               <w:rPr>
-                <w:sz w:val="24"/>
+                <w:sz w:val="22"/>
+                <w:szCs w:val="22"/>
               </w:rPr>
             </w:pPr>
+            <w:r>
+              <w:rPr>
+                <w:sz w:val="22"/>
+                <w:szCs w:val="22"/>
+              </w:rPr>
+              <w:t>MPEZO</w:t>
+            </w:r>
           </w:p>
         </w:tc>
         <w:tc>
@@ -1978,9 +1440,17 @@
               <w:spacing w:line="312" w:lineRule="auto"/>
               <w:jc w:val="both"/>
               <w:rPr>
-                <w:sz w:val="24"/>
+                <w:sz w:val="22"/>
+                <w:szCs w:val="22"/>
               </w:rPr>
             </w:pPr>
+            <w:r>
+              <w:rPr>
+                <w:sz w:val="22"/>
+                <w:szCs w:val="22"/>
+              </w:rPr>
+              <w:t xml:space="preserve">ELONGO </w:t>
+            </w:r>
           </w:p>
         </w:tc>
         <w:tc>
@@ -1990,10 +1460,19 @@
           <w:p>
             <w:pPr>
               <w:spacing w:line="312" w:lineRule="auto"/>
+              <w:jc w:val="both"/>
               <w:rPr>
-                <w:sz w:val="24"/>
+                <w:sz w:val="22"/>
+                <w:szCs w:val="22"/>
               </w:rPr>
             </w:pPr>
+            <w:r>
+              <w:rPr>
+                <w:sz w:val="22"/>
+                <w:szCs w:val="22"/>
+              </w:rPr>
+              <w:t>Kinshasa-25/09/2023</w:t>
+            </w:r>
           </w:p>
         </w:tc>
       </w:tr>
@@ -2067,6 +1546,7 @@
           <w:p>
             <w:pPr>
               <w:spacing w:line="312" w:lineRule="auto"/>
+              <w:jc w:val="both"/>
               <w:rPr>
                 <w:sz w:val="24"/>
               </w:rPr>
@@ -2144,6 +1624,7 @@
           <w:p>
             <w:pPr>
               <w:spacing w:line="312" w:lineRule="auto"/>
+              <w:jc w:val="both"/>
               <w:rPr>
                 <w:sz w:val="24"/>
               </w:rPr>
@@ -2156,6 +1637,7 @@
       <w:pPr>
         <w:pStyle w:val="Default"/>
         <w:spacing w:line="312" w:lineRule="auto"/>
+        <w:jc w:val="both"/>
         <w:rPr>
           <w:rFonts w:ascii="Times New Roman" w:hAnsi="Times New Roman" w:cs="Times New Roman"/>
           <w:iCs/>
@@ -2168,6 +1650,7 @@
       <w:pPr>
         <w:pStyle w:val="Default"/>
         <w:spacing w:line="312" w:lineRule="auto"/>
+        <w:jc w:val="both"/>
         <w:rPr>
           <w:rFonts w:ascii="Times New Roman" w:hAnsi="Times New Roman" w:cs="Times New Roman"/>
           <w:color w:val="auto"/>
@@ -2226,6 +1709,7 @@
       <w:pPr>
         <w:pStyle w:val="Default"/>
         <w:spacing w:line="312" w:lineRule="auto"/>
+        <w:jc w:val="both"/>
         <w:rPr>
           <w:rFonts w:ascii="Times New Roman" w:hAnsi="Times New Roman" w:cs="Times New Roman"/>
           <w:b/>
@@ -2239,6 +1723,15 @@
       <w:pPr>
         <w:pStyle w:val="Default"/>
         <w:spacing w:line="312" w:lineRule="auto"/>
+        <w:jc w:val="both"/>
+        <w:rPr>
+          <w:rFonts w:ascii="Times New Roman" w:hAnsi="Times New Roman" w:cs="Times New Roman"/>
+          <w:color w:val="auto"/>
+          <w:u w:val="single"/>
+          <w:lang w:val="fr-FR"/>
+        </w:rPr>
+      </w:pPr>
+      <w:r>
         <w:rPr>
           <w:rFonts w:ascii="Times New Roman" w:hAnsi="Times New Roman" w:cs="Times New Roman"/>
           <w:b/>
@@ -2246,22 +1739,17 @@
           <w:color w:val="auto"/>
           <w:lang w:val="fr-FR"/>
         </w:rPr>
-      </w:pPr>
-      <w:r>
-        <w:rPr>
-          <w:rFonts w:ascii="Times New Roman" w:hAnsi="Times New Roman" w:cs="Times New Roman"/>
+        <w:t xml:space="preserve">IL A </w:t>
+      </w:r>
+      <w:r>
+        <w:rPr>
           <w:b/>
           <w:bCs/>
-          <w:color w:val="auto"/>
-          <w:lang w:val="fr-FR"/>
-        </w:rPr>
-        <w:t>IL A ETE CONVENU ET ARRETE CE QUI SUIT :</w:t>
-      </w:r>
-    </w:p>
-    <w:p>
-      <w:pPr>
-        <w:pStyle w:val="Default"/>
-        <w:spacing w:line="312" w:lineRule="auto"/>
+          <w:lang w:val="fr-FR"/>
+        </w:rPr>
+        <w:t>ÉTÉ</w:t>
+      </w:r>
+      <w:r>
         <w:rPr>
           <w:rFonts w:ascii="Times New Roman" w:hAnsi="Times New Roman" w:cs="Times New Roman"/>
           <w:b/>
@@ -2269,22 +1757,56 @@
           <w:color w:val="auto"/>
           <w:lang w:val="fr-FR"/>
         </w:rPr>
-      </w:pPr>
+        <w:t xml:space="preserve"> CONVENU ET </w:t>
+      </w:r>
+      <w:r>
+        <w:rPr>
+          <w:b/>
+          <w:bCs/>
+          <w:lang w:val="fr-FR"/>
+        </w:rPr>
+        <w:t>ARRÊTÉ</w:t>
+      </w:r>
+      <w:r>
+        <w:rPr>
+          <w:rFonts w:ascii="Times New Roman" w:hAnsi="Times New Roman" w:cs="Times New Roman"/>
+          <w:b/>
+          <w:bCs/>
+          <w:color w:val="auto"/>
+          <w:lang w:val="fr-FR"/>
+        </w:rPr>
+        <w:t xml:space="preserve"> CE QUI SUIT :</w:t>
+      </w:r>
     </w:p>
     <w:p>
       <w:pPr>
         <w:pStyle w:val="Default"/>
         <w:spacing w:line="312" w:lineRule="auto"/>
-        <w:rPr>
-          <w:rFonts w:ascii="Times New Roman" w:hAnsi="Times New Roman" w:cs="Times New Roman"/>
-          <w:color w:val="auto"/>
-          <w:lang w:val="fr-FR"/>
-        </w:rPr>
-      </w:pPr>
-      <w:r>
+        <w:jc w:val="both"/>
         <w:rPr>
           <w:rFonts w:ascii="Times New Roman" w:hAnsi="Times New Roman" w:cs="Times New Roman"/>
           <w:b/>
+          <w:bCs/>
+          <w:color w:val="auto"/>
+          <w:lang w:val="fr-FR"/>
+        </w:rPr>
+      </w:pPr>
+    </w:p>
+    <w:p>
+      <w:pPr>
+        <w:pStyle w:val="Default"/>
+        <w:spacing w:line="312" w:lineRule="auto"/>
+        <w:jc w:val="both"/>
+        <w:rPr>
+          <w:rFonts w:ascii="Times New Roman" w:hAnsi="Times New Roman" w:cs="Times New Roman"/>
+          <w:color w:val="auto"/>
+          <w:lang w:val="fr-FR"/>
+        </w:rPr>
+      </w:pPr>
+      <w:r>
+        <w:rPr>
+          <w:rFonts w:ascii="Times New Roman" w:hAnsi="Times New Roman" w:cs="Times New Roman"/>
+          <w:b/>
           <w:color w:val="auto"/>
           <w:u w:val="single"/>
           <w:lang w:val="fr-FR"/>
@@ -2307,208 +1829,115 @@
       <w:pPr>
         <w:pStyle w:val="Default"/>
         <w:spacing w:line="312" w:lineRule="auto"/>
-        <w:rPr>
-          <w:rFonts w:ascii="Times New Roman" w:hAnsi="Times New Roman" w:cs="Times New Roman"/>
-          <w:color w:val="auto"/>
-          <w:lang w:val="fr-FR"/>
-        </w:rPr>
-      </w:pPr>
-      <w:r>
-        <w:rPr>
-          <w:rFonts w:ascii="Times New Roman" w:hAnsi="Times New Roman" w:cs="Times New Roman"/>
-          <w:color w:val="auto"/>
-          <w:lang w:val="fr-FR"/>
-        </w:rPr>
-        <w:t>Ce contrat est conclu pour une durée déterminée</w:t>
-      </w:r>
-      <w:r>
-        <w:rPr>
-          <w:rFonts w:ascii="Times New Roman" w:hAnsi="Times New Roman" w:cs="Times New Roman"/>
-          <w:color w:val="auto"/>
-          <w:lang w:val="fr-FR"/>
-        </w:rPr>
-        <w:t xml:space="preserve"> (1 an renouvelable)</w:t>
-      </w:r>
-      <w:r>
-        <w:rPr>
-          <w:rFonts w:ascii="Times New Roman" w:hAnsi="Times New Roman" w:cs="Times New Roman"/>
-          <w:color w:val="auto"/>
-          <w:lang w:val="fr-FR"/>
-        </w:rPr>
-        <w:t xml:space="preserve"> </w:t>
-      </w:r>
-      <w:r>
-        <w:rPr>
-          <w:rFonts w:ascii="Times New Roman" w:hAnsi="Times New Roman" w:cs="Times New Roman"/>
-          <w:color w:val="auto"/>
-          <w:lang w:val="fr-FR"/>
-        </w:rPr>
-        <w:t xml:space="preserve">à compter du </w:t>
-      </w:r>
-      <w:r>
-        <w:rPr>
-          <w:rFonts w:ascii="Times New Roman" w:hAnsi="Times New Roman" w:cs="Times New Roman"/>
-          <w:color w:val="auto"/>
-          <w:lang w:val="fr-FR"/>
-        </w:rPr>
-        <w:t>17</w:t>
-      </w:r>
-      <w:r>
-        <w:rPr>
-          <w:rFonts w:ascii="Times New Roman" w:hAnsi="Times New Roman" w:cs="Times New Roman"/>
-          <w:color w:val="auto"/>
-          <w:lang w:val="fr-FR"/>
-        </w:rPr>
-        <w:t xml:space="preserve"> juin</w:t>
-      </w:r>
-      <w:r>
-        <w:rPr>
-          <w:rFonts w:ascii="Times New Roman" w:hAnsi="Times New Roman" w:cs="Times New Roman"/>
-          <w:color w:val="auto"/>
-          <w:lang w:val="fr-FR"/>
-        </w:rPr>
-        <w:t xml:space="preserve"> 2026</w:t>
-      </w:r>
-      <w:r>
-        <w:rPr>
-          <w:rFonts w:ascii="Times New Roman" w:hAnsi="Times New Roman" w:cs="Times New Roman"/>
+        <w:jc w:val="both"/>
+        <w:rPr>
+          <w:rFonts w:ascii="Times New Roman" w:hAnsi="Times New Roman" w:cs="Times New Roman"/>
+          <w:color w:val="auto"/>
+          <w:u w:val="single"/>
+          <w:lang w:val="fr-FR"/>
+        </w:rPr>
+      </w:pPr>
+      <w:r>
+        <w:rPr>
+          <w:rFonts w:ascii="Times New Roman" w:hAnsi="Times New Roman" w:cs="Times New Roman"/>
+          <w:color w:val="auto"/>
+          <w:lang w:val="fr-FR"/>
+        </w:rPr>
+        <w:t xml:space="preserve">Ce contrat est conclu pour une durée déterminée (12 mois </w:t>
+      </w:r>
+      <w:r>
+        <w:rPr>
+          <w:lang w:val="fr-FR"/>
+        </w:rPr>
+        <w:t>renouvelables</w:t>
+      </w:r>
+      <w:r>
+        <w:rPr>
+          <w:rFonts w:ascii="Times New Roman" w:hAnsi="Times New Roman" w:cs="Times New Roman"/>
+          <w:color w:val="auto"/>
+          <w:lang w:val="fr-FR"/>
+        </w:rPr>
+        <w:t xml:space="preserve">) à compter du 21 août 2026 et </w:t>
+      </w:r>
+      <w:r>
+        <w:rPr>
+          <w:lang w:val="fr-FR"/>
+        </w:rPr>
+        <w:t>assorti</w:t>
+      </w:r>
+      <w:r>
+        <w:rPr>
+          <w:rFonts w:ascii="Times New Roman" w:hAnsi="Times New Roman" w:cs="Times New Roman"/>
+          <w:color w:val="auto"/>
+          <w:lang w:val="fr-FR"/>
+        </w:rPr>
+        <w:t xml:space="preserve"> d’une période d’essai de 5 mois.</w:t>
+      </w:r>
+    </w:p>
+    <w:p>
+      <w:pPr>
+        <w:pStyle w:val="Default"/>
+        <w:spacing w:line="312" w:lineRule="auto"/>
+        <w:jc w:val="both"/>
+        <w:rPr>
+          <w:rFonts w:ascii="Times New Roman" w:hAnsi="Times New Roman" w:cs="Times New Roman"/>
+          <w:color w:val="auto"/>
+          <w:lang w:val="fr-FR"/>
+        </w:rPr>
+      </w:pPr>
+    </w:p>
+    <w:p>
+      <w:pPr>
+        <w:spacing w:line="312" w:lineRule="auto"/>
+        <w:jc w:val="both"/>
+        <w:rPr>
           <w:b/>
-          <w:color w:val="auto"/>
-          <w:lang w:val="fr-FR"/>
-        </w:rPr>
-        <w:t xml:space="preserve"> </w:t>
-      </w:r>
-      <w:r>
-        <w:rPr>
-          <w:rFonts w:ascii="Times New Roman" w:hAnsi="Times New Roman" w:cs="Times New Roman"/>
-          <w:color w:val="auto"/>
-          <w:lang w:val="fr-FR"/>
-        </w:rPr>
-        <w:t>e</w:t>
-      </w:r>
-      <w:r>
-        <w:rPr>
-          <w:rFonts w:ascii="Times New Roman" w:hAnsi="Times New Roman" w:cs="Times New Roman"/>
-          <w:color w:val="auto"/>
-          <w:lang w:val="fr-FR"/>
-        </w:rPr>
-        <w:t>t</w:t>
-      </w:r>
-      <w:r>
-        <w:rPr>
-          <w:rFonts w:ascii="Times New Roman" w:hAnsi="Times New Roman" w:cs="Times New Roman"/>
-          <w:color w:val="auto"/>
-          <w:lang w:val="fr-FR"/>
-        </w:rPr>
-        <w:t xml:space="preserve"> </w:t>
-      </w:r>
-      <w:r>
-        <w:rPr>
-          <w:rFonts w:ascii="Times New Roman" w:hAnsi="Times New Roman" w:cs="Times New Roman"/>
-          <w:color w:val="auto"/>
-          <w:lang w:val="fr-FR"/>
-        </w:rPr>
-        <w:t xml:space="preserve">assortie d’une période d’essai de </w:t>
-      </w:r>
-      <w:r>
-        <w:rPr>
-          <w:rFonts w:ascii="Times New Roman" w:hAnsi="Times New Roman" w:cs="Times New Roman"/>
+          <w:sz w:val="24"/>
+          <w:u w:val="single"/>
+        </w:rPr>
+      </w:pPr>
+      <w:r>
+        <w:rPr>
           <w:b/>
-          <w:color w:val="auto"/>
-          <w:lang w:val="fr-FR"/>
-        </w:rPr>
-        <w:t>5</w:t>
-      </w:r>
-      <w:r>
-        <w:rPr>
-          <w:rFonts w:ascii="Times New Roman" w:hAnsi="Times New Roman" w:cs="Times New Roman"/>
+          <w:sz w:val="24"/>
+          <w:u w:val="single"/>
+        </w:rPr>
+        <w:t xml:space="preserve">Article </w:t>
+      </w:r>
+      <w:r>
+        <w:rPr>
           <w:b/>
-          <w:color w:val="auto"/>
-          <w:lang w:val="fr-FR"/>
-        </w:rPr>
-        <w:t xml:space="preserve"> </w:t>
-      </w:r>
-      <w:r>
-        <w:rPr>
-          <w:rFonts w:ascii="Times New Roman" w:hAnsi="Times New Roman" w:cs="Times New Roman"/>
+          <w:sz w:val="24"/>
+          <w:u w:val="single"/>
+        </w:rPr>
+        <w:t>2 :</w:t>
+      </w:r>
+      <w:r>
+        <w:rPr>
           <w:b/>
-          <w:color w:val="auto"/>
-          <w:lang w:val="fr-FR"/>
-        </w:rPr>
-        <w:t>mois</w:t>
-      </w:r>
-      <w:r>
-        <w:rPr>
-          <w:rFonts w:ascii="Times New Roman" w:hAnsi="Times New Roman" w:cs="Times New Roman"/>
-          <w:b/>
-          <w:color w:val="auto"/>
-          <w:lang w:val="fr-FR"/>
-        </w:rPr>
-        <w:t>.</w:t>
-      </w:r>
-    </w:p>
-    <w:p>
-      <w:pPr>
-        <w:pStyle w:val="Default"/>
-        <w:spacing w:line="312" w:lineRule="auto"/>
-        <w:rPr>
-          <w:rFonts w:ascii="Times New Roman" w:hAnsi="Times New Roman" w:cs="Times New Roman"/>
-          <w:color w:val="auto"/>
-          <w:lang w:val="fr-FR"/>
-        </w:rPr>
-      </w:pPr>
+          <w:sz w:val="24"/>
+          <w:u w:val="single"/>
+        </w:rPr>
+        <w:t xml:space="preserve"> Description du poste</w:t>
+      </w:r>
     </w:p>
     <w:p>
       <w:pPr>
         <w:spacing w:line="312" w:lineRule="auto"/>
         <w:jc w:val="both"/>
         <w:rPr>
-          <w:b/>
-          <w:sz w:val="24"/>
-          <w:u w:val="single"/>
-        </w:rPr>
-      </w:pPr>
-      <w:r>
-        <w:rPr>
-          <w:b/>
-          <w:sz w:val="24"/>
-          <w:u w:val="single"/>
-        </w:rPr>
-        <w:t xml:space="preserve">Article </w:t>
-      </w:r>
-      <w:r>
-        <w:rPr>
-          <w:b/>
-          <w:sz w:val="24"/>
-          <w:u w:val="single"/>
-        </w:rPr>
-        <w:t>2 :</w:t>
-      </w:r>
-      <w:r>
-        <w:rPr>
-          <w:b/>
-          <w:sz w:val="24"/>
-          <w:u w:val="single"/>
-        </w:rPr>
-        <w:t xml:space="preserve"> Description du poste</w:t>
-      </w:r>
-    </w:p>
-    <w:p>
-      <w:pPr>
+          <w:sz w:val="24"/>
+        </w:rPr>
+      </w:pPr>
+    </w:p>
+    <w:p>
+      <w:pPr>
+        <w:pStyle w:val="Tradingname"/>
+        <w:tabs>
+          <w:tab w:val="left" w:pos="434"/>
+        </w:tabs>
         <w:spacing w:line="312" w:lineRule="auto"/>
         <w:jc w:val="both"/>
-        <w:rPr>
-          <w:sz w:val="24"/>
-        </w:rPr>
-      </w:pPr>
-    </w:p>
-    <w:p>
-      <w:pPr>
-        <w:pStyle w:val="Tradingname"/>
-        <w:tabs>
-          <w:tab w:val="left" w:pos="434"/>
-        </w:tabs>
-        <w:spacing w:line="312" w:lineRule="auto"/>
         <w:rPr>
           <w:rFonts w:ascii="Times New Roman" w:hAnsi="Times New Roman"/>
           <w:bCs/>
@@ -2581,7 +2010,7 @@
           <w:szCs w:val="24"/>
           <w:lang w:val="fr-FR"/>
         </w:rPr>
-        <w:t xml:space="preserve">en qualité </w:t>
+        <w:t xml:space="preserve">en qualité de </w:t>
       </w:r>
       <w:r>
         <w:rPr>
@@ -2591,8 +2020,9 @@
           <w:szCs w:val="24"/>
           <w:lang w:val="fr-FR"/>
         </w:rPr>
-        <w:t xml:space="preserve">de </w:t>
-      </w:r>
+        <w:t xml:space="preserve">Marketing </w:t>
+      </w:r>
+      <w:proofErr w:type="spellStart"/>
       <w:r>
         <w:rPr>
           <w:rFonts w:ascii="Times New Roman" w:hAnsi="Times New Roman"/>
@@ -2601,18 +2031,18 @@
           <w:szCs w:val="24"/>
           <w:lang w:val="fr-FR"/>
         </w:rPr>
-        <w:t>HR Admin</w:t>
-      </w:r>
+        <w:t>Officer</w:t>
+      </w:r>
+      <w:proofErr w:type="spellEnd"/>
       <w:r>
         <w:rPr>
           <w:rFonts w:ascii="Times New Roman" w:hAnsi="Times New Roman"/>
-          <w:bCs/>
-          <w:iCs/>
-          <w:sz w:val="24"/>
-          <w:szCs w:val="24"/>
-          <w:lang w:val="fr-FR"/>
-        </w:rPr>
-        <w:t xml:space="preserve">. </w:t>
+          <w:b w:val="0"/>
+          <w:sz w:val="24"/>
+          <w:szCs w:val="24"/>
+          <w:lang w:val="fr-FR"/>
+        </w:rPr>
+        <w:t>. Il aura comme supérieur hiérarchique le Marketing Manager.</w:t>
       </w:r>
       <w:r>
         <w:rPr>
@@ -2624,20 +2054,43 @@
           <w:szCs w:val="24"/>
           <w:lang w:val="fr-FR"/>
         </w:rPr>
-        <w:t>Il</w:t>
-      </w:r>
-      <w:r>
+        <w:t xml:space="preserve"> </w:t>
+      </w:r>
+    </w:p>
+    <w:p>
+      <w:pPr>
+        <w:pStyle w:val="Tradingname"/>
+        <w:tabs>
+          <w:tab w:val="left" w:pos="434"/>
+        </w:tabs>
+        <w:spacing w:line="312" w:lineRule="auto"/>
+        <w:ind w:left="434"/>
+        <w:jc w:val="both"/>
+        <w:rPr>
+          <w:rFonts w:ascii="Times New Roman" w:hAnsi="Times New Roman"/>
+          <w:bCs/>
+          <w:iCs/>
+          <w:lang w:val="fr-FR"/>
+        </w:rPr>
+      </w:pPr>
+    </w:p>
+    <w:p>
+      <w:pPr>
+        <w:pStyle w:val="Tradingname"/>
+        <w:tabs>
+          <w:tab w:val="left" w:pos="434"/>
+        </w:tabs>
+        <w:spacing w:line="312" w:lineRule="auto"/>
+        <w:jc w:val="both"/>
         <w:rPr>
           <w:rFonts w:ascii="Times New Roman" w:hAnsi="Times New Roman"/>
           <w:b w:val="0"/>
           <w:bCs/>
           <w:iCs/>
           <w:sz w:val="24"/>
-          <w:szCs w:val="24"/>
-          <w:lang w:val="fr-FR"/>
-        </w:rPr>
-        <w:t xml:space="preserve"> </w:t>
-      </w:r>
+          <w:lang w:val="fr-FR"/>
+        </w:rPr>
+      </w:pPr>
       <w:r>
         <w:rPr>
           <w:rFonts w:ascii="Times New Roman" w:hAnsi="Times New Roman"/>
@@ -2645,165 +2098,16 @@
           <w:bCs/>
           <w:iCs/>
           <w:sz w:val="24"/>
-          <w:szCs w:val="24"/>
-          <w:lang w:val="fr-FR"/>
-        </w:rPr>
-        <w:t>aura</w:t>
-      </w:r>
-      <w:r>
-        <w:rPr>
-          <w:rFonts w:ascii="Times New Roman" w:hAnsi="Times New Roman"/>
-          <w:b w:val="0"/>
-          <w:bCs/>
-          <w:iCs/>
-          <w:sz w:val="24"/>
-          <w:szCs w:val="24"/>
-          <w:lang w:val="fr-FR"/>
-        </w:rPr>
-        <w:t xml:space="preserve"> comme supérieur hiérarchique </w:t>
-      </w:r>
-      <w:r>
-        <w:rPr>
-          <w:rFonts w:ascii="Times New Roman" w:hAnsi="Times New Roman"/>
-          <w:b w:val="0"/>
-          <w:bCs/>
-          <w:iCs/>
-          <w:sz w:val="24"/>
-          <w:szCs w:val="24"/>
-          <w:lang w:val="fr-FR"/>
-        </w:rPr>
-        <w:t xml:space="preserve">le </w:t>
-      </w:r>
-      <w:r>
-        <w:rPr>
-          <w:rFonts w:ascii="Times New Roman" w:hAnsi="Times New Roman"/>
-          <w:b w:val="0"/>
-          <w:bCs/>
-          <w:iCs/>
-          <w:sz w:val="24"/>
-          <w:szCs w:val="24"/>
-          <w:lang w:val="fr-FR"/>
-        </w:rPr>
-        <w:t>Plant HR Manager</w:t>
-      </w:r>
-      <w:r>
-        <w:rPr>
-          <w:rFonts w:ascii="Times New Roman" w:hAnsi="Times New Roman"/>
-          <w:b w:val="0"/>
-          <w:bCs/>
-          <w:iCs/>
-          <w:sz w:val="24"/>
-          <w:szCs w:val="24"/>
-          <w:lang w:val="fr-FR"/>
-        </w:rPr>
-        <w:t xml:space="preserve">. </w:t>
-      </w:r>
-    </w:p>
-    <w:p>
-      <w:pPr>
-        <w:pStyle w:val="Tradingname"/>
-        <w:tabs>
-          <w:tab w:val="left" w:pos="434"/>
-        </w:tabs>
-        <w:spacing w:line="312" w:lineRule="auto"/>
-        <w:ind w:left="434"/>
-        <w:rPr>
-          <w:rFonts w:ascii="Times New Roman" w:hAnsi="Times New Roman"/>
-          <w:bCs/>
-          <w:iCs/>
-          <w:lang w:val="fr-FR"/>
-        </w:rPr>
-      </w:pPr>
-    </w:p>
-    <w:p>
-      <w:pPr>
-        <w:pStyle w:val="Tradingname"/>
-        <w:tabs>
-          <w:tab w:val="left" w:pos="434"/>
-        </w:tabs>
-        <w:spacing w:line="312" w:lineRule="auto"/>
-        <w:rPr>
-          <w:rFonts w:ascii="Times New Roman" w:hAnsi="Times New Roman"/>
-          <w:b w:val="0"/>
-          <w:bCs/>
-          <w:iCs/>
-          <w:sz w:val="24"/>
-          <w:lang w:val="fr-FR"/>
-        </w:rPr>
-      </w:pPr>
-      <w:r>
-        <w:rPr>
-          <w:rFonts w:ascii="Times New Roman" w:hAnsi="Times New Roman"/>
-          <w:b w:val="0"/>
-          <w:bCs/>
-          <w:iCs/>
-          <w:sz w:val="24"/>
-          <w:lang w:val="fr-FR"/>
-        </w:rPr>
-        <w:t xml:space="preserve">Le lieu des prestations est fixé </w:t>
-      </w:r>
-      <w:r>
-        <w:rPr>
-          <w:rFonts w:ascii="Times New Roman" w:hAnsi="Times New Roman"/>
-          <w:b w:val="0"/>
-          <w:bCs/>
-          <w:iCs/>
-          <w:sz w:val="24"/>
-          <w:lang w:val="fr-FR"/>
-        </w:rPr>
-        <w:t xml:space="preserve">à </w:t>
-      </w:r>
-      <w:proofErr w:type="spellStart"/>
-      <w:r>
-        <w:rPr>
-          <w:rFonts w:ascii="Times New Roman" w:hAnsi="Times New Roman"/>
-          <w:b w:val="0"/>
-          <w:bCs/>
-          <w:iCs/>
-          <w:sz w:val="24"/>
-          <w:lang w:val="fr-FR"/>
-        </w:rPr>
-        <w:t>K</w:t>
-      </w:r>
-      <w:r>
-        <w:rPr>
-          <w:rFonts w:ascii="Times New Roman" w:hAnsi="Times New Roman"/>
-          <w:b w:val="0"/>
-          <w:bCs/>
-          <w:iCs/>
-          <w:sz w:val="24"/>
-          <w:lang w:val="fr-FR"/>
-        </w:rPr>
-        <w:t>impese</w:t>
-      </w:r>
-      <w:proofErr w:type="spellEnd"/>
-      <w:r>
-        <w:rPr>
-          <w:rFonts w:ascii="Times New Roman" w:hAnsi="Times New Roman"/>
-          <w:b w:val="0"/>
-          <w:bCs/>
-          <w:iCs/>
-          <w:sz w:val="24"/>
-          <w:lang w:val="fr-FR"/>
-        </w:rPr>
-        <w:t xml:space="preserve"> (usine)</w:t>
-      </w:r>
-      <w:r>
-        <w:rPr>
-          <w:rFonts w:ascii="Times New Roman" w:hAnsi="Times New Roman"/>
-          <w:b w:val="0"/>
-          <w:bCs/>
-          <w:iCs/>
-          <w:sz w:val="24"/>
-          <w:lang w:val="fr-FR"/>
-        </w:rPr>
-        <w:t>, RDC, ou tout autre lieu que l’employeur désignera.</w:t>
+          <w:lang w:val="fr-FR"/>
+        </w:rPr>
+        <w:t>Le lieu des prestations est fixé à Kinshasa, RDC, ou tout autre lieu que l’employeur désignera.</w:t>
       </w:r>
     </w:p>
     <w:p>
       <w:pPr>
         <w:pStyle w:val="Default"/>
         <w:spacing w:line="312" w:lineRule="auto"/>
+        <w:jc w:val="both"/>
         <w:rPr>
           <w:rFonts w:ascii="Times New Roman" w:hAnsi="Times New Roman" w:cs="Times New Roman"/>
           <w:b/>
@@ -2818,6 +2122,15 @@
       <w:pPr>
         <w:pStyle w:val="Default"/>
         <w:spacing w:line="312" w:lineRule="auto"/>
+        <w:jc w:val="both"/>
+        <w:rPr>
+          <w:rFonts w:ascii="Times New Roman" w:hAnsi="Times New Roman" w:cs="Times New Roman"/>
+          <w:color w:val="auto"/>
+          <w:u w:val="single"/>
+          <w:lang w:val="fr-FR"/>
+        </w:rPr>
+      </w:pPr>
+      <w:r>
         <w:rPr>
           <w:b/>
           <w:bCs/>
@@ -2825,101 +2138,32 @@
           <w:color w:val="auto"/>
           <w:lang w:val="fr-FR"/>
         </w:rPr>
-      </w:pPr>
+        <w:t xml:space="preserve">Catégorie : C2 (Agent de </w:t>
+      </w:r>
       <w:r>
         <w:rPr>
           <w:b/>
           <w:bCs/>
-          <w:iCs/>
-          <w:color w:val="auto"/>
-          <w:lang w:val="fr-FR"/>
-        </w:rPr>
-        <w:t>Catégorie</w:t>
-      </w:r>
-      <w:r>
-        <w:rPr>
-          <w:b/>
-          <w:bCs/>
-          <w:iCs/>
-          <w:color w:val="auto"/>
-          <w:lang w:val="fr-FR"/>
-        </w:rPr>
-        <w:t xml:space="preserve"> : </w:t>
-      </w:r>
-      <w:r>
-        <w:rPr>
-          <w:b/>
-          <w:bCs/>
-          <w:iCs/>
-          <w:color w:val="auto"/>
-          <w:lang w:val="fr-FR"/>
-        </w:rPr>
-        <w:t>C</w:t>
-      </w:r>
-      <w:r>
-        <w:rPr>
-          <w:b/>
-          <w:bCs/>
-          <w:iCs/>
-          <w:color w:val="auto"/>
-          <w:lang w:val="fr-FR"/>
-        </w:rPr>
-        <w:t>1</w:t>
-      </w:r>
-      <w:r>
-        <w:rPr>
-          <w:b/>
-          <w:bCs/>
-          <w:iCs/>
-          <w:color w:val="auto"/>
-          <w:lang w:val="fr-FR"/>
-        </w:rPr>
-        <w:t xml:space="preserve"> (</w:t>
-      </w:r>
-      <w:r>
-        <w:rPr>
-          <w:b/>
-          <w:bCs/>
-          <w:iCs/>
-          <w:color w:val="auto"/>
-          <w:lang w:val="fr-FR"/>
-        </w:rPr>
-        <w:t>Agent de Maîtrise</w:t>
-      </w:r>
-      <w:r>
-        <w:rPr>
-          <w:b/>
-          <w:bCs/>
-          <w:iCs/>
-          <w:color w:val="auto"/>
-          <w:lang w:val="fr-FR"/>
-        </w:rPr>
-        <w:t>)</w:t>
-      </w:r>
-      <w:r>
-        <w:rPr>
-          <w:b/>
-          <w:bCs/>
-          <w:iCs/>
-          <w:color w:val="auto"/>
-          <w:lang w:val="fr-FR"/>
-        </w:rPr>
-        <w:t xml:space="preserve"> </w:t>
+          <w:lang w:val="fr-FR"/>
+        </w:rPr>
+        <w:t>maîtrise)</w:t>
       </w:r>
     </w:p>
     <w:p>
       <w:pPr>
         <w:pStyle w:val="Default"/>
         <w:spacing w:line="312" w:lineRule="auto"/>
-        <w:rPr>
-          <w:rFonts w:ascii="Times New Roman" w:hAnsi="Times New Roman" w:cs="Times New Roman"/>
-          <w:color w:val="auto"/>
-          <w:lang w:val="fr-FR"/>
-        </w:rPr>
-      </w:pPr>
-    </w:p>
-    <w:p>
-      <w:pPr>
+        <w:jc w:val="both"/>
+        <w:rPr>
+          <w:rFonts w:ascii="Times New Roman" w:hAnsi="Times New Roman" w:cs="Times New Roman"/>
+          <w:color w:val="auto"/>
+          <w:lang w:val="fr-FR"/>
+        </w:rPr>
+      </w:pPr>
+    </w:p>
+    <w:p>
+      <w:pPr>
+        <w:jc w:val="both"/>
         <w:rPr>
           <w:sz w:val="24"/>
         </w:rPr>
@@ -2935,6 +2179,7 @@
       <w:pPr>
         <w:pStyle w:val="Default"/>
         <w:spacing w:line="312" w:lineRule="auto"/>
+        <w:jc w:val="both"/>
         <w:rPr>
           <w:rFonts w:ascii="Times New Roman" w:hAnsi="Times New Roman" w:cs="Times New Roman"/>
           <w:b/>
@@ -2949,6 +2194,7 @@
       <w:pPr>
         <w:pStyle w:val="Default"/>
         <w:spacing w:line="312" w:lineRule="auto"/>
+        <w:jc w:val="both"/>
         <w:rPr>
           <w:rFonts w:ascii="Times New Roman" w:hAnsi="Times New Roman" w:cs="Times New Roman"/>
           <w:b/>
@@ -2963,6 +2209,7 @@
       <w:pPr>
         <w:pStyle w:val="Default"/>
         <w:spacing w:line="312" w:lineRule="auto"/>
+        <w:jc w:val="both"/>
         <w:rPr>
           <w:rFonts w:ascii="Times New Roman" w:hAnsi="Times New Roman" w:cs="Times New Roman"/>
           <w:b/>
@@ -2980,6 +2227,7 @@
           <w:u w:val="single"/>
           <w:lang w:val="fr-FR"/>
         </w:rPr>
+        <w:lastRenderedPageBreak/>
         <w:t>Article </w:t>
       </w:r>
       <w:r>
@@ -3042,6 +2290,7 @@
       <w:pPr>
         <w:pStyle w:val="Default"/>
         <w:spacing w:line="312" w:lineRule="auto"/>
+        <w:jc w:val="both"/>
         <w:rPr>
           <w:rFonts w:ascii="Times New Roman" w:hAnsi="Times New Roman" w:cs="Times New Roman"/>
           <w:color w:val="auto"/>
@@ -3056,304 +2305,106 @@
         <w:jc w:val="both"/>
         <w:rPr>
           <w:rFonts w:ascii="Times New Roman" w:hAnsi="Times New Roman" w:cs="Times New Roman"/>
+          <w:color w:val="auto"/>
+          <w:u w:val="single"/>
+          <w:lang w:val="fr-FR"/>
+        </w:rPr>
+      </w:pPr>
+      <w:r>
+        <w:rPr>
+          <w:rFonts w:ascii="Times New Roman" w:hAnsi="Times New Roman" w:cs="Times New Roman"/>
+          <w:color w:val="auto"/>
+          <w:lang w:val="fr-FR"/>
+        </w:rPr>
+        <w:t xml:space="preserve">Il est alloué au travailleur une rémunération nette mensuelle de 2,342,620 </w:t>
+      </w:r>
+      <w:r>
+        <w:rPr>
+          <w:lang w:val="fr-FR"/>
+        </w:rPr>
+        <w:t>francs congolais, équivalant</w:t>
+      </w:r>
+      <w:r>
+        <w:rPr>
+          <w:rFonts w:ascii="Times New Roman" w:hAnsi="Times New Roman" w:cs="Times New Roman"/>
+          <w:color w:val="auto"/>
+          <w:lang w:val="fr-FR"/>
+        </w:rPr>
+        <w:t xml:space="preserve"> à USD 1,015 (</w:t>
+      </w:r>
+      <w:r>
+        <w:rPr>
+          <w:lang w:val="fr-FR"/>
+        </w:rPr>
+        <w:t>mille</w:t>
+      </w:r>
+      <w:r>
+        <w:rPr>
+          <w:rFonts w:ascii="Times New Roman" w:hAnsi="Times New Roman" w:cs="Times New Roman"/>
+          <w:color w:val="auto"/>
+          <w:lang w:val="fr-FR"/>
+        </w:rPr>
+        <w:t xml:space="preserve"> quinze dollars américains).</w:t>
+      </w:r>
+    </w:p>
+    <w:p>
+      <w:pPr>
+        <w:pStyle w:val="Default"/>
+        <w:spacing w:line="312" w:lineRule="auto"/>
+        <w:jc w:val="both"/>
+        <w:rPr>
+          <w:rFonts w:ascii="Times New Roman" w:hAnsi="Times New Roman" w:cs="Times New Roman"/>
           <w:iCs/>
           <w:color w:val="auto"/>
           <w:lang w:val="fr-FR"/>
         </w:rPr>
       </w:pPr>
-      <w:r>
-        <w:rPr>
-          <w:rFonts w:ascii="Times New Roman" w:hAnsi="Times New Roman" w:cs="Times New Roman"/>
-          <w:color w:val="auto"/>
-          <w:lang w:val="fr-FR"/>
-        </w:rPr>
-        <w:t>Il est alloué au travailleur une rémunération net</w:t>
-      </w:r>
-      <w:r>
-        <w:rPr>
-          <w:rFonts w:ascii="Times New Roman" w:hAnsi="Times New Roman" w:cs="Times New Roman"/>
-          <w:color w:val="auto"/>
-          <w:lang w:val="fr-FR"/>
-        </w:rPr>
-        <w:t>te</w:t>
-      </w:r>
-      <w:r>
-        <w:rPr>
-          <w:rFonts w:ascii="Times New Roman" w:hAnsi="Times New Roman" w:cs="Times New Roman"/>
-          <w:color w:val="auto"/>
-          <w:lang w:val="fr-FR"/>
-        </w:rPr>
-        <w:t xml:space="preserve"> mensuelle de</w:t>
-      </w:r>
-      <w:r>
-        <w:rPr>
-          <w:rFonts w:ascii="Times New Roman" w:hAnsi="Times New Roman" w:cs="Times New Roman"/>
-          <w:color w:val="auto"/>
-          <w:lang w:val="fr-FR"/>
-        </w:rPr>
-        <w:t xml:space="preserve"> </w:t>
-      </w:r>
-      <w:r>
-        <w:rPr>
-          <w:rFonts w:ascii="Times New Roman" w:hAnsi="Times New Roman" w:cs="Times New Roman"/>
-          <w:b/>
-          <w:color w:val="auto"/>
-          <w:lang w:val="fr-FR"/>
-        </w:rPr>
-        <w:t>2</w:t>
-      </w:r>
-      <w:r>
-        <w:rPr>
-          <w:rFonts w:ascii="Times New Roman" w:hAnsi="Times New Roman" w:cs="Times New Roman"/>
-          <w:b/>
-          <w:color w:val="auto"/>
-          <w:lang w:val="fr-FR"/>
-        </w:rPr>
-        <w:t>,</w:t>
-      </w:r>
-      <w:r>
-        <w:rPr>
-          <w:rFonts w:ascii="Times New Roman" w:hAnsi="Times New Roman" w:cs="Times New Roman"/>
-          <w:b/>
-          <w:color w:val="auto"/>
-          <w:lang w:val="fr-FR"/>
-        </w:rPr>
-        <w:t>809</w:t>
-      </w:r>
-      <w:r>
-        <w:rPr>
-          <w:rFonts w:ascii="Times New Roman" w:hAnsi="Times New Roman" w:cs="Times New Roman"/>
-          <w:b/>
-          <w:color w:val="auto"/>
-          <w:lang w:val="fr-FR"/>
-        </w:rPr>
-        <w:t>,</w:t>
-      </w:r>
-      <w:r>
-        <w:rPr>
-          <w:rFonts w:ascii="Times New Roman" w:hAnsi="Times New Roman" w:cs="Times New Roman"/>
-          <w:b/>
-          <w:color w:val="auto"/>
-          <w:lang w:val="fr-FR"/>
-        </w:rPr>
-        <w:t>843</w:t>
-      </w:r>
-      <w:r>
-        <w:rPr>
-          <w:rFonts w:ascii="Times New Roman" w:hAnsi="Times New Roman" w:cs="Times New Roman"/>
-          <w:color w:val="auto"/>
-          <w:lang w:val="fr-FR"/>
-        </w:rPr>
-        <w:t xml:space="preserve"> </w:t>
-      </w:r>
-      <w:r>
-        <w:rPr>
-          <w:rFonts w:ascii="Times New Roman" w:hAnsi="Times New Roman" w:cs="Times New Roman"/>
-          <w:b/>
-          <w:color w:val="auto"/>
-          <w:lang w:val="fr-FR"/>
-        </w:rPr>
-        <w:t>Francs Congolais</w:t>
-      </w:r>
-      <w:r>
-        <w:rPr>
-          <w:rFonts w:ascii="Times New Roman" w:hAnsi="Times New Roman" w:cs="Times New Roman"/>
-          <w:iCs/>
-          <w:color w:val="auto"/>
-          <w:lang w:val="fr-FR"/>
-        </w:rPr>
-        <w:t>/équival</w:t>
-      </w:r>
-      <w:r>
-        <w:rPr>
-          <w:rFonts w:ascii="Times New Roman" w:hAnsi="Times New Roman" w:cs="Times New Roman"/>
-          <w:iCs/>
-          <w:color w:val="auto"/>
-          <w:lang w:val="fr-FR"/>
-        </w:rPr>
-        <w:t>e</w:t>
-      </w:r>
-      <w:r>
-        <w:rPr>
-          <w:rFonts w:ascii="Times New Roman" w:hAnsi="Times New Roman" w:cs="Times New Roman"/>
-          <w:iCs/>
-          <w:color w:val="auto"/>
-          <w:lang w:val="fr-FR"/>
-        </w:rPr>
-        <w:t>nt à</w:t>
-      </w:r>
-      <w:r>
-        <w:rPr>
-          <w:rFonts w:ascii="Times New Roman" w:hAnsi="Times New Roman" w:cs="Times New Roman"/>
-          <w:iCs/>
-          <w:color w:val="auto"/>
-          <w:lang w:val="fr-FR"/>
-        </w:rPr>
-        <w:t xml:space="preserve"> </w:t>
-      </w:r>
-      <w:r>
-        <w:rPr>
-          <w:rFonts w:ascii="Times New Roman" w:hAnsi="Times New Roman" w:cs="Times New Roman"/>
-          <w:b/>
-          <w:iCs/>
-          <w:color w:val="auto"/>
-          <w:lang w:val="fr-FR"/>
-        </w:rPr>
-        <w:t xml:space="preserve">USD </w:t>
-      </w:r>
-      <w:r>
-        <w:rPr>
-          <w:rFonts w:ascii="Times New Roman" w:hAnsi="Times New Roman" w:cs="Times New Roman"/>
-          <w:b/>
-          <w:iCs/>
-          <w:color w:val="auto"/>
-          <w:lang w:val="fr-FR"/>
-        </w:rPr>
-        <w:t>1</w:t>
-      </w:r>
-      <w:r>
-        <w:rPr>
-          <w:rFonts w:ascii="Times New Roman" w:hAnsi="Times New Roman" w:cs="Times New Roman"/>
-          <w:b/>
-          <w:iCs/>
-          <w:color w:val="auto"/>
-          <w:lang w:val="fr-FR"/>
-        </w:rPr>
-        <w:t>,</w:t>
-      </w:r>
-      <w:r>
-        <w:rPr>
-          <w:rFonts w:ascii="Times New Roman" w:hAnsi="Times New Roman" w:cs="Times New Roman"/>
-          <w:b/>
-          <w:iCs/>
-          <w:color w:val="auto"/>
-          <w:lang w:val="fr-FR"/>
-        </w:rPr>
-        <w:t>223</w:t>
-      </w:r>
-      <w:r>
-        <w:rPr>
-          <w:rFonts w:ascii="Times New Roman" w:hAnsi="Times New Roman" w:cs="Times New Roman"/>
-          <w:iCs/>
-          <w:color w:val="auto"/>
-          <w:lang w:val="fr-FR"/>
-        </w:rPr>
-        <w:t xml:space="preserve"> </w:t>
-      </w:r>
-      <w:r>
-        <w:rPr>
-          <w:rFonts w:ascii="Times New Roman" w:hAnsi="Times New Roman" w:cs="Times New Roman"/>
-          <w:b/>
-          <w:bCs/>
-          <w:iCs/>
-          <w:color w:val="auto"/>
-          <w:lang w:val="fr-FR"/>
-        </w:rPr>
-        <w:t>(</w:t>
-      </w:r>
-      <w:r>
-        <w:rPr>
-          <w:rFonts w:ascii="Times New Roman" w:hAnsi="Times New Roman" w:cs="Times New Roman"/>
-          <w:b/>
-          <w:bCs/>
-          <w:iCs/>
-          <w:color w:val="auto"/>
-          <w:lang w:val="fr-FR"/>
-        </w:rPr>
-        <w:t>M</w:t>
-      </w:r>
-      <w:r>
-        <w:rPr>
-          <w:rFonts w:ascii="Times New Roman" w:hAnsi="Times New Roman" w:cs="Times New Roman"/>
-          <w:b/>
-          <w:bCs/>
-          <w:iCs/>
-          <w:color w:val="auto"/>
-          <w:lang w:val="fr-FR"/>
-        </w:rPr>
-        <w:t xml:space="preserve">ille </w:t>
-      </w:r>
-      <w:r>
-        <w:rPr>
-          <w:rFonts w:ascii="Times New Roman" w:hAnsi="Times New Roman" w:cs="Times New Roman"/>
-          <w:b/>
-          <w:bCs/>
-          <w:iCs/>
-          <w:color w:val="auto"/>
-          <w:lang w:val="fr-FR"/>
-        </w:rPr>
-        <w:t>deux cent vingt-trois</w:t>
-      </w:r>
-      <w:r>
-        <w:rPr>
-          <w:rFonts w:ascii="Times New Roman" w:hAnsi="Times New Roman" w:cs="Times New Roman"/>
-          <w:b/>
-          <w:bCs/>
-          <w:iCs/>
-          <w:color w:val="auto"/>
-          <w:lang w:val="fr-FR"/>
-        </w:rPr>
-        <w:t xml:space="preserve"> </w:t>
-      </w:r>
-      <w:r>
-        <w:rPr>
-          <w:rFonts w:ascii="Times New Roman" w:hAnsi="Times New Roman" w:cs="Times New Roman"/>
-          <w:b/>
-          <w:bCs/>
-          <w:iCs/>
-          <w:color w:val="auto"/>
-          <w:lang w:val="fr-FR"/>
-        </w:rPr>
-        <w:t>dollar</w:t>
-      </w:r>
-      <w:r>
-        <w:rPr>
-          <w:rFonts w:ascii="Times New Roman" w:hAnsi="Times New Roman" w:cs="Times New Roman"/>
-          <w:b/>
-          <w:bCs/>
-          <w:iCs/>
-          <w:color w:val="auto"/>
-          <w:lang w:val="fr-FR"/>
-        </w:rPr>
-        <w:t>s</w:t>
-      </w:r>
-      <w:r>
-        <w:rPr>
-          <w:rFonts w:ascii="Times New Roman" w:hAnsi="Times New Roman" w:cs="Times New Roman"/>
-          <w:b/>
-          <w:bCs/>
-          <w:iCs/>
-          <w:color w:val="auto"/>
-          <w:lang w:val="fr-FR"/>
-        </w:rPr>
-        <w:t xml:space="preserve"> américain</w:t>
-      </w:r>
-      <w:r>
-        <w:rPr>
-          <w:rFonts w:ascii="Times New Roman" w:hAnsi="Times New Roman" w:cs="Times New Roman"/>
-          <w:b/>
-          <w:bCs/>
-          <w:iCs/>
-          <w:color w:val="auto"/>
-          <w:lang w:val="fr-FR"/>
-        </w:rPr>
-        <w:t>s</w:t>
-      </w:r>
-      <w:r>
-        <w:rPr>
-          <w:rFonts w:ascii="Times New Roman" w:hAnsi="Times New Roman" w:cs="Times New Roman"/>
-          <w:b/>
-          <w:bCs/>
-          <w:iCs/>
-          <w:color w:val="auto"/>
-          <w:lang w:val="fr-FR"/>
-        </w:rPr>
-        <w:t>)</w:t>
-      </w:r>
-      <w:r>
-        <w:rPr>
-          <w:rFonts w:ascii="Times New Roman" w:hAnsi="Times New Roman" w:cs="Times New Roman"/>
-          <w:iCs/>
+    </w:p>
+    <w:p>
+      <w:pPr>
+        <w:pStyle w:val="Default"/>
+        <w:spacing w:line="312" w:lineRule="auto"/>
+        <w:jc w:val="both"/>
+        <w:rPr>
+          <w:rFonts w:ascii="Times New Roman" w:hAnsi="Times New Roman" w:cs="Times New Roman"/>
+          <w:color w:val="auto"/>
+          <w:u w:val="single"/>
+          <w:lang w:val="fr-FR"/>
+        </w:rPr>
+      </w:pPr>
+      <w:r>
+        <w:rPr>
+          <w:rFonts w:ascii="Times New Roman" w:hAnsi="Times New Roman" w:cs="Times New Roman"/>
+          <w:color w:val="auto"/>
+          <w:lang w:val="fr-FR"/>
+        </w:rPr>
+        <w:t>La rémunération est payable mensuellement, à terme échu</w:t>
+      </w:r>
+      <w:r>
+        <w:rPr>
+          <w:rFonts w:ascii="Times New Roman" w:hAnsi="Times New Roman" w:cs="Times New Roman"/>
+          <w:color w:val="auto"/>
+          <w:lang w:val="fr-FR"/>
+        </w:rPr>
+        <w:t xml:space="preserve"> et </w:t>
+      </w:r>
+      <w:r>
+        <w:rPr>
+          <w:lang w:val="fr-FR"/>
+        </w:rPr>
+        <w:t>transférée</w:t>
+      </w:r>
+      <w:r>
+        <w:rPr>
+          <w:rFonts w:ascii="Times New Roman" w:hAnsi="Times New Roman" w:cs="Times New Roman"/>
+          <w:color w:val="auto"/>
+          <w:lang w:val="fr-FR"/>
+        </w:rPr>
+        <w:t xml:space="preserve"> dans son/ses comptes bancaires qu’il communiquera à l’employeur</w:t>
+      </w:r>
+      <w:r>
+        <w:rPr>
+          <w:rFonts w:ascii="Times New Roman" w:hAnsi="Times New Roman" w:cs="Times New Roman"/>
           <w:color w:val="auto"/>
           <w:lang w:val="fr-FR"/>
         </w:rPr>
@@ -3365,85 +2416,6 @@
         <w:pStyle w:val="Default"/>
         <w:spacing w:line="312" w:lineRule="auto"/>
         <w:jc w:val="both"/>
-        <w:rPr>
-          <w:rFonts w:ascii="Times New Roman" w:hAnsi="Times New Roman" w:cs="Times New Roman"/>
-          <w:iCs/>
-          <w:color w:val="auto"/>
-          <w:lang w:val="fr-FR"/>
-        </w:rPr>
-      </w:pPr>
-    </w:p>
-    <w:p>
-      <w:pPr>
-        <w:pStyle w:val="Default"/>
-        <w:spacing w:line="312" w:lineRule="auto"/>
-        <w:rPr>
-          <w:rFonts w:ascii="Times New Roman" w:hAnsi="Times New Roman" w:cs="Times New Roman"/>
-          <w:color w:val="auto"/>
-          <w:lang w:val="fr-FR"/>
-        </w:rPr>
-      </w:pPr>
-      <w:r>
-        <w:rPr>
-          <w:rFonts w:ascii="Times New Roman" w:hAnsi="Times New Roman" w:cs="Times New Roman"/>
-          <w:color w:val="auto"/>
-          <w:lang w:val="fr-FR"/>
-        </w:rPr>
-        <w:t>La rémunération est payable mensuellement, à terme échu</w:t>
-      </w:r>
-      <w:r>
-        <w:rPr>
-          <w:rFonts w:ascii="Times New Roman" w:hAnsi="Times New Roman" w:cs="Times New Roman"/>
-          <w:color w:val="auto"/>
-          <w:lang w:val="fr-FR"/>
-        </w:rPr>
-        <w:t xml:space="preserve"> et transféré dans son/ses comptes bancaires qu’</w:t>
-      </w:r>
-      <w:r>
-        <w:rPr>
-          <w:rFonts w:ascii="Times New Roman" w:hAnsi="Times New Roman" w:cs="Times New Roman"/>
-          <w:color w:val="auto"/>
-          <w:lang w:val="fr-FR"/>
-        </w:rPr>
-        <w:t>il</w:t>
-      </w:r>
-      <w:r>
-        <w:rPr>
-          <w:rFonts w:ascii="Times New Roman" w:hAnsi="Times New Roman" w:cs="Times New Roman"/>
-          <w:color w:val="auto"/>
-          <w:lang w:val="fr-FR"/>
-        </w:rPr>
-        <w:t xml:space="preserve"> communiquera </w:t>
-      </w:r>
-      <w:r>
-        <w:rPr>
-          <w:rFonts w:ascii="Times New Roman" w:hAnsi="Times New Roman" w:cs="Times New Roman"/>
-          <w:color w:val="auto"/>
-          <w:lang w:val="fr-FR"/>
-        </w:rPr>
-        <w:t>à</w:t>
-      </w:r>
-      <w:r>
-        <w:rPr>
-          <w:rFonts w:ascii="Times New Roman" w:hAnsi="Times New Roman" w:cs="Times New Roman"/>
-          <w:color w:val="auto"/>
-          <w:lang w:val="fr-FR"/>
-        </w:rPr>
-        <w:t xml:space="preserve"> l’employeur</w:t>
-      </w:r>
-      <w:r>
-        <w:rPr>
-          <w:rFonts w:ascii="Times New Roman" w:hAnsi="Times New Roman" w:cs="Times New Roman"/>
-          <w:color w:val="auto"/>
-          <w:lang w:val="fr-FR"/>
-        </w:rPr>
-        <w:t xml:space="preserve">.  </w:t>
-      </w:r>
-    </w:p>
-    <w:p>
-      <w:pPr>
-        <w:pStyle w:val="Default"/>
-        <w:spacing w:line="312" w:lineRule="auto"/>
         <w:rPr>
           <w:rFonts w:ascii="Times New Roman" w:hAnsi="Times New Roman" w:cs="Times New Roman"/>
           <w:color w:val="auto"/>
@@ -3828,30 +2800,29 @@
         <w:ind w:firstLine="360"/>
         <w:jc w:val="both"/>
         <w:rPr>
-          <w:sz w:val="24"/>
-          <w:szCs w:val="24"/>
-        </w:rPr>
-      </w:pPr>
-      <w:r>
-        <w:rPr>
-          <w:sz w:val="24"/>
-          <w:szCs w:val="24"/>
-        </w:rPr>
-        <w:t xml:space="preserve">La compagnie prévoit un </w:t>
-      </w:r>
-      <w:r>
-        <w:rPr>
-          <w:sz w:val="24"/>
-          <w:szCs w:val="24"/>
-        </w:rPr>
-        <w:t>mécanisme</w:t>
-      </w:r>
-      <w:r>
-        <w:rPr>
-          <w:sz w:val="24"/>
-          <w:szCs w:val="24"/>
-        </w:rPr>
-        <w:t xml:space="preserve"> discrétionnaire de bonus intitule « STI ».</w:t>
+          <w:u w:val="single"/>
+        </w:rPr>
+      </w:pPr>
+      <w:r>
+        <w:rPr>
+          <w:sz w:val="24"/>
+          <w:szCs w:val="24"/>
+        </w:rPr>
+        <w:t xml:space="preserve">La compagnie prévoit un mécanisme discrétionnaire de bonus </w:t>
+      </w:r>
+      <w:r>
+        <w:rPr>
+          <w:sz w:val="24"/>
+          <w:szCs w:val="24"/>
+        </w:rPr>
+        <w:t>intitulé</w:t>
+      </w:r>
+      <w:r>
+        <w:rPr>
+          <w:sz w:val="24"/>
+          <w:szCs w:val="24"/>
+        </w:rPr>
+        <w:t xml:space="preserve"> « STI ».</w:t>
       </w:r>
     </w:p>
     <w:p>
@@ -3860,86 +2831,15 @@
         <w:ind w:left="360"/>
         <w:jc w:val="both"/>
         <w:rPr>
-          <w:sz w:val="24"/>
-          <w:szCs w:val="24"/>
-        </w:rPr>
-      </w:pPr>
-      <w:r>
-        <w:rPr>
-          <w:sz w:val="24"/>
-          <w:szCs w:val="24"/>
-        </w:rPr>
-        <w:t>En termes de</w:t>
-      </w:r>
-      <w:r>
-        <w:rPr>
-          <w:sz w:val="24"/>
-          <w:szCs w:val="24"/>
-        </w:rPr>
-        <w:t xml:space="preserve"> STI, l’</w:t>
-      </w:r>
-      <w:r>
-        <w:rPr>
-          <w:sz w:val="24"/>
-          <w:szCs w:val="24"/>
-        </w:rPr>
-        <w:t>employé</w:t>
-      </w:r>
-      <w:r>
-        <w:rPr>
-          <w:sz w:val="24"/>
-          <w:szCs w:val="24"/>
-        </w:rPr>
-        <w:t xml:space="preserve"> peut être </w:t>
-      </w:r>
-      <w:r>
-        <w:rPr>
-          <w:sz w:val="24"/>
-          <w:szCs w:val="24"/>
-        </w:rPr>
-        <w:t>éligible</w:t>
-      </w:r>
-      <w:r>
-        <w:rPr>
-          <w:sz w:val="24"/>
-          <w:szCs w:val="24"/>
-        </w:rPr>
-        <w:t xml:space="preserve"> pour un bonus monétaire </w:t>
-      </w:r>
-      <w:r>
-        <w:rPr>
-          <w:sz w:val="24"/>
-          <w:szCs w:val="24"/>
-        </w:rPr>
-        <w:t>équivalent</w:t>
-      </w:r>
-      <w:r>
-        <w:rPr>
-          <w:sz w:val="24"/>
-          <w:szCs w:val="24"/>
-        </w:rPr>
-        <w:t xml:space="preserve"> </w:t>
-      </w:r>
-      <w:r>
-        <w:rPr>
-          <w:sz w:val="24"/>
-          <w:szCs w:val="24"/>
-        </w:rPr>
-        <w:t>à</w:t>
-      </w:r>
-      <w:r>
-        <w:rPr>
-          <w:sz w:val="24"/>
-          <w:szCs w:val="24"/>
-        </w:rPr>
-        <w:t xml:space="preserve"> un pourcentage de son salaire annuel, tel que </w:t>
-      </w:r>
-      <w:r>
-        <w:rPr>
-          <w:sz w:val="24"/>
-          <w:szCs w:val="24"/>
-        </w:rPr>
-        <w:t>détermin</w:t>
+          <w:u w:val="single"/>
+        </w:rPr>
+      </w:pPr>
+      <w:r>
+        <w:rPr>
+          <w:sz w:val="24"/>
+          <w:szCs w:val="24"/>
+        </w:rPr>
+        <w:t>En termes de STI, l’employé peut être éligible pour un bonus monétaire équivalent à un pourcentage de son salaire annuel, tel que détermin</w:t>
       </w:r>
       <w:r>
         <w:rPr>
@@ -3967,49 +2867,21 @@
           <w:sz w:val="24"/>
           <w:szCs w:val="24"/>
         </w:rPr>
-        <w:t>omité</w:t>
-      </w:r>
-      <w:r>
-        <w:rPr>
-          <w:sz w:val="24"/>
-          <w:szCs w:val="24"/>
-        </w:rPr>
-        <w:t xml:space="preserve"> de </w:t>
-      </w:r>
-      <w:r>
-        <w:rPr>
-          <w:sz w:val="24"/>
-          <w:szCs w:val="24"/>
-        </w:rPr>
-        <w:t>rémunération</w:t>
-      </w:r>
-      <w:r>
-        <w:rPr>
-          <w:sz w:val="24"/>
-          <w:szCs w:val="24"/>
-        </w:rPr>
-        <w:t xml:space="preserve">, en fonction de la performance de la compagnie et de la </w:t>
-      </w:r>
-      <w:r>
-        <w:rPr>
-          <w:sz w:val="24"/>
-          <w:szCs w:val="24"/>
-        </w:rPr>
-        <w:t>performance</w:t>
-      </w:r>
-      <w:r>
-        <w:rPr>
-          <w:sz w:val="24"/>
-          <w:szCs w:val="24"/>
-        </w:rPr>
-        <w:t xml:space="preserve"> </w:t>
-      </w:r>
-      <w:r>
-        <w:rPr>
-          <w:sz w:val="24"/>
-          <w:szCs w:val="24"/>
-        </w:rPr>
-        <w:t>individuelle de l’employé. Le bonus monétaire, s’il y’en a, sera pay</w:t>
+        <w:t xml:space="preserve">omité de rémunération, en fonction de la performance de la compagnie et de la performance individuelle de l’employé. Le bonus monétaire, s’il </w:t>
+      </w:r>
+      <w:r>
+        <w:rPr>
+          <w:sz w:val="24"/>
+          <w:szCs w:val="24"/>
+        </w:rPr>
+        <w:t>y en</w:t>
+      </w:r>
+      <w:r>
+        <w:rPr>
+          <w:sz w:val="24"/>
+          <w:szCs w:val="24"/>
+        </w:rPr>
+        <w:t xml:space="preserve"> a, sera pay</w:t>
       </w:r>
       <w:r>
         <w:rPr>
@@ -4023,21 +2895,21 @@
           <w:sz w:val="24"/>
           <w:szCs w:val="24"/>
         </w:rPr>
-        <w:t xml:space="preserve"> à la fin de chaque année financière vis-à-vis des résultats de l’année financière précédente, et sera soumis </w:t>
-      </w:r>
-      <w:r>
-        <w:rPr>
-          <w:sz w:val="24"/>
-          <w:szCs w:val="24"/>
-        </w:rPr>
-        <w:t>à</w:t>
-      </w:r>
-      <w:r>
-        <w:rPr>
-          <w:sz w:val="24"/>
-          <w:szCs w:val="24"/>
-        </w:rPr>
-        <w:t xml:space="preserve"> l’impôt et taxes applicables sur la rémunération. </w:t>
+        <w:t xml:space="preserve"> à la fin de chaque année financière vis-à-vis des résultats de l’année financière précédente, et sera soumis à l’impôt et </w:t>
+      </w:r>
+      <w:r>
+        <w:rPr>
+          <w:sz w:val="24"/>
+          <w:szCs w:val="24"/>
+        </w:rPr>
+        <w:t xml:space="preserve">aux </w:t>
+      </w:r>
+      <w:r>
+        <w:rPr>
+          <w:sz w:val="24"/>
+          <w:szCs w:val="24"/>
+        </w:rPr>
+        <w:t>taxes applicables sur la rémunération.</w:t>
       </w:r>
     </w:p>
     <w:p>
@@ -4155,16 +3027,29 @@
         <w:ind w:left="0"/>
         <w:jc w:val="both"/>
         <w:rPr>
-          <w:sz w:val="24"/>
-          <w:szCs w:val="24"/>
-        </w:rPr>
-      </w:pPr>
-      <w:r>
-        <w:rPr>
-          <w:sz w:val="24"/>
-          <w:szCs w:val="24"/>
-        </w:rPr>
-        <w:t>L’employé a droit à une pause d’une heure, l’employeur déterminera l’heure à laquelle la pause sera prise.</w:t>
+          <w:u w:val="single"/>
+        </w:rPr>
+      </w:pPr>
+      <w:r>
+        <w:rPr>
+          <w:sz w:val="24"/>
+          <w:szCs w:val="24"/>
+        </w:rPr>
+        <w:t>L’employé a droit à une pause d’une heure</w:t>
+      </w:r>
+      <w:r>
+        <w:rPr>
+          <w:sz w:val="24"/>
+          <w:szCs w:val="24"/>
+        </w:rPr>
+        <w:t xml:space="preserve"> ;</w:t>
+      </w:r>
+      <w:r>
+        <w:rPr>
+          <w:sz w:val="24"/>
+          <w:szCs w:val="24"/>
+        </w:rPr>
+        <w:t xml:space="preserve"> l’employeur déterminera l’heure à laquelle la pause sera prise.</w:t>
       </w:r>
     </w:p>
     <w:p>
@@ -4258,6 +3143,7 @@
           <w:sz w:val="24"/>
           <w:u w:val="single"/>
         </w:rPr>
+        <w:lastRenderedPageBreak/>
         <w:t>Article 5 : examen de pré-emploi</w:t>
       </w:r>
       <w:r>
@@ -4293,8 +3179,7 @@
         <w:ind w:left="0"/>
         <w:jc w:val="both"/>
         <w:rPr>
-          <w:sz w:val="24"/>
-          <w:szCs w:val="24"/>
+          <w:u w:val="single"/>
         </w:rPr>
       </w:pPr>
       <w:r>
@@ -4316,7 +3201,21 @@
           <w:sz w:val="24"/>
           <w:szCs w:val="24"/>
         </w:rPr>
-        <w:t>devra se soumettre à un examen médical déterminant son habilité physique et mentale à pouvoir accomplir l’exercice de ses fonctions. Cet en</w:t>
+        <w:t xml:space="preserve">devra se soumettre à un examen médical déterminant son </w:t>
+      </w:r>
+      <w:r>
+        <w:rPr>
+          <w:sz w:val="24"/>
+          <w:szCs w:val="24"/>
+        </w:rPr>
+        <w:t>aptitude</w:t>
+      </w:r>
+      <w:r>
+        <w:rPr>
+          <w:sz w:val="24"/>
+          <w:szCs w:val="24"/>
+        </w:rPr>
+        <w:t xml:space="preserve"> physique et mentale à pouvoir accomplir l’exercice de ses fonctions. Cet en</w:t>
       </w:r>
       <w:r>
         <w:rPr>
@@ -4371,18 +3270,19 @@
     <w:p>
       <w:pPr>
         <w:spacing w:line="312" w:lineRule="auto"/>
-        <w:rPr>
-          <w:sz w:val="24"/>
-          <w:szCs w:val="24"/>
-        </w:rPr>
-      </w:pPr>
-    </w:p>
-    <w:p>
-      <w:pPr>
-        <w:spacing w:line="312" w:lineRule="auto"/>
-        <w:rPr>
-          <w:sz w:val="24"/>
-          <w:szCs w:val="24"/>
+        <w:jc w:val="both"/>
+        <w:rPr>
+          <w:sz w:val="24"/>
+          <w:szCs w:val="24"/>
+        </w:rPr>
+      </w:pPr>
+    </w:p>
+    <w:p>
+      <w:pPr>
+        <w:spacing w:line="312" w:lineRule="auto"/>
+        <w:jc w:val="both"/>
+        <w:rPr>
+          <w:u w:val="single"/>
         </w:rPr>
       </w:pPr>
       <w:r>
@@ -4398,7 +3298,7 @@
           <w:sz w:val="24"/>
           <w:szCs w:val="24"/>
         </w:rPr>
-        <w:t>5</w:t>
+        <w:t xml:space="preserve">5 </w:t>
       </w:r>
       <w:r>
         <w:rPr>
@@ -4406,14 +3306,6 @@
           <w:sz w:val="24"/>
           <w:szCs w:val="24"/>
         </w:rPr>
-        <w:t xml:space="preserve"> </w:t>
-      </w:r>
-      <w:r>
-        <w:rPr>
-          <w:b/>
-          <w:sz w:val="24"/>
-          <w:szCs w:val="24"/>
-        </w:rPr>
         <w:t>mois</w:t>
       </w:r>
       <w:r>
@@ -4421,7 +3313,21 @@
           <w:sz w:val="24"/>
           <w:szCs w:val="24"/>
         </w:rPr>
-        <w:t xml:space="preserve"> pendant lequel son rendement et ses qualifications générales seront évalués.</w:t>
+        <w:t xml:space="preserve"> pendant </w:t>
+      </w:r>
+      <w:r>
+        <w:rPr>
+          <w:sz w:val="24"/>
+          <w:szCs w:val="24"/>
+        </w:rPr>
+        <w:t>laquelle</w:t>
+      </w:r>
+      <w:r>
+        <w:rPr>
+          <w:sz w:val="24"/>
+          <w:szCs w:val="24"/>
+        </w:rPr>
+        <w:t xml:space="preserve"> son rendement et ses qualifications générales seront évalués.</w:t>
       </w:r>
     </w:p>
     <w:p>
@@ -4499,37 +3405,14 @@
           <w:sz w:val="24"/>
           <w:szCs w:val="24"/>
         </w:rPr>
-        <w:t xml:space="preserve"> droit à un congé annuel d’une durée de </w:t>
-      </w:r>
-      <w:r>
-        <w:rPr>
-          <w:b/>
-          <w:sz w:val="24"/>
-          <w:szCs w:val="24"/>
-        </w:rPr>
-        <w:t>2</w:t>
-      </w:r>
-      <w:r>
-        <w:rPr>
-          <w:b/>
-          <w:sz w:val="24"/>
-          <w:szCs w:val="24"/>
-        </w:rPr>
-        <w:t>2</w:t>
-      </w:r>
-      <w:r>
-        <w:rPr>
-          <w:sz w:val="24"/>
-          <w:szCs w:val="24"/>
-        </w:rPr>
-        <w:t xml:space="preserve"> </w:t>
-      </w:r>
-      <w:r>
-        <w:rPr>
-          <w:sz w:val="24"/>
-          <w:szCs w:val="24"/>
-        </w:rPr>
-        <w:t>jours ouvrables par année de service compté de date</w:t>
+        <w:t xml:space="preserve"> droit à un congé annuel d’une durée de 22 jours ouvrables</w:t>
+      </w:r>
+      <w:r>
+        <w:rPr>
+          <w:sz w:val="24"/>
+          <w:szCs w:val="24"/>
+        </w:rPr>
+        <w:t xml:space="preserve"> par année de service compté de date</w:t>
       </w:r>
       <w:r>
         <w:rPr>
@@ -4603,8 +3486,7 @@
         <w:ind w:left="0"/>
         <w:jc w:val="both"/>
         <w:rPr>
-          <w:sz w:val="24"/>
-          <w:lang w:val="fr-BE"/>
+          <w:u w:val="single"/>
         </w:rPr>
       </w:pPr>
       <w:r>
@@ -4619,18 +3501,26 @@
           <w:sz w:val="24"/>
           <w:szCs w:val="24"/>
         </w:rPr>
-        <w:t>à</w:t>
-      </w:r>
-      <w:r>
-        <w:rPr>
-          <w:sz w:val="24"/>
-          <w:szCs w:val="24"/>
-        </w:rPr>
-        <w:t xml:space="preserve"> droit aux congés de circonstance suivant</w:t>
-      </w:r>
-      <w:r>
-        <w:rPr>
-          <w:sz w:val="24"/>
+        <w:t>a</w:t>
+      </w:r>
+      <w:r>
+        <w:rPr>
+          <w:sz w:val="24"/>
+          <w:szCs w:val="24"/>
+        </w:rPr>
+        <w:t xml:space="preserve"> droit aux congés de circonstance </w:t>
+      </w:r>
+      <w:r>
+        <w:rPr>
+          <w:sz w:val="24"/>
+          <w:szCs w:val="24"/>
+        </w:rPr>
+        <w:t>suivants</w:t>
+      </w:r>
+      <w:r>
+        <w:rPr>
+          <w:sz w:val="24"/>
+          <w:szCs w:val="24"/>
           <w:lang w:val="fr-BE"/>
         </w:rPr>
         <w:t> :</w:t>
@@ -4648,7 +3538,6 @@
         </w:tabs>
         <w:spacing w:before="120" w:after="200" w:line="312" w:lineRule="auto"/>
         <w:ind w:left="992" w:hanging="425"/>
-        <w:jc w:val="left"/>
         <w:rPr>
           <w:rFonts w:ascii="Times New Roman" w:hAnsi="Times New Roman"/>
           <w:sz w:val="24"/>
@@ -4696,7 +3585,6 @@
         </w:tabs>
         <w:spacing w:before="120" w:after="200" w:line="312" w:lineRule="auto"/>
         <w:ind w:left="992" w:hanging="425"/>
-        <w:jc w:val="left"/>
         <w:rPr>
           <w:rFonts w:ascii="Times New Roman" w:hAnsi="Times New Roman"/>
           <w:sz w:val="24"/>
@@ -4721,12 +3609,6 @@
           <w:ilvl w:val="0"/>
           <w:numId w:val="17"/>
         </w:numPr>
-        <w:tabs>
-          <w:tab w:val="left" w:pos="993"/>
-        </w:tabs>
-        <w:spacing w:before="120" w:after="200" w:line="312" w:lineRule="auto"/>
-        <w:ind w:left="992" w:hanging="425"/>
-        <w:jc w:val="left"/>
         <w:rPr>
           <w:rFonts w:ascii="Times New Roman" w:hAnsi="Times New Roman"/>
           <w:sz w:val="24"/>
@@ -4741,61 +3623,7 @@
           <w:szCs w:val="24"/>
           <w:lang w:val="fr-FR"/>
         </w:rPr>
-        <w:t>Décès du conjoint</w:t>
-      </w:r>
-      <w:r>
-        <w:rPr>
-          <w:rFonts w:ascii="Times New Roman" w:hAnsi="Times New Roman"/>
-          <w:sz w:val="24"/>
-          <w:szCs w:val="24"/>
-          <w:lang w:val="fr-FR"/>
-        </w:rPr>
-        <w:t>(e)</w:t>
-      </w:r>
-      <w:r>
-        <w:rPr>
-          <w:rFonts w:ascii="Times New Roman" w:hAnsi="Times New Roman"/>
-          <w:sz w:val="24"/>
-          <w:szCs w:val="24"/>
-          <w:lang w:val="fr-FR"/>
-        </w:rPr>
-        <w:t xml:space="preserve">, ou </w:t>
-      </w:r>
-      <w:r>
-        <w:rPr>
-          <w:rFonts w:ascii="Times New Roman" w:hAnsi="Times New Roman"/>
-          <w:sz w:val="24"/>
-          <w:szCs w:val="24"/>
-          <w:lang w:val="fr-FR"/>
-        </w:rPr>
-        <w:t>de l’enfant</w:t>
-      </w:r>
-      <w:r>
-        <w:rPr>
-          <w:rFonts w:ascii="Times New Roman" w:hAnsi="Times New Roman"/>
-          <w:sz w:val="24"/>
-          <w:szCs w:val="24"/>
-          <w:lang w:val="fr-FR"/>
-        </w:rPr>
-        <w:t xml:space="preserve"> : </w:t>
-      </w:r>
-      <w:r>
-        <w:rPr>
-          <w:rFonts w:ascii="Times New Roman" w:hAnsi="Times New Roman"/>
-          <w:sz w:val="24"/>
-          <w:szCs w:val="24"/>
-          <w:lang w:val="fr-FR"/>
-        </w:rPr>
-        <w:t>7</w:t>
-      </w:r>
-      <w:r>
-        <w:rPr>
-          <w:rFonts w:ascii="Times New Roman" w:hAnsi="Times New Roman"/>
-          <w:sz w:val="24"/>
-          <w:szCs w:val="24"/>
-          <w:lang w:val="fr-FR"/>
-        </w:rPr>
-        <w:t xml:space="preserve"> jours ouvrables ;</w:t>
+        <w:t>Décès du conjoint ou de l’enfant : 7 jours ouvrables ;</w:t>
       </w:r>
     </w:p>
     <w:p>
@@ -4810,7 +3638,6 @@
         </w:tabs>
         <w:spacing w:before="120" w:after="200" w:line="312" w:lineRule="auto"/>
         <w:ind w:left="992" w:hanging="425"/>
-        <w:jc w:val="left"/>
         <w:rPr>
           <w:rFonts w:ascii="Times New Roman" w:hAnsi="Times New Roman"/>
           <w:sz w:val="24"/>
@@ -4835,12 +3662,6 @@
           <w:ilvl w:val="0"/>
           <w:numId w:val="17"/>
         </w:numPr>
-        <w:tabs>
-          <w:tab w:val="left" w:pos="993"/>
-        </w:tabs>
-        <w:spacing w:before="120" w:after="200" w:line="312" w:lineRule="auto"/>
-        <w:ind w:left="992" w:hanging="425"/>
-        <w:jc w:val="left"/>
         <w:rPr>
           <w:rFonts w:ascii="Times New Roman" w:hAnsi="Times New Roman"/>
           <w:sz w:val="24"/>
@@ -4855,7 +3676,7 @@
           <w:szCs w:val="24"/>
           <w:lang w:val="fr-FR"/>
         </w:rPr>
-        <w:t>Décès du père ou de la mère du conjoint(e) du travailleur : 5 jours ouvrables ;</w:t>
+        <w:t>Décès du père ou de la mère du conjoint du travailleur : 5 jours ouvrables ;</w:t>
       </w:r>
     </w:p>
     <w:p>
@@ -4865,12 +3686,6 @@
           <w:ilvl w:val="0"/>
           <w:numId w:val="17"/>
         </w:numPr>
-        <w:tabs>
-          <w:tab w:val="left" w:pos="993"/>
-        </w:tabs>
-        <w:spacing w:before="120" w:after="200" w:line="312" w:lineRule="auto"/>
-        <w:ind w:left="992" w:hanging="425"/>
-        <w:jc w:val="left"/>
         <w:rPr>
           <w:rFonts w:ascii="Times New Roman" w:hAnsi="Times New Roman"/>
           <w:sz w:val="24"/>
@@ -4885,7 +3700,7 @@
           <w:szCs w:val="24"/>
           <w:lang w:val="fr-FR"/>
         </w:rPr>
-        <w:t>Décès d’un parent ou alli</w:t>
+        <w:t>Décès d’un parent ou allié au second degré, soit le frère, la sœur, le beau-frère, la belle-sœur, les grands</w:t>
       </w:r>
       <w:r>
         <w:rPr>
@@ -4894,7 +3709,7 @@
           <w:szCs w:val="24"/>
           <w:lang w:val="fr-FR"/>
         </w:rPr>
-        <w:t>é</w:t>
+        <w:t>-</w:t>
       </w:r>
       <w:r>
         <w:rPr>
@@ -4903,7 +3718,7 @@
           <w:szCs w:val="24"/>
           <w:lang w:val="fr-FR"/>
         </w:rPr>
-        <w:t xml:space="preserve"> au second </w:t>
+        <w:t>parents, les petits</w:t>
       </w:r>
       <w:r>
         <w:rPr>
@@ -4912,7 +3727,7 @@
           <w:szCs w:val="24"/>
           <w:lang w:val="fr-FR"/>
         </w:rPr>
-        <w:t>degré</w:t>
+        <w:t>-</w:t>
       </w:r>
       <w:r>
         <w:rPr>
@@ -4921,43 +3736,7 @@
           <w:szCs w:val="24"/>
           <w:lang w:val="fr-FR"/>
         </w:rPr>
-        <w:t xml:space="preserve">, soit le </w:t>
-      </w:r>
-      <w:r>
-        <w:rPr>
-          <w:rFonts w:ascii="Times New Roman" w:hAnsi="Times New Roman"/>
-          <w:sz w:val="24"/>
-          <w:szCs w:val="24"/>
-          <w:lang w:val="fr-FR"/>
-        </w:rPr>
-        <w:t>frère</w:t>
-      </w:r>
-      <w:r>
-        <w:rPr>
-          <w:rFonts w:ascii="Times New Roman" w:hAnsi="Times New Roman"/>
-          <w:sz w:val="24"/>
-          <w:szCs w:val="24"/>
-          <w:lang w:val="fr-FR"/>
-        </w:rPr>
-        <w:t xml:space="preserve">, la sœur, le </w:t>
-      </w:r>
-      <w:r>
-        <w:rPr>
-          <w:rFonts w:ascii="Times New Roman" w:hAnsi="Times New Roman"/>
-          <w:sz w:val="24"/>
-          <w:szCs w:val="24"/>
-          <w:lang w:val="fr-FR"/>
-        </w:rPr>
-        <w:t>beau-frère</w:t>
-      </w:r>
-      <w:r>
-        <w:rPr>
-          <w:rFonts w:ascii="Times New Roman" w:hAnsi="Times New Roman"/>
-          <w:sz w:val="24"/>
-          <w:szCs w:val="24"/>
-          <w:lang w:val="fr-FR"/>
-        </w:rPr>
-        <w:t>, la belle-sœur, les grands parents, les petits enfants, le gendre, la bru : 2 jours ouvrables ;</w:t>
+        <w:t>enfants, le gendre, la bru : 2 jours ouvrables ;</w:t>
       </w:r>
     </w:p>
     <w:p>
@@ -4972,7 +3751,6 @@
         </w:tabs>
         <w:spacing w:before="120" w:after="200" w:line="312" w:lineRule="auto"/>
         <w:ind w:left="992" w:hanging="425"/>
-        <w:jc w:val="left"/>
         <w:rPr>
           <w:rFonts w:ascii="Times New Roman" w:hAnsi="Times New Roman"/>
           <w:sz w:val="24"/>
@@ -5056,7 +3834,6 @@
         </w:tabs>
         <w:spacing w:before="120" w:after="200" w:line="312" w:lineRule="auto"/>
         <w:ind w:left="992" w:hanging="425"/>
-        <w:jc w:val="left"/>
         <w:rPr>
           <w:rFonts w:ascii="Times New Roman" w:hAnsi="Times New Roman"/>
           <w:sz w:val="24"/>
@@ -5100,7 +3877,6 @@
         </w:tabs>
         <w:spacing w:before="120" w:after="200" w:line="312" w:lineRule="auto"/>
         <w:ind w:left="0"/>
-        <w:jc w:val="left"/>
         <w:rPr>
           <w:rFonts w:ascii="Times New Roman" w:hAnsi="Times New Roman"/>
           <w:sz w:val="24"/>
@@ -5115,53 +3891,53 @@
           <w:szCs w:val="24"/>
           <w:lang w:val="fr-FR"/>
         </w:rPr>
+        <w:t xml:space="preserve">Il sera demandé à </w:t>
+      </w:r>
+      <w:r>
+        <w:rPr>
+          <w:rFonts w:ascii="Times New Roman" w:hAnsi="Times New Roman"/>
+          <w:sz w:val="24"/>
+          <w:szCs w:val="24"/>
+          <w:lang w:val="fr-FR"/>
+        </w:rPr>
+        <w:t>l’employé</w:t>
+      </w:r>
+      <w:r>
+        <w:rPr>
+          <w:rFonts w:ascii="Times New Roman" w:hAnsi="Times New Roman"/>
+          <w:sz w:val="24"/>
+          <w:szCs w:val="24"/>
+          <w:lang w:val="fr-FR"/>
+        </w:rPr>
+        <w:t xml:space="preserve"> </w:t>
+      </w:r>
+      <w:r>
+        <w:rPr>
+          <w:rFonts w:ascii="Times New Roman" w:hAnsi="Times New Roman"/>
+          <w:sz w:val="24"/>
+          <w:szCs w:val="24"/>
+          <w:lang w:val="fr-FR"/>
+        </w:rPr>
+        <w:t>de fournir la preuve raisonnable des évènements prévus au présent article.</w:t>
+      </w:r>
+    </w:p>
+    <w:p>
+      <w:pPr>
+        <w:spacing w:line="312" w:lineRule="auto"/>
+        <w:jc w:val="both"/>
+        <w:rPr>
+          <w:b/>
+          <w:sz w:val="24"/>
+          <w:u w:val="single"/>
+        </w:rPr>
+      </w:pPr>
+      <w:r>
+        <w:rPr>
+          <w:b/>
+          <w:sz w:val="24"/>
+          <w:u w:val="single"/>
+        </w:rPr>
         <w:lastRenderedPageBreak/>
-        <w:t xml:space="preserve">Il sera demandé à </w:t>
-      </w:r>
-      <w:r>
-        <w:rPr>
-          <w:rFonts w:ascii="Times New Roman" w:hAnsi="Times New Roman"/>
-          <w:sz w:val="24"/>
-          <w:szCs w:val="24"/>
-          <w:lang w:val="fr-FR"/>
-        </w:rPr>
-        <w:t>l’employé</w:t>
-      </w:r>
-      <w:r>
-        <w:rPr>
-          <w:rFonts w:ascii="Times New Roman" w:hAnsi="Times New Roman"/>
-          <w:sz w:val="24"/>
-          <w:szCs w:val="24"/>
-          <w:lang w:val="fr-FR"/>
-        </w:rPr>
-        <w:t xml:space="preserve"> </w:t>
-      </w:r>
-      <w:r>
-        <w:rPr>
-          <w:rFonts w:ascii="Times New Roman" w:hAnsi="Times New Roman"/>
-          <w:sz w:val="24"/>
-          <w:szCs w:val="24"/>
-          <w:lang w:val="fr-FR"/>
-        </w:rPr>
-        <w:t>de fournir la preuve raisonnable des évènements prévus au présent article.</w:t>
-      </w:r>
-    </w:p>
-    <w:p>
-      <w:pPr>
-        <w:spacing w:line="312" w:lineRule="auto"/>
-        <w:jc w:val="both"/>
-        <w:rPr>
-          <w:b/>
-          <w:sz w:val="24"/>
-          <w:u w:val="single"/>
-        </w:rPr>
-      </w:pPr>
-      <w:r>
-        <w:rPr>
-          <w:b/>
-          <w:sz w:val="24"/>
-          <w:u w:val="single"/>
-        </w:rPr>
         <w:t>Article 7 : Obligations de l’employé</w:t>
       </w:r>
     </w:p>
@@ -5173,7 +3949,6 @@
         </w:tabs>
         <w:spacing w:before="120" w:after="200" w:line="312" w:lineRule="auto"/>
         <w:ind w:left="0"/>
-        <w:jc w:val="left"/>
         <w:rPr>
           <w:rFonts w:ascii="Times New Roman" w:hAnsi="Times New Roman"/>
           <w:sz w:val="24"/>
@@ -5234,16 +4009,9 @@
           <w:ilvl w:val="0"/>
           <w:numId w:val="17"/>
         </w:numPr>
-        <w:tabs>
-          <w:tab w:val="left" w:pos="993"/>
-        </w:tabs>
-        <w:spacing w:before="120" w:after="200" w:line="312" w:lineRule="auto"/>
-        <w:ind w:left="992" w:hanging="425"/>
-        <w:jc w:val="left"/>
         <w:rPr>
           <w:rFonts w:ascii="Times New Roman" w:hAnsi="Times New Roman"/>
-          <w:sz w:val="24"/>
-          <w:szCs w:val="24"/>
+          <w:u w:val="single"/>
           <w:lang w:val="fr-FR"/>
         </w:rPr>
       </w:pPr>
@@ -5254,7 +4022,7 @@
           <w:szCs w:val="24"/>
           <w:lang w:val="fr-FR"/>
         </w:rPr>
-        <w:t>Se conformer à toutes les mesures de sécurité et les procédures instituées par la Société et de faire rapport à son supérieur hiérarchique de toute contravention au</w:t>
+        <w:t>Se conformer à toutes les mesures de sécurité et les procédures instituées par la Société et de faire rapport à son supérieur hiérarchique de toute contravention aux mesures de sécurité et de tout acte présumé de malhonnêteté ou de vol par les clients ou les collègues de travail</w:t>
       </w:r>
       <w:r>
         <w:rPr>
@@ -5263,16 +4031,7 @@
           <w:szCs w:val="24"/>
           <w:lang w:val="fr-FR"/>
         </w:rPr>
-        <w:t>x mesures de sécurité et de tout acte présumé</w:t>
-      </w:r>
-      <w:r>
-        <w:rPr>
-          <w:rFonts w:ascii="Times New Roman" w:hAnsi="Times New Roman"/>
-          <w:sz w:val="24"/>
-          <w:szCs w:val="24"/>
-          <w:lang w:val="fr-FR"/>
-        </w:rPr>
-        <w:t xml:space="preserve"> de malhonnêteté ou de vol par les clients ou les collègues de travail</w:t>
+        <w:t xml:space="preserve"> ;</w:t>
       </w:r>
     </w:p>
     <w:p>
@@ -5282,16 +4041,9 @@
           <w:ilvl w:val="0"/>
           <w:numId w:val="17"/>
         </w:numPr>
-        <w:tabs>
-          <w:tab w:val="left" w:pos="993"/>
-        </w:tabs>
-        <w:spacing w:before="120" w:after="200" w:line="312" w:lineRule="auto"/>
-        <w:ind w:left="992" w:hanging="425"/>
-        <w:jc w:val="left"/>
         <w:rPr>
           <w:rFonts w:ascii="Times New Roman" w:hAnsi="Times New Roman"/>
-          <w:sz w:val="24"/>
-          <w:szCs w:val="24"/>
+          <w:u w:val="single"/>
           <w:lang w:val="fr-FR"/>
         </w:rPr>
       </w:pPr>
@@ -5302,7 +4054,34 @@
           <w:szCs w:val="24"/>
           <w:lang w:val="fr-FR"/>
         </w:rPr>
-        <w:t xml:space="preserve">Ne pas soustraire, le matériel, produit ou toute somme d'argent appartenant à la Société </w:t>
+        <w:t xml:space="preserve">Ne pas soustraire le matériel, </w:t>
+      </w:r>
+      <w:r>
+        <w:rPr>
+          <w:rFonts w:ascii="Times New Roman" w:hAnsi="Times New Roman"/>
+          <w:sz w:val="24"/>
+          <w:szCs w:val="24"/>
+          <w:lang w:val="fr-FR"/>
+        </w:rPr>
+        <w:t xml:space="preserve">le </w:t>
+      </w:r>
+      <w:r>
+        <w:rPr>
+          <w:rFonts w:ascii="Times New Roman" w:hAnsi="Times New Roman"/>
+          <w:sz w:val="24"/>
+          <w:szCs w:val="24"/>
+          <w:lang w:val="fr-FR"/>
+        </w:rPr>
+        <w:t xml:space="preserve">produit ou toute somme d'argent appartenant à la Société </w:t>
+      </w:r>
+      <w:r>
+        <w:rPr>
+          <w:rFonts w:ascii="Times New Roman" w:hAnsi="Times New Roman"/>
+          <w:sz w:val="24"/>
+          <w:szCs w:val="24"/>
+          <w:lang w:val="fr-FR"/>
+        </w:rPr>
+        <w:t>;</w:t>
       </w:r>
     </w:p>
     <w:p>
@@ -5312,16 +4091,9 @@
           <w:ilvl w:val="0"/>
           <w:numId w:val="17"/>
         </w:numPr>
-        <w:tabs>
-          <w:tab w:val="left" w:pos="993"/>
-        </w:tabs>
-        <w:spacing w:before="120" w:after="200" w:line="312" w:lineRule="auto"/>
-        <w:ind w:left="992" w:hanging="425"/>
-        <w:jc w:val="left"/>
         <w:rPr>
           <w:rFonts w:ascii="Times New Roman" w:hAnsi="Times New Roman"/>
-          <w:sz w:val="24"/>
-          <w:szCs w:val="24"/>
+          <w:u w:val="single"/>
           <w:lang w:val="fr-FR"/>
         </w:rPr>
       </w:pPr>
@@ -5332,7 +4104,7 @@
           <w:szCs w:val="24"/>
           <w:lang w:val="fr-FR"/>
         </w:rPr>
-        <w:t xml:space="preserve">Se conformer à toutes les lois, contrôles internes, règles de procédures et pratiques requises concernant la protection des biens de la </w:t>
+        <w:t>Se conformer à toutes les lois, contrôles internes, règles de procédures et pratiques requises concernant la protection des biens de la Société</w:t>
       </w:r>
       <w:r>
         <w:rPr>
@@ -5341,16 +4113,7 @@
           <w:szCs w:val="24"/>
           <w:lang w:val="fr-FR"/>
         </w:rPr>
-        <w:t>S</w:t>
-      </w:r>
-      <w:r>
-        <w:rPr>
-          <w:rFonts w:ascii="Times New Roman" w:hAnsi="Times New Roman"/>
-          <w:sz w:val="24"/>
-          <w:szCs w:val="24"/>
-          <w:lang w:val="fr-FR"/>
-        </w:rPr>
-        <w:t>ociété</w:t>
+        <w:t xml:space="preserve"> ;</w:t>
       </w:r>
     </w:p>
     <w:p>
@@ -5365,7 +4128,6 @@
         </w:tabs>
         <w:spacing w:before="120" w:after="200" w:line="312" w:lineRule="auto"/>
         <w:ind w:left="992" w:hanging="425"/>
-        <w:jc w:val="left"/>
         <w:rPr>
           <w:rFonts w:ascii="Times New Roman" w:hAnsi="Times New Roman"/>
           <w:sz w:val="24"/>
@@ -5390,12 +4152,6 @@
           <w:ilvl w:val="0"/>
           <w:numId w:val="17"/>
         </w:numPr>
-        <w:tabs>
-          <w:tab w:val="left" w:pos="993"/>
-        </w:tabs>
-        <w:spacing w:before="120" w:after="200" w:line="312" w:lineRule="auto"/>
-        <w:ind w:left="992" w:hanging="425"/>
-        <w:jc w:val="left"/>
         <w:rPr>
           <w:rFonts w:ascii="Times New Roman" w:hAnsi="Times New Roman"/>
           <w:sz w:val="24"/>
@@ -5410,7 +4166,7 @@
           <w:szCs w:val="24"/>
           <w:lang w:val="fr-FR"/>
         </w:rPr>
-        <w:t>Exécuter des tâches dans un autre service lorsque cela est nécessaire. Le refus de se conformer à une instruction d’exécuter d’autres travaux au sein de la direction, constituera une violation substantielle du présent contrat pouvant justifier une mesure disciplinaire ;</w:t>
+        <w:t>Exécuter des tâches dans un autre service lorsque cela est nécessaire. Le refus de se conformer à une instruction d’exécuter d’autres travaux au sein de la direction constituera une violation substantielle du présent contrat pouvant justifier une mesure disciplinaire ;</w:t>
       </w:r>
     </w:p>
     <w:p>
@@ -5420,12 +4176,6 @@
           <w:ilvl w:val="0"/>
           <w:numId w:val="17"/>
         </w:numPr>
-        <w:tabs>
-          <w:tab w:val="left" w:pos="993"/>
-        </w:tabs>
-        <w:spacing w:before="120" w:after="200" w:line="312" w:lineRule="auto"/>
-        <w:ind w:left="992" w:hanging="425"/>
-        <w:jc w:val="left"/>
         <w:rPr>
           <w:rFonts w:ascii="Times New Roman" w:hAnsi="Times New Roman"/>
           <w:sz w:val="24"/>
@@ -5440,7 +4190,25 @@
           <w:szCs w:val="24"/>
           <w:lang w:val="fr-FR"/>
         </w:rPr>
-        <w:t>Exécuter et de faire exécuter par les subordonnés les ordres et instructions reçus de chefs hiérarchiques en vue de l'accomplissement des prestations ;</w:t>
+        <w:t xml:space="preserve">Exécuter et faire exécuter par les subordonnés les ordres et instructions reçus </w:t>
+      </w:r>
+      <w:r>
+        <w:rPr>
+          <w:rFonts w:ascii="Times New Roman" w:hAnsi="Times New Roman"/>
+          <w:sz w:val="24"/>
+          <w:szCs w:val="24"/>
+          <w:lang w:val="fr-FR"/>
+        </w:rPr>
+        <w:t>des</w:t>
+      </w:r>
+      <w:r>
+        <w:rPr>
+          <w:rFonts w:ascii="Times New Roman" w:hAnsi="Times New Roman"/>
+          <w:sz w:val="24"/>
+          <w:szCs w:val="24"/>
+          <w:lang w:val="fr-FR"/>
+        </w:rPr>
+        <w:t xml:space="preserve"> chefs hiérarchiques en vue de l'accomplissement des prestations ;</w:t>
       </w:r>
     </w:p>
     <w:p>
@@ -5455,7 +4223,6 @@
         </w:tabs>
         <w:spacing w:before="120" w:after="200" w:line="312" w:lineRule="auto"/>
         <w:ind w:left="992" w:hanging="425"/>
-        <w:jc w:val="left"/>
         <w:rPr>
           <w:rFonts w:ascii="Times New Roman" w:hAnsi="Times New Roman"/>
           <w:sz w:val="24"/>
@@ -5485,7 +4252,6 @@
         </w:tabs>
         <w:spacing w:before="120" w:after="200" w:line="312" w:lineRule="auto"/>
         <w:ind w:left="992" w:hanging="425"/>
-        <w:jc w:val="left"/>
         <w:rPr>
           <w:rFonts w:ascii="Times New Roman" w:hAnsi="Times New Roman"/>
           <w:sz w:val="24"/>
@@ -5587,7 +4353,6 @@
         </w:tabs>
         <w:spacing w:before="120" w:after="200" w:line="312" w:lineRule="auto"/>
         <w:ind w:left="992" w:hanging="425"/>
-        <w:jc w:val="left"/>
         <w:rPr>
           <w:rFonts w:ascii="Times New Roman" w:hAnsi="Times New Roman"/>
           <w:sz w:val="24"/>
@@ -5635,7 +4400,6 @@
         </w:tabs>
         <w:spacing w:before="120" w:after="200" w:line="312" w:lineRule="auto"/>
         <w:ind w:left="992" w:hanging="425"/>
-        <w:jc w:val="left"/>
         <w:rPr>
           <w:rFonts w:ascii="Times New Roman" w:hAnsi="Times New Roman"/>
           <w:sz w:val="24"/>
@@ -5683,7 +4447,6 @@
         </w:tabs>
         <w:spacing w:before="120" w:after="200" w:line="312" w:lineRule="auto"/>
         <w:ind w:left="992" w:hanging="425"/>
-        <w:jc w:val="left"/>
         <w:rPr>
           <w:rFonts w:ascii="Times New Roman" w:hAnsi="Times New Roman"/>
           <w:sz w:val="24"/>
@@ -5698,7 +4461,6 @@
           <w:szCs w:val="24"/>
           <w:lang w:val="fr-FR"/>
         </w:rPr>
-        <w:lastRenderedPageBreak/>
         <w:t>Veiller à la sécurité de</w:t>
       </w:r>
       <w:r>
@@ -5745,12 +4507,6 @@
           <w:ilvl w:val="0"/>
           <w:numId w:val="17"/>
         </w:numPr>
-        <w:tabs>
-          <w:tab w:val="left" w:pos="993"/>
-        </w:tabs>
-        <w:spacing w:before="120" w:after="200" w:line="312" w:lineRule="auto"/>
-        <w:ind w:left="992" w:hanging="425"/>
-        <w:jc w:val="left"/>
         <w:rPr>
           <w:rFonts w:ascii="Times New Roman" w:hAnsi="Times New Roman"/>
           <w:sz w:val="24"/>
@@ -5765,8 +4521,20 @@
           <w:szCs w:val="24"/>
           <w:lang w:val="fr-FR"/>
         </w:rPr>
-        <w:t>Respecter et de faire respecter scrupuleusement le règlement de l'entreprise.</w:t>
-      </w:r>
+        <w:t>Respecter et faire respecter scrupuleusement le règlement de l'entreprise.</w:t>
+      </w:r>
+    </w:p>
+    <w:p>
+      <w:pPr>
+        <w:pStyle w:val="ColorfulList-Accent11"/>
+        <w:ind w:left="927"/>
+        <w:rPr>
+          <w:rFonts w:ascii="Times New Roman" w:hAnsi="Times New Roman"/>
+          <w:sz w:val="24"/>
+          <w:szCs w:val="24"/>
+          <w:lang w:val="fr-FR"/>
+        </w:rPr>
+      </w:pPr>
     </w:p>
     <w:p>
       <w:pPr>
@@ -5787,6 +4555,7 @@
           <w:sz w:val="24"/>
           <w:u w:val="single"/>
         </w:rPr>
+        <w:lastRenderedPageBreak/>
         <w:t>Article 8 : Confidentialité</w:t>
       </w:r>
     </w:p>
@@ -5811,16 +4580,36 @@
         <w:ind w:left="0"/>
         <w:jc w:val="both"/>
         <w:rPr>
-          <w:sz w:val="24"/>
-          <w:szCs w:val="24"/>
-        </w:rPr>
-      </w:pPr>
-      <w:r>
-        <w:rPr>
-          <w:sz w:val="24"/>
-          <w:szCs w:val="24"/>
-        </w:rPr>
-        <w:t xml:space="preserve">A l’occasion de l’exercice de ses fonctions </w:t>
+          <w:u w:val="single"/>
+        </w:rPr>
+      </w:pPr>
+      <w:r>
+        <w:rPr>
+          <w:sz w:val="24"/>
+          <w:szCs w:val="24"/>
+        </w:rPr>
+        <w:t>À</w:t>
+      </w:r>
+      <w:r>
+        <w:rPr>
+          <w:sz w:val="24"/>
+          <w:szCs w:val="24"/>
+        </w:rPr>
+        <w:t xml:space="preserve"> l’occasion de l’exercice de ses fonctions</w:t>
+      </w:r>
+      <w:r>
+        <w:rPr>
+          <w:sz w:val="24"/>
+          <w:szCs w:val="24"/>
+        </w:rPr>
+        <w:t>,</w:t>
+      </w:r>
+      <w:r>
+        <w:rPr>
+          <w:sz w:val="24"/>
+          <w:szCs w:val="24"/>
+        </w:rPr>
+        <w:t xml:space="preserve"> </w:t>
       </w:r>
       <w:r>
         <w:rPr>
@@ -5841,14 +4630,7 @@
           <w:sz w:val="24"/>
           <w:szCs w:val="24"/>
         </w:rPr>
-        <w:t>aura</w:t>
-      </w:r>
-      <w:r>
-        <w:rPr>
-          <w:sz w:val="24"/>
-          <w:szCs w:val="24"/>
-        </w:rPr>
-        <w:t xml:space="preserve"> accès à des informations de toute nature concernant les activités et opérations de la compagnie.</w:t>
+        <w:t>aura accès à des informations de toute nature concernant les activités et opérations de la compagnie.</w:t>
       </w:r>
     </w:p>
     <w:p>
@@ -5877,8 +4659,7 @@
         <w:ind w:left="0"/>
         <w:jc w:val="both"/>
         <w:rPr>
-          <w:sz w:val="24"/>
-          <w:szCs w:val="24"/>
+          <w:u w:val="single"/>
         </w:rPr>
       </w:pPr>
       <w:r>
@@ -5900,7 +4681,21 @@
           <w:sz w:val="24"/>
           <w:szCs w:val="24"/>
         </w:rPr>
-        <w:t xml:space="preserve"> reconnait que la divulgation des informations causerait à la compagnie un préjudice qui lui permettrait d’engager sa responsabilité pour faute lourde.</w:t>
+        <w:t xml:space="preserve"> </w:t>
+      </w:r>
+      <w:r>
+        <w:rPr>
+          <w:sz w:val="24"/>
+          <w:szCs w:val="24"/>
+        </w:rPr>
+        <w:t>reconnaît</w:t>
+      </w:r>
+      <w:r>
+        <w:rPr>
+          <w:sz w:val="24"/>
+          <w:szCs w:val="24"/>
+        </w:rPr>
+        <w:t xml:space="preserve"> que la divulgation des informations causerait à la compagnie un préjudice qui lui permettrait d’engager sa responsabilité pour faute lourde.</w:t>
       </w:r>
     </w:p>
     <w:p>
@@ -5937,6 +4732,7 @@
     <w:p>
       <w:pPr>
         <w:spacing w:line="312" w:lineRule="auto"/>
+        <w:jc w:val="both"/>
         <w:rPr>
           <w:b/>
           <w:iCs/>
@@ -5947,6 +4743,7 @@
     <w:p>
       <w:pPr>
         <w:spacing w:line="312" w:lineRule="auto"/>
+        <w:jc w:val="both"/>
         <w:rPr>
           <w:sz w:val="24"/>
         </w:rPr>
@@ -5971,6 +4768,7 @@
     <w:p>
       <w:pPr>
         <w:spacing w:line="312" w:lineRule="auto"/>
+        <w:jc w:val="both"/>
         <w:rPr>
           <w:sz w:val="24"/>
         </w:rPr>
@@ -6053,6 +4851,7 @@
       <w:pPr>
         <w:pStyle w:val="Default"/>
         <w:spacing w:line="312" w:lineRule="auto"/>
+        <w:jc w:val="both"/>
         <w:rPr>
           <w:rFonts w:ascii="Times New Roman" w:hAnsi="Times New Roman" w:cs="Times New Roman"/>
           <w:color w:val="auto"/>
@@ -6064,6 +4863,7 @@
       <w:pPr>
         <w:pStyle w:val="Default"/>
         <w:spacing w:line="312" w:lineRule="auto"/>
+        <w:jc w:val="both"/>
         <w:rPr>
           <w:rFonts w:ascii="Times New Roman" w:hAnsi="Times New Roman" w:cs="Times New Roman"/>
           <w:b/>
@@ -6118,6 +4918,7 @@
       <w:pPr>
         <w:pStyle w:val="Default"/>
         <w:spacing w:line="312" w:lineRule="auto"/>
+        <w:jc w:val="both"/>
         <w:rPr>
           <w:rFonts w:ascii="Times New Roman" w:hAnsi="Times New Roman" w:cs="Times New Roman"/>
           <w:b/>
@@ -6165,114 +4966,29 @@
         <w:ind w:left="0"/>
         <w:jc w:val="both"/>
         <w:rPr>
-          <w:sz w:val="24"/>
-          <w:szCs w:val="24"/>
-        </w:rPr>
-      </w:pPr>
-      <w:r>
-        <w:rPr>
-          <w:sz w:val="24"/>
-          <w:szCs w:val="24"/>
-        </w:rPr>
-        <w:t xml:space="preserve">Pour les </w:t>
-      </w:r>
-      <w:r>
-        <w:rPr>
-          <w:sz w:val="24"/>
-          <w:szCs w:val="24"/>
-        </w:rPr>
-        <w:t>agents de maitrise</w:t>
-      </w:r>
-      <w:r>
-        <w:rPr>
-          <w:sz w:val="24"/>
-          <w:szCs w:val="24"/>
-        </w:rPr>
-        <w:t>,</w:t>
-      </w:r>
-      <w:r>
-        <w:rPr>
-          <w:sz w:val="24"/>
-          <w:szCs w:val="24"/>
-        </w:rPr>
-        <w:t xml:space="preserve"> la durée du préavis est fixée à </w:t>
-      </w:r>
-      <w:r>
-        <w:rPr>
-          <w:sz w:val="24"/>
-          <w:szCs w:val="24"/>
-        </w:rPr>
-        <w:t>un</w:t>
-      </w:r>
-      <w:r>
-        <w:rPr>
-          <w:sz w:val="24"/>
-          <w:szCs w:val="24"/>
-        </w:rPr>
-        <w:t xml:space="preserve"> (</w:t>
-      </w:r>
-      <w:r>
-        <w:rPr>
-          <w:sz w:val="24"/>
-          <w:szCs w:val="24"/>
-        </w:rPr>
-        <w:t>1</w:t>
-      </w:r>
-      <w:r>
-        <w:rPr>
-          <w:sz w:val="24"/>
-          <w:szCs w:val="24"/>
-        </w:rPr>
-        <w:t>)</w:t>
-      </w:r>
-      <w:r>
-        <w:rPr>
-          <w:sz w:val="24"/>
-          <w:szCs w:val="24"/>
-        </w:rPr>
-        <w:t xml:space="preserve"> mois. Cette durée est augmentée de </w:t>
-      </w:r>
-      <w:r>
-        <w:rPr>
-          <w:sz w:val="24"/>
-          <w:szCs w:val="24"/>
-        </w:rPr>
-        <w:t>neuf</w:t>
-      </w:r>
-      <w:r>
-        <w:rPr>
-          <w:sz w:val="24"/>
-          <w:szCs w:val="24"/>
-        </w:rPr>
-        <w:t xml:space="preserve"> </w:t>
-      </w:r>
-      <w:r>
-        <w:rPr>
-          <w:sz w:val="24"/>
-          <w:szCs w:val="24"/>
-        </w:rPr>
-        <w:t>(</w:t>
-      </w:r>
-      <w:r>
-        <w:rPr>
-          <w:sz w:val="24"/>
-          <w:szCs w:val="24"/>
-        </w:rPr>
-        <w:t>9</w:t>
-      </w:r>
-      <w:r>
-        <w:rPr>
-          <w:sz w:val="24"/>
-          <w:szCs w:val="24"/>
-        </w:rPr>
-        <w:t xml:space="preserve">) </w:t>
-      </w:r>
-      <w:r>
-        <w:rPr>
-          <w:sz w:val="24"/>
-          <w:szCs w:val="24"/>
-        </w:rPr>
-        <w:t>jours ouvrables par année entière de services continus, comptée de date à date.</w:t>
+          <w:u w:val="single"/>
+        </w:rPr>
+      </w:pPr>
+      <w:r>
+        <w:rPr>
+          <w:sz w:val="24"/>
+          <w:szCs w:val="24"/>
+        </w:rPr>
+        <w:t xml:space="preserve">Pour les agents de </w:t>
+      </w:r>
+      <w:r>
+        <w:rPr>
+          <w:sz w:val="24"/>
+          <w:szCs w:val="24"/>
+        </w:rPr>
+        <w:t>maîtrise</w:t>
+      </w:r>
+      <w:r>
+        <w:rPr>
+          <w:sz w:val="24"/>
+          <w:szCs w:val="24"/>
+        </w:rPr>
+        <w:t>, la durée du préavis est fixée à un (1) mois. Cette durée est augmentée de neuf (9) jours ouvrables par année entière de services continus, comptée de date à date.</w:t>
       </w:r>
     </w:p>
     <w:p>
@@ -6404,6 +5120,7 @@
           <w:sz w:val="24"/>
           <w:u w:val="single"/>
         </w:rPr>
+        <w:lastRenderedPageBreak/>
         <w:t>Article 11 : Législation applicable</w:t>
       </w:r>
     </w:p>
@@ -6411,6 +5128,7 @@
       <w:pPr>
         <w:pStyle w:val="Default"/>
         <w:spacing w:line="312" w:lineRule="auto"/>
+        <w:jc w:val="both"/>
         <w:rPr>
           <w:rFonts w:ascii="Times New Roman" w:hAnsi="Times New Roman" w:cs="Times New Roman"/>
           <w:color w:val="auto"/>
@@ -6422,26 +5140,42 @@
       <w:pPr>
         <w:pStyle w:val="Default"/>
         <w:spacing w:line="312" w:lineRule="auto"/>
-        <w:rPr>
-          <w:rFonts w:ascii="Times New Roman" w:hAnsi="Times New Roman" w:cs="Times New Roman"/>
-          <w:color w:val="auto"/>
-          <w:lang w:val="fr-FR"/>
-        </w:rPr>
-      </w:pPr>
-      <w:r>
-        <w:rPr>
-          <w:rFonts w:ascii="Times New Roman" w:hAnsi="Times New Roman" w:cs="Times New Roman"/>
-          <w:color w:val="auto"/>
-          <w:lang w:val="fr-FR"/>
-        </w:rPr>
-        <w:t xml:space="preserve">Pour tous les cas non prévus par le présent contrat, les parties déclarent s’en référer aux dispositions du Code de Travail du 16 octobre 2002 et à ses arrêtés d’application. </w:t>
-      </w:r>
-    </w:p>
-    <w:p>
-      <w:pPr>
-        <w:spacing w:line="312" w:lineRule="auto"/>
         <w:jc w:val="both"/>
         <w:rPr>
+          <w:rFonts w:ascii="Times New Roman" w:hAnsi="Times New Roman" w:cs="Times New Roman"/>
+          <w:color w:val="auto"/>
+          <w:u w:val="single"/>
+          <w:lang w:val="fr-FR"/>
+        </w:rPr>
+      </w:pPr>
+      <w:r>
+        <w:rPr>
+          <w:rFonts w:ascii="Times New Roman" w:hAnsi="Times New Roman" w:cs="Times New Roman"/>
+          <w:color w:val="auto"/>
+          <w:lang w:val="fr-FR"/>
+        </w:rPr>
+        <w:t xml:space="preserve">Pour tous les cas non prévus par le présent contrat, les parties déclarent s’en référer aux dispositions du Code </w:t>
+      </w:r>
+      <w:r>
+        <w:rPr>
+          <w:lang w:val="fr-FR"/>
+        </w:rPr>
+        <w:t>du</w:t>
+      </w:r>
+      <w:r>
+        <w:rPr>
+          <w:rFonts w:ascii="Times New Roman" w:hAnsi="Times New Roman" w:cs="Times New Roman"/>
+          <w:color w:val="auto"/>
+          <w:lang w:val="fr-FR"/>
+        </w:rPr>
+        <w:t xml:space="preserve"> Travail du 16 octobre 2002 et à ses arrêtés d’application.</w:t>
+      </w:r>
+    </w:p>
+    <w:p>
+      <w:pPr>
+        <w:spacing w:line="312" w:lineRule="auto"/>
+        <w:jc w:val="both"/>
+        <w:rPr>
           <w:b/>
           <w:sz w:val="24"/>
           <w:u w:val="single"/>
@@ -6453,18 +5187,36 @@
         <w:spacing w:line="312" w:lineRule="auto"/>
         <w:jc w:val="both"/>
         <w:rPr>
+          <w:u w:val="single"/>
+        </w:rPr>
+      </w:pPr>
+      <w:r>
+        <w:rPr>
           <w:b/>
           <w:sz w:val="24"/>
+          <w:szCs w:val="24"/>
           <w:u w:val="single"/>
         </w:rPr>
-      </w:pPr>
+        <w:t xml:space="preserve">Article 12 : </w:t>
+      </w:r>
       <w:r>
         <w:rPr>
           <w:b/>
-          <w:sz w:val="24"/>
+          <w:bCs/>
+          <w:sz w:val="24"/>
+          <w:szCs w:val="24"/>
           <w:u w:val="single"/>
         </w:rPr>
-        <w:t xml:space="preserve">Article 12 : Election du domicile </w:t>
+        <w:t>Élection</w:t>
+      </w:r>
+      <w:r>
+        <w:rPr>
+          <w:b/>
+          <w:sz w:val="24"/>
+          <w:szCs w:val="24"/>
+          <w:u w:val="single"/>
+        </w:rPr>
+        <w:t xml:space="preserve"> du domicile</w:t>
       </w:r>
     </w:p>
     <w:p>
@@ -6480,6 +5232,7 @@
       <w:pPr>
         <w:pStyle w:val="Default"/>
         <w:spacing w:line="312" w:lineRule="auto"/>
+        <w:jc w:val="both"/>
         <w:rPr>
           <w:rFonts w:ascii="Times New Roman" w:hAnsi="Times New Roman" w:cs="Times New Roman"/>
           <w:color w:val="auto"/>
@@ -6503,6 +5256,7 @@
           <w:numId w:val="21"/>
         </w:numPr>
         <w:spacing w:line="312" w:lineRule="auto"/>
+        <w:jc w:val="both"/>
         <w:rPr>
           <w:rFonts w:ascii="Times New Roman" w:hAnsi="Times New Roman" w:cs="Times New Roman"/>
           <w:color w:val="auto"/>
@@ -6587,19 +5341,11 @@
         </w:rPr>
         <w:t xml:space="preserve">, Quartier </w:t>
       </w:r>
-      <w:proofErr w:type="spellStart"/>
-      <w:r>
-        <w:rPr>
-          <w:lang w:val="fr-FR"/>
-        </w:rPr>
-        <w:t>Basoko</w:t>
-      </w:r>
-      <w:proofErr w:type="spellEnd"/>
-      <w:r>
-        <w:rPr>
-          <w:lang w:val="fr-FR"/>
-        </w:rPr>
-        <w:t xml:space="preserve">, </w:t>
+      <w:r>
+        <w:rPr>
+          <w:lang w:val="fr-FR"/>
+        </w:rPr>
+        <w:t xml:space="preserve">Basoko, </w:t>
       </w:r>
       <w:r>
         <w:rPr>
@@ -6628,179 +5374,44 @@
           <w:ilvl w:val="0"/>
           <w:numId w:val="21"/>
         </w:numPr>
-        <w:spacing w:line="312" w:lineRule="auto"/>
-        <w:rPr>
-          <w:rFonts w:ascii="Times New Roman" w:hAnsi="Times New Roman" w:cs="Times New Roman"/>
-          <w:color w:val="auto"/>
-          <w:highlight w:val="yellow"/>
-          <w:lang w:val="en-US"/>
-        </w:rPr>
-      </w:pPr>
-      <w:r>
-        <w:rPr>
-          <w:lang w:val="en-US"/>
-        </w:rPr>
-        <w:t>L</w:t>
-      </w:r>
-      <w:r>
-        <w:rPr>
-          <w:rFonts w:ascii="Times New Roman" w:hAnsi="Times New Roman" w:cs="Times New Roman"/>
-          <w:lang w:val="en-US"/>
-        </w:rPr>
-        <w:t>’employé</w:t>
-      </w:r>
-      <w:r>
-        <w:rPr>
-          <w:rFonts w:ascii="Times New Roman" w:hAnsi="Times New Roman" w:cs="Times New Roman"/>
-          <w:color w:val="auto"/>
-          <w:lang w:val="en-US"/>
-        </w:rPr>
-        <w:t>:</w:t>
-      </w:r>
-      <w:r>
-        <w:rPr>
-          <w:rFonts w:ascii="Times New Roman" w:hAnsi="Times New Roman" w:cs="Times New Roman"/>
-          <w:color w:val="auto"/>
-          <w:lang w:val="en-US"/>
-        </w:rPr>
-        <w:t xml:space="preserve"> </w:t>
-      </w:r>
-      <w:r>
-        <w:rPr>
-          <w:b/>
-          <w:bCs/>
-          <w:highlight w:val="yellow"/>
-          <w:lang w:val="en-US" w:eastAsia="en-ZA"/>
-        </w:rPr>
-        <w:t>12</w:t>
-      </w:r>
-      <w:r>
-        <w:rPr>
-          <w:b/>
-          <w:bCs/>
-          <w:highlight w:val="yellow"/>
-          <w:lang w:val="en-US" w:eastAsia="en-ZA"/>
-        </w:rPr>
-        <w:t>6</w:t>
-      </w:r>
-      <w:r>
-        <w:rPr>
-          <w:b/>
-          <w:bCs/>
-          <w:highlight w:val="yellow"/>
-          <w:lang w:val="en-US" w:eastAsia="en-ZA"/>
-        </w:rPr>
-        <w:t xml:space="preserve">, Av </w:t>
-      </w:r>
-      <w:r>
-        <w:rPr>
-          <w:b/>
-          <w:bCs/>
-          <w:highlight w:val="yellow"/>
-          <w:lang w:val="en-US" w:eastAsia="en-ZA"/>
-        </w:rPr>
-        <w:t>Baraka</w:t>
-      </w:r>
-      <w:r>
-        <w:rPr>
-          <w:rFonts w:ascii="Times New Roman" w:hAnsi="Times New Roman" w:cs="Times New Roman"/>
-          <w:b/>
-          <w:bCs/>
-          <w:color w:val="auto"/>
-          <w:highlight w:val="yellow"/>
-          <w:lang w:val="en-US"/>
-        </w:rPr>
-        <w:t>,</w:t>
-      </w:r>
-      <w:r>
-        <w:rPr>
-          <w:rFonts w:ascii="Times New Roman" w:hAnsi="Times New Roman" w:cs="Times New Roman"/>
-          <w:b/>
-          <w:bCs/>
-          <w:color w:val="auto"/>
-          <w:highlight w:val="yellow"/>
-          <w:lang w:val="en-US"/>
-        </w:rPr>
-        <w:t xml:space="preserve"> </w:t>
-      </w:r>
-      <w:r>
-        <w:rPr>
-          <w:rFonts w:ascii="Times New Roman" w:hAnsi="Times New Roman" w:cs="Times New Roman"/>
-          <w:b/>
-          <w:bCs/>
-          <w:color w:val="auto"/>
-          <w:highlight w:val="yellow"/>
-          <w:lang w:val="en-US"/>
-        </w:rPr>
-        <w:t>Q/</w:t>
-      </w:r>
-      <w:proofErr w:type="spellStart"/>
-      <w:r>
-        <w:rPr>
-          <w:rFonts w:ascii="Times New Roman" w:hAnsi="Times New Roman" w:cs="Times New Roman"/>
-          <w:b/>
-          <w:bCs/>
-          <w:color w:val="auto"/>
-          <w:highlight w:val="yellow"/>
-          <w:lang w:val="en-US"/>
-        </w:rPr>
-        <w:t>Mongala</w:t>
-      </w:r>
-      <w:proofErr w:type="spellEnd"/>
-      <w:r>
-        <w:rPr>
-          <w:rFonts w:ascii="Times New Roman" w:hAnsi="Times New Roman" w:cs="Times New Roman"/>
-          <w:b/>
-          <w:bCs/>
-          <w:color w:val="auto"/>
-          <w:highlight w:val="yellow"/>
-          <w:lang w:val="en-US"/>
-        </w:rPr>
-        <w:t>,</w:t>
-      </w:r>
-      <w:r>
-        <w:rPr>
-          <w:rFonts w:ascii="Times New Roman" w:hAnsi="Times New Roman" w:cs="Times New Roman"/>
-          <w:b/>
-          <w:bCs/>
-          <w:color w:val="auto"/>
-          <w:highlight w:val="yellow"/>
-          <w:lang w:val="en-US"/>
-        </w:rPr>
-        <w:t xml:space="preserve"> C/</w:t>
-      </w:r>
-      <w:r>
-        <w:rPr>
-          <w:rFonts w:ascii="Times New Roman" w:hAnsi="Times New Roman" w:cs="Times New Roman"/>
-          <w:b/>
-          <w:bCs/>
-          <w:color w:val="auto"/>
-          <w:highlight w:val="yellow"/>
-          <w:lang w:val="en-US"/>
-        </w:rPr>
-        <w:t>Kinshasa</w:t>
-      </w:r>
-      <w:r>
-        <w:rPr>
-          <w:rFonts w:ascii="Times New Roman" w:hAnsi="Times New Roman" w:cs="Times New Roman"/>
-          <w:b/>
-          <w:bCs/>
-          <w:color w:val="auto"/>
-          <w:highlight w:val="yellow"/>
-          <w:lang w:val="en-US"/>
-        </w:rPr>
-        <w:t>- Kinsh</w:t>
-      </w:r>
-      <w:r>
-        <w:rPr>
-          <w:rFonts w:ascii="Times New Roman" w:hAnsi="Times New Roman" w:cs="Times New Roman"/>
-          <w:b/>
-          <w:bCs/>
-          <w:color w:val="auto"/>
-          <w:highlight w:val="yellow"/>
-          <w:lang w:val="en-US"/>
-        </w:rPr>
-        <w:t>asa</w:t>
+        <w:jc w:val="both"/>
+        <w:rPr>
+          <w:rFonts w:ascii="Times New Roman" w:hAnsi="Times New Roman" w:cs="Times New Roman"/>
+          <w:color w:val="auto"/>
+          <w:lang w:val="fr-FR"/>
+        </w:rPr>
+      </w:pPr>
+      <w:r>
+        <w:rPr>
+          <w:lang w:val="fr-FR"/>
+        </w:rPr>
+        <w:t>L’employé</w:t>
+      </w:r>
+      <w:r>
+        <w:rPr>
+          <w:rFonts w:ascii="Times New Roman" w:hAnsi="Times New Roman" w:cs="Times New Roman"/>
+          <w:color w:val="auto"/>
+          <w:lang w:val="fr-FR"/>
+        </w:rPr>
+        <w:t xml:space="preserve"> : </w:t>
+      </w:r>
+      <w:r>
+        <w:rPr>
+          <w:lang w:val="fr-FR" w:eastAsia="en-ZA"/>
+        </w:rPr>
+        <w:t>Avenue NGOMBI 42/16, Q/KINSUKA</w:t>
+      </w:r>
+      <w:r>
+        <w:rPr>
+          <w:lang w:val="fr-FR" w:eastAsia="en-ZA"/>
+        </w:rPr>
+        <w:t xml:space="preserve"> PECHEUR </w:t>
+      </w:r>
+      <w:r>
+        <w:rPr>
+          <w:lang w:val="fr-FR" w:eastAsia="en-ZA"/>
+        </w:rPr>
+        <w:t>C/NGALIEMA</w:t>
       </w:r>
     </w:p>
     <w:p>
@@ -6808,6 +5419,7 @@
         <w:pStyle w:val="Default"/>
         <w:spacing w:line="312" w:lineRule="auto"/>
         <w:ind w:left="360"/>
+        <w:jc w:val="both"/>
         <w:rPr>
           <w:rFonts w:ascii="Times New Roman" w:hAnsi="Times New Roman" w:cs="Times New Roman"/>
           <w:color w:val="auto"/>
@@ -6835,6 +5447,7 @@
       <w:pPr>
         <w:pStyle w:val="Default"/>
         <w:spacing w:line="312" w:lineRule="auto"/>
+        <w:jc w:val="both"/>
         <w:rPr>
           <w:rFonts w:ascii="Times New Roman" w:hAnsi="Times New Roman" w:cs="Times New Roman"/>
           <w:iCs/>
@@ -6847,6 +5460,7 @@
       <w:pPr>
         <w:pStyle w:val="Default"/>
         <w:spacing w:line="312" w:lineRule="auto"/>
+        <w:jc w:val="both"/>
         <w:rPr>
           <w:rFonts w:ascii="Times New Roman" w:hAnsi="Times New Roman" w:cs="Times New Roman"/>
           <w:iCs/>
@@ -6862,66 +5476,221 @@
           <w:color w:val="auto"/>
           <w:lang w:val="fr-FR"/>
         </w:rPr>
-        <w:t xml:space="preserve">Ainsi fait à </w:t>
-      </w:r>
-      <w:r>
-        <w:rPr>
-          <w:rFonts w:ascii="Times New Roman" w:hAnsi="Times New Roman" w:cs="Times New Roman"/>
-          <w:iCs/>
-          <w:color w:val="auto"/>
-          <w:lang w:val="fr-FR"/>
-        </w:rPr>
-        <w:t>Kinshasa</w:t>
-      </w:r>
-      <w:r>
-        <w:rPr>
-          <w:rFonts w:ascii="Times New Roman" w:hAnsi="Times New Roman" w:cs="Times New Roman"/>
-          <w:iCs/>
-          <w:color w:val="auto"/>
-          <w:lang w:val="fr-FR"/>
-        </w:rPr>
-        <w:t xml:space="preserve">, le </w:t>
-      </w:r>
-      <w:r>
-        <w:rPr>
-          <w:rFonts w:ascii="Times New Roman" w:hAnsi="Times New Roman" w:cs="Times New Roman"/>
-          <w:iCs/>
-          <w:color w:val="auto"/>
-          <w:lang w:val="fr-FR"/>
-        </w:rPr>
-        <w:t>03</w:t>
-      </w:r>
-      <w:r>
-        <w:rPr>
-          <w:rFonts w:ascii="Times New Roman" w:hAnsi="Times New Roman" w:cs="Times New Roman"/>
-          <w:iCs/>
-          <w:color w:val="auto"/>
-          <w:lang w:val="fr-FR"/>
-        </w:rPr>
-        <w:t xml:space="preserve"> </w:t>
-      </w:r>
-      <w:r>
-        <w:rPr>
-          <w:rFonts w:ascii="Times New Roman" w:hAnsi="Times New Roman" w:cs="Times New Roman"/>
-          <w:iCs/>
-          <w:color w:val="auto"/>
-          <w:lang w:val="fr-FR"/>
-        </w:rPr>
-        <w:t>juin</w:t>
-      </w:r>
-      <w:r>
-        <w:rPr>
-          <w:rFonts w:ascii="Times New Roman" w:hAnsi="Times New Roman" w:cs="Times New Roman"/>
-          <w:iCs/>
-          <w:color w:val="auto"/>
-          <w:lang w:val="fr-FR"/>
-        </w:rPr>
-        <w:t xml:space="preserve"> 2026</w:t>
-      </w:r>
-      <w:r>
-        <w:rPr>
-          <w:rFonts w:ascii="Times New Roman" w:hAnsi="Times New Roman" w:cs="Times New Roman"/>
-          <w:iCs/>
+        <w:t>Ainsi fait à Kinshasa, le 2 septembre 2026.</w:t>
+      </w:r>
+    </w:p>
+    <w:p>
+      <w:pPr>
+        <w:pStyle w:val="Default"/>
+        <w:spacing w:line="312" w:lineRule="auto"/>
+        <w:jc w:val="both"/>
+        <w:rPr>
+          <w:rFonts w:ascii="Times New Roman" w:hAnsi="Times New Roman" w:cs="Times New Roman"/>
+          <w:color w:val="auto"/>
+          <w:lang w:val="fr-FR"/>
+        </w:rPr>
+      </w:pPr>
+    </w:p>
+    <w:p>
+      <w:pPr>
+        <w:spacing w:line="312" w:lineRule="auto"/>
+        <w:jc w:val="both"/>
+        <w:rPr>
+          <w:sz w:val="24"/>
+        </w:rPr>
+      </w:pPr>
+      <w:r>
+        <w:rPr>
+          <w:b/>
+          <w:sz w:val="24"/>
+        </w:rPr>
+        <w:t xml:space="preserve">Lu et approuvé. </w:t>
+      </w:r>
+    </w:p>
+    <w:p>
+      <w:pPr>
+        <w:tabs>
+          <w:tab w:val="left" w:pos="4500"/>
+        </w:tabs>
+        <w:spacing w:line="312" w:lineRule="auto"/>
+        <w:jc w:val="both"/>
+        <w:rPr>
+          <w:sz w:val="24"/>
+        </w:rPr>
+      </w:pPr>
+    </w:p>
+    <w:p>
+      <w:pPr>
+        <w:pStyle w:val="Default"/>
+        <w:spacing w:line="312" w:lineRule="auto"/>
+        <w:jc w:val="both"/>
+        <w:rPr>
+          <w:rFonts w:ascii="Times New Roman" w:hAnsi="Times New Roman" w:cs="Times New Roman"/>
+          <w:color w:val="auto"/>
+          <w:lang w:val="fr-FR"/>
+        </w:rPr>
+      </w:pPr>
+    </w:p>
+    <w:p>
+      <w:pPr>
+        <w:pStyle w:val="Default"/>
+        <w:spacing w:line="312" w:lineRule="auto"/>
+        <w:jc w:val="both"/>
+        <w:rPr>
+          <w:rFonts w:ascii="Times New Roman" w:hAnsi="Times New Roman" w:cs="Times New Roman"/>
+          <w:color w:val="auto"/>
+          <w:lang w:val="fr-FR"/>
+        </w:rPr>
+      </w:pPr>
+      <w:r>
+        <w:rPr>
+          <w:rFonts w:ascii="Times New Roman" w:hAnsi="Times New Roman" w:cs="Times New Roman"/>
+          <w:color w:val="auto"/>
+          <w:lang w:val="fr-FR"/>
+        </w:rPr>
+        <w:t>Signature de l’Employeur…………………………………. Date …………………….</w:t>
+      </w:r>
+    </w:p>
+    <w:p>
+      <w:pPr>
+        <w:pStyle w:val="Default"/>
+        <w:spacing w:line="312" w:lineRule="auto"/>
+        <w:jc w:val="both"/>
+        <w:rPr>
+          <w:rFonts w:ascii="Times New Roman" w:hAnsi="Times New Roman" w:cs="Times New Roman"/>
+          <w:color w:val="auto"/>
+          <w:lang w:val="fr-FR"/>
+        </w:rPr>
+      </w:pPr>
+    </w:p>
+    <w:p>
+      <w:pPr>
+        <w:pStyle w:val="Default"/>
+        <w:spacing w:line="312" w:lineRule="auto"/>
+        <w:jc w:val="both"/>
+        <w:rPr>
+          <w:rFonts w:ascii="Times New Roman" w:hAnsi="Times New Roman" w:cs="Times New Roman"/>
+          <w:color w:val="auto"/>
+          <w:lang w:val="fr-FR"/>
+        </w:rPr>
+      </w:pPr>
+      <w:r>
+        <w:rPr>
+          <w:rFonts w:ascii="Times New Roman" w:hAnsi="Times New Roman" w:cs="Times New Roman"/>
+          <w:color w:val="auto"/>
+          <w:lang w:val="fr-FR"/>
+        </w:rPr>
+        <w:t>Signature de l’Employeur…………………………………. Date …………………….</w:t>
+      </w:r>
+    </w:p>
+    <w:p>
+      <w:pPr>
+        <w:pStyle w:val="Default"/>
+        <w:spacing w:line="312" w:lineRule="auto"/>
+        <w:jc w:val="both"/>
+        <w:rPr>
+          <w:rFonts w:ascii="Times New Roman" w:hAnsi="Times New Roman" w:cs="Times New Roman"/>
+          <w:color w:val="auto"/>
+          <w:lang w:val="fr-FR"/>
+        </w:rPr>
+      </w:pPr>
+    </w:p>
+    <w:p>
+      <w:pPr>
+        <w:pStyle w:val="Default"/>
+        <w:spacing w:line="312" w:lineRule="auto"/>
+        <w:jc w:val="both"/>
+        <w:rPr>
+          <w:rFonts w:ascii="Times New Roman" w:hAnsi="Times New Roman" w:cs="Times New Roman"/>
+          <w:color w:val="auto"/>
+          <w:lang w:val="fr-FR"/>
+        </w:rPr>
+      </w:pPr>
+      <w:r>
+        <w:rPr>
+          <w:rFonts w:ascii="Times New Roman" w:hAnsi="Times New Roman" w:cs="Times New Roman"/>
+          <w:color w:val="auto"/>
+          <w:lang w:val="fr-FR"/>
+        </w:rPr>
+        <w:t>Acceptation</w:t>
+      </w:r>
+    </w:p>
+    <w:p>
+      <w:pPr>
+        <w:pStyle w:val="Default"/>
+        <w:spacing w:line="312" w:lineRule="auto"/>
+        <w:jc w:val="both"/>
+        <w:rPr>
+          <w:rFonts w:ascii="Times New Roman" w:hAnsi="Times New Roman" w:cs="Times New Roman"/>
+          <w:color w:val="auto"/>
+          <w:lang w:val="fr-FR"/>
+        </w:rPr>
+      </w:pPr>
+    </w:p>
+    <w:p>
+      <w:pPr>
+        <w:pStyle w:val="Default"/>
+        <w:spacing w:line="312" w:lineRule="auto"/>
+        <w:jc w:val="both"/>
+        <w:rPr>
+          <w:rFonts w:ascii="Times New Roman" w:hAnsi="Times New Roman" w:cs="Times New Roman"/>
+          <w:color w:val="auto"/>
+          <w:lang w:val="fr-FR"/>
+        </w:rPr>
+      </w:pPr>
+      <w:r>
+        <w:rPr>
+          <w:rFonts w:ascii="Times New Roman" w:hAnsi="Times New Roman" w:cs="Times New Roman"/>
+          <w:color w:val="auto"/>
+          <w:lang w:val="fr-FR"/>
+        </w:rPr>
+        <w:t>J’ai reçu une copie du contrat de travail. Je comprends et accepte les termes et conditions d’emploi contenus dans ce document.</w:t>
+      </w:r>
+    </w:p>
+    <w:p>
+      <w:pPr>
+        <w:pStyle w:val="Default"/>
+        <w:spacing w:line="312" w:lineRule="auto"/>
+        <w:jc w:val="both"/>
+        <w:rPr>
+          <w:rFonts w:ascii="Times New Roman" w:hAnsi="Times New Roman" w:cs="Times New Roman"/>
+          <w:color w:val="auto"/>
+          <w:lang w:val="fr-FR"/>
+        </w:rPr>
+      </w:pPr>
+    </w:p>
+    <w:p>
+      <w:pPr>
+        <w:pStyle w:val="Default"/>
+        <w:spacing w:line="312" w:lineRule="auto"/>
+        <w:jc w:val="both"/>
+        <w:rPr>
+          <w:rFonts w:ascii="Times New Roman" w:hAnsi="Times New Roman" w:cs="Times New Roman"/>
+          <w:color w:val="auto"/>
+          <w:lang w:val="fr-FR"/>
+        </w:rPr>
+      </w:pPr>
+      <w:r>
+        <w:rPr>
+          <w:rFonts w:ascii="Times New Roman" w:hAnsi="Times New Roman" w:cs="Times New Roman"/>
+          <w:color w:val="auto"/>
+          <w:lang w:val="fr-FR"/>
+        </w:rPr>
+        <w:t>Signature de l’employé…………………………………. Date …………………</w:t>
+      </w:r>
+      <w:proofErr w:type="gramStart"/>
+      <w:r>
+        <w:rPr>
+          <w:rFonts w:ascii="Times New Roman" w:hAnsi="Times New Roman" w:cs="Times New Roman"/>
+          <w:color w:val="auto"/>
+          <w:lang w:val="fr-FR"/>
+        </w:rPr>
+        <w:t>…….</w:t>
+      </w:r>
+      <w:proofErr w:type="gramEnd"/>
+      <w:r>
+        <w:rPr>
+          <w:rFonts w:ascii="Times New Roman" w:hAnsi="Times New Roman" w:cs="Times New Roman"/>
           <w:color w:val="auto"/>
           <w:lang w:val="fr-FR"/>
         </w:rPr>
@@ -6932,194 +5701,19 @@
       <w:pPr>
         <w:pStyle w:val="Default"/>
         <w:spacing w:line="312" w:lineRule="auto"/>
-        <w:rPr>
-          <w:rFonts w:ascii="Times New Roman" w:hAnsi="Times New Roman" w:cs="Times New Roman"/>
-          <w:color w:val="auto"/>
-          <w:lang w:val="fr-FR"/>
-        </w:rPr>
-      </w:pPr>
-    </w:p>
-    <w:p>
-      <w:pPr>
-        <w:spacing w:line="312" w:lineRule="auto"/>
         <w:jc w:val="both"/>
         <w:rPr>
-          <w:sz w:val="24"/>
-        </w:rPr>
-      </w:pPr>
-      <w:r>
-        <w:rPr>
-          <w:b/>
-          <w:sz w:val="24"/>
-        </w:rPr>
-        <w:t xml:space="preserve">Lu et approuvé. </w:t>
-      </w:r>
-    </w:p>
-    <w:p>
-      <w:pPr>
-        <w:tabs>
-          <w:tab w:val="left" w:pos="4500"/>
-        </w:tabs>
+          <w:rFonts w:ascii="Times New Roman" w:hAnsi="Times New Roman" w:cs="Times New Roman"/>
+          <w:color w:val="auto"/>
+          <w:lang w:val="fr-FR"/>
+        </w:rPr>
+      </w:pPr>
+    </w:p>
+    <w:p>
+      <w:pPr>
+        <w:pStyle w:val="Default"/>
         <w:spacing w:line="312" w:lineRule="auto"/>
         <w:jc w:val="both"/>
-        <w:rPr>
-          <w:sz w:val="24"/>
-        </w:rPr>
-      </w:pPr>
-    </w:p>
-    <w:p>
-      <w:pPr>
-        <w:pStyle w:val="Default"/>
-        <w:spacing w:line="312" w:lineRule="auto"/>
-        <w:rPr>
-          <w:rFonts w:ascii="Times New Roman" w:hAnsi="Times New Roman" w:cs="Times New Roman"/>
-          <w:color w:val="auto"/>
-          <w:lang w:val="fr-FR"/>
-        </w:rPr>
-      </w:pPr>
-    </w:p>
-    <w:p>
-      <w:pPr>
-        <w:pStyle w:val="Default"/>
-        <w:spacing w:line="312" w:lineRule="auto"/>
-        <w:rPr>
-          <w:rFonts w:ascii="Times New Roman" w:hAnsi="Times New Roman" w:cs="Times New Roman"/>
-          <w:color w:val="auto"/>
-          <w:lang w:val="fr-FR"/>
-        </w:rPr>
-      </w:pPr>
-      <w:r>
-        <w:rPr>
-          <w:rFonts w:ascii="Times New Roman" w:hAnsi="Times New Roman" w:cs="Times New Roman"/>
-          <w:color w:val="auto"/>
-          <w:lang w:val="fr-FR"/>
-        </w:rPr>
-        <w:t>Signature de l’Employeur…………………………………. Date …………………….</w:t>
-      </w:r>
-    </w:p>
-    <w:p>
-      <w:pPr>
-        <w:pStyle w:val="Default"/>
-        <w:spacing w:line="312" w:lineRule="auto"/>
-        <w:rPr>
-          <w:rFonts w:ascii="Times New Roman" w:hAnsi="Times New Roman" w:cs="Times New Roman"/>
-          <w:color w:val="auto"/>
-          <w:lang w:val="fr-FR"/>
-        </w:rPr>
-      </w:pPr>
-    </w:p>
-    <w:p>
-      <w:pPr>
-        <w:pStyle w:val="Default"/>
-        <w:spacing w:line="312" w:lineRule="auto"/>
-        <w:rPr>
-          <w:rFonts w:ascii="Times New Roman" w:hAnsi="Times New Roman" w:cs="Times New Roman"/>
-          <w:color w:val="auto"/>
-          <w:lang w:val="fr-FR"/>
-        </w:rPr>
-      </w:pPr>
-      <w:r>
-        <w:rPr>
-          <w:rFonts w:ascii="Times New Roman" w:hAnsi="Times New Roman" w:cs="Times New Roman"/>
-          <w:color w:val="auto"/>
-          <w:lang w:val="fr-FR"/>
-        </w:rPr>
-        <w:t>Acceptation</w:t>
-      </w:r>
-    </w:p>
-    <w:p>
-      <w:pPr>
-        <w:pStyle w:val="Default"/>
-        <w:spacing w:line="312" w:lineRule="auto"/>
-        <w:rPr>
-          <w:rFonts w:ascii="Times New Roman" w:hAnsi="Times New Roman" w:cs="Times New Roman"/>
-          <w:color w:val="auto"/>
-          <w:lang w:val="fr-FR"/>
-        </w:rPr>
-      </w:pPr>
-    </w:p>
-    <w:p>
-      <w:pPr>
-        <w:pStyle w:val="Default"/>
-        <w:spacing w:line="312" w:lineRule="auto"/>
-        <w:rPr>
-          <w:rFonts w:ascii="Times New Roman" w:hAnsi="Times New Roman" w:cs="Times New Roman"/>
-          <w:color w:val="auto"/>
-          <w:lang w:val="fr-FR"/>
-        </w:rPr>
-      </w:pPr>
-      <w:r>
-        <w:rPr>
-          <w:rFonts w:ascii="Times New Roman" w:hAnsi="Times New Roman" w:cs="Times New Roman"/>
-          <w:color w:val="auto"/>
-          <w:lang w:val="fr-FR"/>
-        </w:rPr>
-        <w:t>J’ai reçu une copie du contrat de travail. Je comprends et accepte les termes et conditions d’emploi contenus dans ce document.</w:t>
-      </w:r>
-    </w:p>
-    <w:p>
-      <w:pPr>
-        <w:pStyle w:val="Default"/>
-        <w:spacing w:line="312" w:lineRule="auto"/>
-        <w:rPr>
-          <w:rFonts w:ascii="Times New Roman" w:hAnsi="Times New Roman" w:cs="Times New Roman"/>
-          <w:color w:val="auto"/>
-          <w:lang w:val="fr-FR"/>
-        </w:rPr>
-      </w:pPr>
-    </w:p>
-    <w:p>
-      <w:pPr>
-        <w:pStyle w:val="Default"/>
-        <w:spacing w:line="312" w:lineRule="auto"/>
-        <w:rPr>
-          <w:rFonts w:ascii="Times New Roman" w:hAnsi="Times New Roman" w:cs="Times New Roman"/>
-          <w:color w:val="auto"/>
-          <w:lang w:val="fr-FR"/>
-        </w:rPr>
-      </w:pPr>
-      <w:r>
-        <w:rPr>
-          <w:rFonts w:ascii="Times New Roman" w:hAnsi="Times New Roman" w:cs="Times New Roman"/>
-          <w:color w:val="auto"/>
-          <w:lang w:val="fr-FR"/>
-        </w:rPr>
-        <w:t>Signature de l’employé…………………………………. Date …………………</w:t>
-      </w:r>
-      <w:proofErr w:type="gramStart"/>
-      <w:r>
-        <w:rPr>
-          <w:rFonts w:ascii="Times New Roman" w:hAnsi="Times New Roman" w:cs="Times New Roman"/>
-          <w:color w:val="auto"/>
-          <w:lang w:val="fr-FR"/>
-        </w:rPr>
-        <w:t>…….</w:t>
-      </w:r>
-      <w:proofErr w:type="gramEnd"/>
-      <w:r>
-        <w:rPr>
-          <w:rFonts w:ascii="Times New Roman" w:hAnsi="Times New Roman" w:cs="Times New Roman"/>
-          <w:color w:val="auto"/>
-          <w:lang w:val="fr-FR"/>
-        </w:rPr>
-        <w:t>.</w:t>
-      </w:r>
-    </w:p>
-    <w:p>
-      <w:pPr>
-        <w:pStyle w:val="Default"/>
-        <w:spacing w:line="312" w:lineRule="auto"/>
-        <w:rPr>
-          <w:rFonts w:ascii="Times New Roman" w:hAnsi="Times New Roman" w:cs="Times New Roman"/>
-          <w:color w:val="auto"/>
-          <w:lang w:val="fr-FR"/>
-        </w:rPr>
-      </w:pPr>
-    </w:p>
-    <w:p>
-      <w:pPr>
-        <w:pStyle w:val="Default"/>
-        <w:spacing w:line="312" w:lineRule="auto"/>
         <w:rPr>
           <w:rFonts w:ascii="Times New Roman" w:hAnsi="Times New Roman" w:cs="Times New Roman"/>
           <w:color w:val="auto"/>
@@ -7134,6 +5728,7 @@
       <w:footerReference w:type="even" r:id="rId10"/>
       <w:footerReference w:type="default" r:id="rId11"/>
       <w:headerReference w:type="first" r:id="rId12"/>
+      <w:footerReference w:type="first" r:id="rId13"/>
       <w:type w:val="continuous"/>
       <w:pgSz w:w="12240" w:h="15840"/>
       <w:pgMar w:top="1702" w:right="1183" w:bottom="1440" w:left="1800" w:header="720" w:footer="720" w:gutter="0"/>
@@ -7257,8 +5852,34 @@
         <w:rFonts w:ascii="Calibri" w:hAnsi="Calibri"/>
         <w:lang w:val="fr-FR"/>
       </w:rPr>
-      <w:t>HR Admin</w:t>
+      <w:t>Marketing</w:t>
     </w:r>
+    <w:r>
+      <w:rPr>
+        <w:rFonts w:ascii="Calibri" w:hAnsi="Calibri"/>
+        <w:lang w:val="fr-FR"/>
+      </w:rPr>
+      <w:t xml:space="preserve"> </w:t>
+    </w:r>
+    <w:proofErr w:type="spellStart"/>
+    <w:r>
+      <w:rPr>
+        <w:rFonts w:ascii="Calibri" w:hAnsi="Calibri"/>
+        <w:lang w:val="fr-FR"/>
+      </w:rPr>
+      <w:t>Officer</w:t>
+    </w:r>
+    <w:proofErr w:type="spellEnd"/>
+  </w:p>
+</w:ftr>
+</file>
+
+<file path=word/footer3.xml><?xml version="1.0" encoding="utf-8"?>
+<w:ftr xmlns:wpc="http://schemas.microsoft.com/office/word/2010/wordprocessingCanvas" xmlns:cx="http://schemas.microsoft.com/office/drawing/2014/chartex" xmlns:cx1="http://schemas.microsoft.com/office/drawing/2015/9/8/chartex" xmlns:cx2="http://schemas.microsoft.com/office/drawing/2015/10/21/chartex" xmlns:cx3="http://schemas.microsoft.com/office/drawing/2016/5/9/chartex" xmlns:cx4="http://schemas.microsoft.com/office/drawing/2016/5/10/chartex" xmlns:cx5="http://schemas.microsoft.com/office/drawing/2016/5/11/chartex" xmlns:cx6="http://schemas.microsoft.com/office/drawing/2016/5/12/chartex" xmlns:cx7="http://schemas.microsoft.com/office/drawing/2016/5/13/chartex" xmlns:cx8="http://schemas.microsoft.com/office/drawing/2016/5/14/chartex" xmlns:mc="http://schemas.openxmlformats.org/markup-compatibility/2006" xmlns:aink="http://schemas.microsoft.com/office/drawing/2016/ink" xmlns:am3d="http://schemas.microsoft.com/office/drawing/2017/model3d" xmlns:o="urn:schemas-microsoft-com:office:office" xmlns:oel="http://schemas.microsoft.com/office/2019/extlst" xmlns:r="http://schemas.openxmlformats.org/officeDocument/2006/relationships" xmlns:m="http://schemas.openxmlformats.org/officeDocument/2006/math" xmlns:v="urn:schemas-microsoft-com:vml" xmlns:wp14="http://schemas.microsoft.com/office/word/2010/wordprocessingDrawing" xmlns:wp="http://schemas.openxmlformats.org/drawingml/2006/wordprocessingDrawing" xmlns:w10="urn:schemas-microsoft-com:office:word" xmlns:w="http://schemas.openxmlformats.org/wordprocessingml/2006/main" xmlns:w14="http://schemas.microsoft.com/office/word/2010/wordml" xmlns:w15="http://schemas.microsoft.com/office/word/2012/wordml" xmlns:w16cex="http://schemas.microsoft.com/office/word/2018/wordml/cex" xmlns:w16cid="http://schemas.microsoft.com/office/word/2016/wordml/cid" xmlns:w16="http://schemas.microsoft.com/office/word/2018/wordml" xmlns:w16du="http://schemas.microsoft.com/office/word/2023/wordml/word16du" xmlns:w16sdtdh="http://schemas.microsoft.com/office/word/2020/wordml/sdtdatahash" xmlns:w16sdtfl="http://schemas.microsoft.com/office/word/2024/wordml/sdtformatlock" xmlns:w16se="http://schemas.microsoft.com/office/word/2015/wordml/symex" xmlns:wpg="http://schemas.microsoft.com/office/word/2010/wordprocessingGroup" xmlns:wpi="http://schemas.microsoft.com/office/word/2010/wordprocessingInk" xmlns:wne="http://schemas.microsoft.com/office/word/2006/wordml" xmlns:wps="http://schemas.microsoft.com/office/word/2010/wordprocessingShape" mc:Ignorable="w14 w15 w16se w16cid w16 w16cex w16sdtdh w16sdtfl w16du wp14">
+  <w:p>
+    <w:pPr>
+      <w:pStyle w:val="Footer"/>
+    </w:pPr>
   </w:p>
 </w:ftr>
 </file>
@@ -7545,7 +6166,7 @@
                                   </pic:cNvPicPr>
                                 </pic:nvPicPr>
                                 <pic:blipFill>
-                                  <a:blip r:embed="rId1">
+                                  <a:blip r:embed="rId2">
                                     <a:extLst>
                                       <a:ext uri="{28A0092B-C50C-407E-A947-70E740481C1C}">
                                         <a14:useLocalDpi xmlns:a14="http://schemas.microsoft.com/office/drawing/2010/main" val="0"/>
@@ -7615,7 +6236,7 @@
           <o:lock v:ext="edit" aspectratio="t"/>
         </v:shapetype>
         <v:shape id="WordPictureWatermark3" o:spid="_x0000_s1027" type="#_x0000_t75" style="position:absolute;margin-left:-4.95pt;margin-top:144.2pt;width:431.8pt;height:396.7pt;z-index:-251658240" wrapcoords="-38 0 -38 21559 21600 21559 21600 0 -38 0">
-          <v:imagedata r:id="rId2" o:title="logo"/>
+          <v:imagedata r:id="rId3" o:title="logo"/>
         </v:shape>
       </w:pict>
     </w:r>
@@ -7825,6 +6446,155 @@
     </w:lvl>
   </w:abstractNum>
   <w:abstractNum w:abstractNumId="2" w15:restartNumberingAfterBreak="0">
+    <w:nsid w:val="078D5045"/>
+    <w:multiLevelType w:val="multilevel"/>
+    <w:tmpl w:val="3C329DEE"/>
+    <w:lvl w:ilvl="0">
+      <w:start w:val="1"/>
+      <w:numFmt w:val="bullet"/>
+      <w:lvlText w:val=""/>
+      <w:lvlJc w:val="left"/>
+      <w:pPr>
+        <w:tabs>
+          <w:tab w:val="num" w:pos="720"/>
+        </w:tabs>
+        <w:ind w:left="720" w:hanging="360"/>
+      </w:pPr>
+      <w:rPr>
+        <w:rFonts w:ascii="Symbol" w:hAnsi="Symbol" w:hint="default"/>
+        <w:sz w:val="20"/>
+      </w:rPr>
+    </w:lvl>
+    <w:lvl w:ilvl="1" w:tentative="1">
+      <w:start w:val="1"/>
+      <w:numFmt w:val="bullet"/>
+      <w:lvlText w:val="o"/>
+      <w:lvlJc w:val="left"/>
+      <w:pPr>
+        <w:tabs>
+          <w:tab w:val="num" w:pos="1440"/>
+        </w:tabs>
+        <w:ind w:left="1440" w:hanging="360"/>
+      </w:pPr>
+      <w:rPr>
+        <w:rFonts w:ascii="Courier New" w:hAnsi="Courier New" w:hint="default"/>
+        <w:sz w:val="20"/>
+      </w:rPr>
+    </w:lvl>
+    <w:lvl w:ilvl="2" w:tentative="1">
+      <w:start w:val="1"/>
+      <w:numFmt w:val="bullet"/>
+      <w:lvlText w:val=""/>
+      <w:lvlJc w:val="left"/>
+      <w:pPr>
+        <w:tabs>
+          <w:tab w:val="num" w:pos="2160"/>
+        </w:tabs>
+        <w:ind w:left="2160" w:hanging="360"/>
+      </w:pPr>
+      <w:rPr>
+        <w:rFonts w:ascii="Wingdings" w:hAnsi="Wingdings" w:hint="default"/>
+        <w:sz w:val="20"/>
+      </w:rPr>
+    </w:lvl>
+    <w:lvl w:ilvl="3" w:tentative="1">
+      <w:start w:val="1"/>
+      <w:numFmt w:val="bullet"/>
+      <w:lvlText w:val=""/>
+      <w:lvlJc w:val="left"/>
+      <w:pPr>
+        <w:tabs>
+          <w:tab w:val="num" w:pos="2880"/>
+        </w:tabs>
+        <w:ind w:left="2880" w:hanging="360"/>
+      </w:pPr>
+      <w:rPr>
+        <w:rFonts w:ascii="Wingdings" w:hAnsi="Wingdings" w:hint="default"/>
+        <w:sz w:val="20"/>
+      </w:rPr>
+    </w:lvl>
+    <w:lvl w:ilvl="4" w:tentative="1">
+      <w:start w:val="1"/>
+      <w:numFmt w:val="bullet"/>
+      <w:lvlText w:val=""/>
+      <w:lvlJc w:val="left"/>
+      <w:pPr>
+        <w:tabs>
+          <w:tab w:val="num" w:pos="3600"/>
+        </w:tabs>
+        <w:ind w:left="3600" w:hanging="360"/>
+      </w:pPr>
+      <w:rPr>
+        <w:rFonts w:ascii="Wingdings" w:hAnsi="Wingdings" w:hint="default"/>
+        <w:sz w:val="20"/>
+      </w:rPr>
+    </w:lvl>
+    <w:lvl w:ilvl="5" w:tentative="1">
+      <w:start w:val="1"/>
+      <w:numFmt w:val="bullet"/>
+      <w:lvlText w:val=""/>
+      <w:lvlJc w:val="left"/>
+      <w:pPr>
+        <w:tabs>
+          <w:tab w:val="num" w:pos="4320"/>
+        </w:tabs>
+        <w:ind w:left="4320" w:hanging="360"/>
+      </w:pPr>
+      <w:rPr>
+        <w:rFonts w:ascii="Wingdings" w:hAnsi="Wingdings" w:hint="default"/>
+        <w:sz w:val="20"/>
+      </w:rPr>
+    </w:lvl>
+    <w:lvl w:ilvl="6" w:tentative="1">
+      <w:start w:val="1"/>
+      <w:numFmt w:val="bullet"/>
+      <w:lvlText w:val=""/>
+      <w:lvlJc w:val="left"/>
+      <w:pPr>
+        <w:tabs>
+          <w:tab w:val="num" w:pos="5040"/>
+        </w:tabs>
+        <w:ind w:left="5040" w:hanging="360"/>
+      </w:pPr>
+      <w:rPr>
+        <w:rFonts w:ascii="Wingdings" w:hAnsi="Wingdings" w:hint="default"/>
+        <w:sz w:val="20"/>
+      </w:rPr>
+    </w:lvl>
+    <w:lvl w:ilvl="7" w:tentative="1">
+      <w:start w:val="1"/>
+      <w:numFmt w:val="bullet"/>
+      <w:lvlText w:val=""/>
+      <w:lvlJc w:val="left"/>
+      <w:pPr>
+        <w:tabs>
+          <w:tab w:val="num" w:pos="5760"/>
+        </w:tabs>
+        <w:ind w:left="5760" w:hanging="360"/>
+      </w:pPr>
+      <w:rPr>
+        <w:rFonts w:ascii="Wingdings" w:hAnsi="Wingdings" w:hint="default"/>
+        <w:sz w:val="20"/>
+      </w:rPr>
+    </w:lvl>
+    <w:lvl w:ilvl="8" w:tentative="1">
+      <w:start w:val="1"/>
+      <w:numFmt w:val="bullet"/>
+      <w:lvlText w:val=""/>
+      <w:lvlJc w:val="left"/>
+      <w:pPr>
+        <w:tabs>
+          <w:tab w:val="num" w:pos="6480"/>
+        </w:tabs>
+        <w:ind w:left="6480" w:hanging="360"/>
+      </w:pPr>
+      <w:rPr>
+        <w:rFonts w:ascii="Wingdings" w:hAnsi="Wingdings" w:hint="default"/>
+        <w:sz w:val="20"/>
+      </w:rPr>
+    </w:lvl>
+  </w:abstractNum>
+  <w:abstractNum w:abstractNumId="3" w15:restartNumberingAfterBreak="0">
     <w:nsid w:val="07F155DC"/>
     <w:multiLevelType w:val="singleLevel"/>
     <w:tmpl w:val="3DE6FD2C"/>
@@ -7844,7 +6614,7 @@
       </w:rPr>
     </w:lvl>
   </w:abstractNum>
-  <w:abstractNum w:abstractNumId="3" w15:restartNumberingAfterBreak="0">
+  <w:abstractNum w:abstractNumId="4" w15:restartNumberingAfterBreak="0">
     <w:nsid w:val="0A047CAE"/>
     <w:multiLevelType w:val="hybridMultilevel"/>
     <w:tmpl w:val="ED0A3274"/>
@@ -7957,7 +6727,7 @@
       </w:rPr>
     </w:lvl>
   </w:abstractNum>
-  <w:abstractNum w:abstractNumId="4" w15:restartNumberingAfterBreak="0">
+  <w:abstractNum w:abstractNumId="5" w15:restartNumberingAfterBreak="0">
     <w:nsid w:val="0A9F1947"/>
     <w:multiLevelType w:val="hybridMultilevel"/>
     <w:tmpl w:val="DB74AAEA"/>
@@ -8069,7 +6839,7 @@
       </w:rPr>
     </w:lvl>
   </w:abstractNum>
-  <w:abstractNum w:abstractNumId="5" w15:restartNumberingAfterBreak="0">
+  <w:abstractNum w:abstractNumId="6" w15:restartNumberingAfterBreak="0">
     <w:nsid w:val="0CC212DF"/>
     <w:multiLevelType w:val="multilevel"/>
     <w:tmpl w:val="411C4080"/>
@@ -8214,7 +6984,7 @@
       </w:rPr>
     </w:lvl>
   </w:abstractNum>
-  <w:abstractNum w:abstractNumId="6" w15:restartNumberingAfterBreak="0">
+  <w:abstractNum w:abstractNumId="7" w15:restartNumberingAfterBreak="0">
     <w:nsid w:val="10177586"/>
     <w:multiLevelType w:val="singleLevel"/>
     <w:tmpl w:val="BFA81F3C"/>
@@ -8234,7 +7004,305 @@
       </w:rPr>
     </w:lvl>
   </w:abstractNum>
-  <w:abstractNum w:abstractNumId="7" w15:restartNumberingAfterBreak="0">
+  <w:abstractNum w:abstractNumId="8" w15:restartNumberingAfterBreak="0">
+    <w:nsid w:val="10A53E91"/>
+    <w:multiLevelType w:val="multilevel"/>
+    <w:tmpl w:val="F5E62118"/>
+    <w:lvl w:ilvl="0">
+      <w:start w:val="1"/>
+      <w:numFmt w:val="bullet"/>
+      <w:lvlText w:val=""/>
+      <w:lvlJc w:val="left"/>
+      <w:pPr>
+        <w:tabs>
+          <w:tab w:val="num" w:pos="720"/>
+        </w:tabs>
+        <w:ind w:left="720" w:hanging="360"/>
+      </w:pPr>
+      <w:rPr>
+        <w:rFonts w:ascii="Symbol" w:hAnsi="Symbol" w:hint="default"/>
+        <w:sz w:val="20"/>
+      </w:rPr>
+    </w:lvl>
+    <w:lvl w:ilvl="1" w:tentative="1">
+      <w:start w:val="1"/>
+      <w:numFmt w:val="bullet"/>
+      <w:lvlText w:val="o"/>
+      <w:lvlJc w:val="left"/>
+      <w:pPr>
+        <w:tabs>
+          <w:tab w:val="num" w:pos="1440"/>
+        </w:tabs>
+        <w:ind w:left="1440" w:hanging="360"/>
+      </w:pPr>
+      <w:rPr>
+        <w:rFonts w:ascii="Courier New" w:hAnsi="Courier New" w:hint="default"/>
+        <w:sz w:val="20"/>
+      </w:rPr>
+    </w:lvl>
+    <w:lvl w:ilvl="2" w:tentative="1">
+      <w:start w:val="1"/>
+      <w:numFmt w:val="bullet"/>
+      <w:lvlText w:val=""/>
+      <w:lvlJc w:val="left"/>
+      <w:pPr>
+        <w:tabs>
+          <w:tab w:val="num" w:pos="2160"/>
+        </w:tabs>
+        <w:ind w:left="2160" w:hanging="360"/>
+      </w:pPr>
+      <w:rPr>
+        <w:rFonts w:ascii="Wingdings" w:hAnsi="Wingdings" w:hint="default"/>
+        <w:sz w:val="20"/>
+      </w:rPr>
+    </w:lvl>
+    <w:lvl w:ilvl="3" w:tentative="1">
+      <w:start w:val="1"/>
+      <w:numFmt w:val="bullet"/>
+      <w:lvlText w:val=""/>
+      <w:lvlJc w:val="left"/>
+      <w:pPr>
+        <w:tabs>
+          <w:tab w:val="num" w:pos="2880"/>
+        </w:tabs>
+        <w:ind w:left="2880" w:hanging="360"/>
+      </w:pPr>
+      <w:rPr>
+        <w:rFonts w:ascii="Wingdings" w:hAnsi="Wingdings" w:hint="default"/>
+        <w:sz w:val="20"/>
+      </w:rPr>
+    </w:lvl>
+    <w:lvl w:ilvl="4" w:tentative="1">
+      <w:start w:val="1"/>
+      <w:numFmt w:val="bullet"/>
+      <w:lvlText w:val=""/>
+      <w:lvlJc w:val="left"/>
+      <w:pPr>
+        <w:tabs>
+          <w:tab w:val="num" w:pos="3600"/>
+        </w:tabs>
+        <w:ind w:left="3600" w:hanging="360"/>
+      </w:pPr>
+      <w:rPr>
+        <w:rFonts w:ascii="Wingdings" w:hAnsi="Wingdings" w:hint="default"/>
+        <w:sz w:val="20"/>
+      </w:rPr>
+    </w:lvl>
+    <w:lvl w:ilvl="5" w:tentative="1">
+      <w:start w:val="1"/>
+      <w:numFmt w:val="bullet"/>
+      <w:lvlText w:val=""/>
+      <w:lvlJc w:val="left"/>
+      <w:pPr>
+        <w:tabs>
+          <w:tab w:val="num" w:pos="4320"/>
+        </w:tabs>
+        <w:ind w:left="4320" w:hanging="360"/>
+      </w:pPr>
+      <w:rPr>
+        <w:rFonts w:ascii="Wingdings" w:hAnsi="Wingdings" w:hint="default"/>
+        <w:sz w:val="20"/>
+      </w:rPr>
+    </w:lvl>
+    <w:lvl w:ilvl="6" w:tentative="1">
+      <w:start w:val="1"/>
+      <w:numFmt w:val="bullet"/>
+      <w:lvlText w:val=""/>
+      <w:lvlJc w:val="left"/>
+      <w:pPr>
+        <w:tabs>
+          <w:tab w:val="num" w:pos="5040"/>
+        </w:tabs>
+        <w:ind w:left="5040" w:hanging="360"/>
+      </w:pPr>
+      <w:rPr>
+        <w:rFonts w:ascii="Wingdings" w:hAnsi="Wingdings" w:hint="default"/>
+        <w:sz w:val="20"/>
+      </w:rPr>
+    </w:lvl>
+    <w:lvl w:ilvl="7" w:tentative="1">
+      <w:start w:val="1"/>
+      <w:numFmt w:val="bullet"/>
+      <w:lvlText w:val=""/>
+      <w:lvlJc w:val="left"/>
+      <w:pPr>
+        <w:tabs>
+          <w:tab w:val="num" w:pos="5760"/>
+        </w:tabs>
+        <w:ind w:left="5760" w:hanging="360"/>
+      </w:pPr>
+      <w:rPr>
+        <w:rFonts w:ascii="Wingdings" w:hAnsi="Wingdings" w:hint="default"/>
+        <w:sz w:val="20"/>
+      </w:rPr>
+    </w:lvl>
+    <w:lvl w:ilvl="8" w:tentative="1">
+      <w:start w:val="1"/>
+      <w:numFmt w:val="bullet"/>
+      <w:lvlText w:val=""/>
+      <w:lvlJc w:val="left"/>
+      <w:pPr>
+        <w:tabs>
+          <w:tab w:val="num" w:pos="6480"/>
+        </w:tabs>
+        <w:ind w:left="6480" w:hanging="360"/>
+      </w:pPr>
+      <w:rPr>
+        <w:rFonts w:ascii="Wingdings" w:hAnsi="Wingdings" w:hint="default"/>
+        <w:sz w:val="20"/>
+      </w:rPr>
+    </w:lvl>
+  </w:abstractNum>
+  <w:abstractNum w:abstractNumId="9" w15:restartNumberingAfterBreak="0">
+    <w:nsid w:val="1ADA64EC"/>
+    <w:multiLevelType w:val="multilevel"/>
+    <w:tmpl w:val="F6D60078"/>
+    <w:lvl w:ilvl="0">
+      <w:start w:val="1"/>
+      <w:numFmt w:val="bullet"/>
+      <w:lvlText w:val=""/>
+      <w:lvlJc w:val="left"/>
+      <w:pPr>
+        <w:tabs>
+          <w:tab w:val="num" w:pos="720"/>
+        </w:tabs>
+        <w:ind w:left="720" w:hanging="360"/>
+      </w:pPr>
+      <w:rPr>
+        <w:rFonts w:ascii="Symbol" w:hAnsi="Symbol" w:hint="default"/>
+        <w:sz w:val="20"/>
+      </w:rPr>
+    </w:lvl>
+    <w:lvl w:ilvl="1" w:tentative="1">
+      <w:start w:val="1"/>
+      <w:numFmt w:val="bullet"/>
+      <w:lvlText w:val="o"/>
+      <w:lvlJc w:val="left"/>
+      <w:pPr>
+        <w:tabs>
+          <w:tab w:val="num" w:pos="1440"/>
+        </w:tabs>
+        <w:ind w:left="1440" w:hanging="360"/>
+      </w:pPr>
+      <w:rPr>
+        <w:rFonts w:ascii="Courier New" w:hAnsi="Courier New" w:hint="default"/>
+        <w:sz w:val="20"/>
+      </w:rPr>
+    </w:lvl>
+    <w:lvl w:ilvl="2" w:tentative="1">
+      <w:start w:val="1"/>
+      <w:numFmt w:val="bullet"/>
+      <w:lvlText w:val=""/>
+      <w:lvlJc w:val="left"/>
+      <w:pPr>
+        <w:tabs>
+          <w:tab w:val="num" w:pos="2160"/>
+        </w:tabs>
+        <w:ind w:left="2160" w:hanging="360"/>
+      </w:pPr>
+      <w:rPr>
+        <w:rFonts w:ascii="Wingdings" w:hAnsi="Wingdings" w:hint="default"/>
+        <w:sz w:val="20"/>
+      </w:rPr>
+    </w:lvl>
+    <w:lvl w:ilvl="3" w:tentative="1">
+      <w:start w:val="1"/>
+      <w:numFmt w:val="bullet"/>
+      <w:lvlText w:val=""/>
+      <w:lvlJc w:val="left"/>
+      <w:pPr>
+        <w:tabs>
+          <w:tab w:val="num" w:pos="2880"/>
+        </w:tabs>
+        <w:ind w:left="2880" w:hanging="360"/>
+      </w:pPr>
+      <w:rPr>
+        <w:rFonts w:ascii="Wingdings" w:hAnsi="Wingdings" w:hint="default"/>
+        <w:sz w:val="20"/>
+      </w:rPr>
+    </w:lvl>
+    <w:lvl w:ilvl="4" w:tentative="1">
+      <w:start w:val="1"/>
+      <w:numFmt w:val="bullet"/>
+      <w:lvlText w:val=""/>
+      <w:lvlJc w:val="left"/>
+      <w:pPr>
+        <w:tabs>
+          <w:tab w:val="num" w:pos="3600"/>
+        </w:tabs>
+        <w:ind w:left="3600" w:hanging="360"/>
+      </w:pPr>
+      <w:rPr>
+        <w:rFonts w:ascii="Wingdings" w:hAnsi="Wingdings" w:hint="default"/>
+        <w:sz w:val="20"/>
+      </w:rPr>
+    </w:lvl>
+    <w:lvl w:ilvl="5" w:tentative="1">
+      <w:start w:val="1"/>
+      <w:numFmt w:val="bullet"/>
+      <w:lvlText w:val=""/>
+      <w:lvlJc w:val="left"/>
+      <w:pPr>
+        <w:tabs>
+          <w:tab w:val="num" w:pos="4320"/>
+        </w:tabs>
+        <w:ind w:left="4320" w:hanging="360"/>
+      </w:pPr>
+      <w:rPr>
+        <w:rFonts w:ascii="Wingdings" w:hAnsi="Wingdings" w:hint="default"/>
+        <w:sz w:val="20"/>
+      </w:rPr>
+    </w:lvl>
+    <w:lvl w:ilvl="6" w:tentative="1">
+      <w:start w:val="1"/>
+      <w:numFmt w:val="bullet"/>
+      <w:lvlText w:val=""/>
+      <w:lvlJc w:val="left"/>
+      <w:pPr>
+        <w:tabs>
+          <w:tab w:val="num" w:pos="5040"/>
+        </w:tabs>
+        <w:ind w:left="5040" w:hanging="360"/>
+      </w:pPr>
+      <w:rPr>
+        <w:rFonts w:ascii="Wingdings" w:hAnsi="Wingdings" w:hint="default"/>
+        <w:sz w:val="20"/>
+      </w:rPr>
+    </w:lvl>
+    <w:lvl w:ilvl="7" w:tentative="1">
+      <w:start w:val="1"/>
+      <w:numFmt w:val="bullet"/>
+      <w:lvlText w:val=""/>
+      <w:lvlJc w:val="left"/>
+      <w:pPr>
+        <w:tabs>
+          <w:tab w:val="num" w:pos="5760"/>
+        </w:tabs>
+        <w:ind w:left="5760" w:hanging="360"/>
+      </w:pPr>
+      <w:rPr>
+        <w:rFonts w:ascii="Wingdings" w:hAnsi="Wingdings" w:hint="default"/>
+        <w:sz w:val="20"/>
+      </w:rPr>
+    </w:lvl>
+    <w:lvl w:ilvl="8" w:tentative="1">
+      <w:start w:val="1"/>
+      <w:numFmt w:val="bullet"/>
+      <w:lvlText w:val=""/>
+      <w:lvlJc w:val="left"/>
+      <w:pPr>
+        <w:tabs>
+          <w:tab w:val="num" w:pos="6480"/>
+        </w:tabs>
+        <w:ind w:left="6480" w:hanging="360"/>
+      </w:pPr>
+      <w:rPr>
+        <w:rFonts w:ascii="Wingdings" w:hAnsi="Wingdings" w:hint="default"/>
+        <w:sz w:val="20"/>
+      </w:rPr>
+    </w:lvl>
+  </w:abstractNum>
+  <w:abstractNum w:abstractNumId="10" w15:restartNumberingAfterBreak="0">
     <w:nsid w:val="1AF1584D"/>
     <w:multiLevelType w:val="hybridMultilevel"/>
     <w:tmpl w:val="F5B01760"/>
@@ -8347,7 +7415,7 @@
       </w:rPr>
     </w:lvl>
   </w:abstractNum>
-  <w:abstractNum w:abstractNumId="8" w15:restartNumberingAfterBreak="0">
+  <w:abstractNum w:abstractNumId="11" w15:restartNumberingAfterBreak="0">
     <w:nsid w:val="1D383627"/>
     <w:multiLevelType w:val="singleLevel"/>
     <w:tmpl w:val="0809000F"/>
@@ -8367,7 +7435,7 @@
       </w:rPr>
     </w:lvl>
   </w:abstractNum>
-  <w:abstractNum w:abstractNumId="9" w15:restartNumberingAfterBreak="0">
+  <w:abstractNum w:abstractNumId="12" w15:restartNumberingAfterBreak="0">
     <w:nsid w:val="297E104C"/>
     <w:multiLevelType w:val="singleLevel"/>
     <w:tmpl w:val="DB9CAF7E"/>
@@ -8387,7 +7455,305 @@
       </w:rPr>
     </w:lvl>
   </w:abstractNum>
-  <w:abstractNum w:abstractNumId="10" w15:restartNumberingAfterBreak="0">
+  <w:abstractNum w:abstractNumId="13" w15:restartNumberingAfterBreak="0">
+    <w:nsid w:val="29933668"/>
+    <w:multiLevelType w:val="multilevel"/>
+    <w:tmpl w:val="027A859E"/>
+    <w:lvl w:ilvl="0">
+      <w:start w:val="1"/>
+      <w:numFmt w:val="bullet"/>
+      <w:lvlText w:val=""/>
+      <w:lvlJc w:val="left"/>
+      <w:pPr>
+        <w:tabs>
+          <w:tab w:val="num" w:pos="720"/>
+        </w:tabs>
+        <w:ind w:left="720" w:hanging="360"/>
+      </w:pPr>
+      <w:rPr>
+        <w:rFonts w:ascii="Symbol" w:hAnsi="Symbol" w:hint="default"/>
+        <w:sz w:val="20"/>
+      </w:rPr>
+    </w:lvl>
+    <w:lvl w:ilvl="1" w:tentative="1">
+      <w:start w:val="1"/>
+      <w:numFmt w:val="bullet"/>
+      <w:lvlText w:val="o"/>
+      <w:lvlJc w:val="left"/>
+      <w:pPr>
+        <w:tabs>
+          <w:tab w:val="num" w:pos="1440"/>
+        </w:tabs>
+        <w:ind w:left="1440" w:hanging="360"/>
+      </w:pPr>
+      <w:rPr>
+        <w:rFonts w:ascii="Courier New" w:hAnsi="Courier New" w:hint="default"/>
+        <w:sz w:val="20"/>
+      </w:rPr>
+    </w:lvl>
+    <w:lvl w:ilvl="2" w:tentative="1">
+      <w:start w:val="1"/>
+      <w:numFmt w:val="bullet"/>
+      <w:lvlText w:val=""/>
+      <w:lvlJc w:val="left"/>
+      <w:pPr>
+        <w:tabs>
+          <w:tab w:val="num" w:pos="2160"/>
+        </w:tabs>
+        <w:ind w:left="2160" w:hanging="360"/>
+      </w:pPr>
+      <w:rPr>
+        <w:rFonts w:ascii="Wingdings" w:hAnsi="Wingdings" w:hint="default"/>
+        <w:sz w:val="20"/>
+      </w:rPr>
+    </w:lvl>
+    <w:lvl w:ilvl="3" w:tentative="1">
+      <w:start w:val="1"/>
+      <w:numFmt w:val="bullet"/>
+      <w:lvlText w:val=""/>
+      <w:lvlJc w:val="left"/>
+      <w:pPr>
+        <w:tabs>
+          <w:tab w:val="num" w:pos="2880"/>
+        </w:tabs>
+        <w:ind w:left="2880" w:hanging="360"/>
+      </w:pPr>
+      <w:rPr>
+        <w:rFonts w:ascii="Wingdings" w:hAnsi="Wingdings" w:hint="default"/>
+        <w:sz w:val="20"/>
+      </w:rPr>
+    </w:lvl>
+    <w:lvl w:ilvl="4" w:tentative="1">
+      <w:start w:val="1"/>
+      <w:numFmt w:val="bullet"/>
+      <w:lvlText w:val=""/>
+      <w:lvlJc w:val="left"/>
+      <w:pPr>
+        <w:tabs>
+          <w:tab w:val="num" w:pos="3600"/>
+        </w:tabs>
+        <w:ind w:left="3600" w:hanging="360"/>
+      </w:pPr>
+      <w:rPr>
+        <w:rFonts w:ascii="Wingdings" w:hAnsi="Wingdings" w:hint="default"/>
+        <w:sz w:val="20"/>
+      </w:rPr>
+    </w:lvl>
+    <w:lvl w:ilvl="5" w:tentative="1">
+      <w:start w:val="1"/>
+      <w:numFmt w:val="bullet"/>
+      <w:lvlText w:val=""/>
+      <w:lvlJc w:val="left"/>
+      <w:pPr>
+        <w:tabs>
+          <w:tab w:val="num" w:pos="4320"/>
+        </w:tabs>
+        <w:ind w:left="4320" w:hanging="360"/>
+      </w:pPr>
+      <w:rPr>
+        <w:rFonts w:ascii="Wingdings" w:hAnsi="Wingdings" w:hint="default"/>
+        <w:sz w:val="20"/>
+      </w:rPr>
+    </w:lvl>
+    <w:lvl w:ilvl="6" w:tentative="1">
+      <w:start w:val="1"/>
+      <w:numFmt w:val="bullet"/>
+      <w:lvlText w:val=""/>
+      <w:lvlJc w:val="left"/>
+      <w:pPr>
+        <w:tabs>
+          <w:tab w:val="num" w:pos="5040"/>
+        </w:tabs>
+        <w:ind w:left="5040" w:hanging="360"/>
+      </w:pPr>
+      <w:rPr>
+        <w:rFonts w:ascii="Wingdings" w:hAnsi="Wingdings" w:hint="default"/>
+        <w:sz w:val="20"/>
+      </w:rPr>
+    </w:lvl>
+    <w:lvl w:ilvl="7" w:tentative="1">
+      <w:start w:val="1"/>
+      <w:numFmt w:val="bullet"/>
+      <w:lvlText w:val=""/>
+      <w:lvlJc w:val="left"/>
+      <w:pPr>
+        <w:tabs>
+          <w:tab w:val="num" w:pos="5760"/>
+        </w:tabs>
+        <w:ind w:left="5760" w:hanging="360"/>
+      </w:pPr>
+      <w:rPr>
+        <w:rFonts w:ascii="Wingdings" w:hAnsi="Wingdings" w:hint="default"/>
+        <w:sz w:val="20"/>
+      </w:rPr>
+    </w:lvl>
+    <w:lvl w:ilvl="8" w:tentative="1">
+      <w:start w:val="1"/>
+      <w:numFmt w:val="bullet"/>
+      <w:lvlText w:val=""/>
+      <w:lvlJc w:val="left"/>
+      <w:pPr>
+        <w:tabs>
+          <w:tab w:val="num" w:pos="6480"/>
+        </w:tabs>
+        <w:ind w:left="6480" w:hanging="360"/>
+      </w:pPr>
+      <w:rPr>
+        <w:rFonts w:ascii="Wingdings" w:hAnsi="Wingdings" w:hint="default"/>
+        <w:sz w:val="20"/>
+      </w:rPr>
+    </w:lvl>
+  </w:abstractNum>
+  <w:abstractNum w:abstractNumId="14" w15:restartNumberingAfterBreak="0">
+    <w:nsid w:val="2C130FC0"/>
+    <w:multiLevelType w:val="multilevel"/>
+    <w:tmpl w:val="FAA89660"/>
+    <w:lvl w:ilvl="0">
+      <w:start w:val="1"/>
+      <w:numFmt w:val="bullet"/>
+      <w:lvlText w:val=""/>
+      <w:lvlJc w:val="left"/>
+      <w:pPr>
+        <w:tabs>
+          <w:tab w:val="num" w:pos="720"/>
+        </w:tabs>
+        <w:ind w:left="720" w:hanging="360"/>
+      </w:pPr>
+      <w:rPr>
+        <w:rFonts w:ascii="Symbol" w:hAnsi="Symbol" w:hint="default"/>
+        <w:sz w:val="20"/>
+      </w:rPr>
+    </w:lvl>
+    <w:lvl w:ilvl="1" w:tentative="1">
+      <w:start w:val="1"/>
+      <w:numFmt w:val="bullet"/>
+      <w:lvlText w:val="o"/>
+      <w:lvlJc w:val="left"/>
+      <w:pPr>
+        <w:tabs>
+          <w:tab w:val="num" w:pos="1440"/>
+        </w:tabs>
+        <w:ind w:left="1440" w:hanging="360"/>
+      </w:pPr>
+      <w:rPr>
+        <w:rFonts w:ascii="Courier New" w:hAnsi="Courier New" w:hint="default"/>
+        <w:sz w:val="20"/>
+      </w:rPr>
+    </w:lvl>
+    <w:lvl w:ilvl="2" w:tentative="1">
+      <w:start w:val="1"/>
+      <w:numFmt w:val="bullet"/>
+      <w:lvlText w:val=""/>
+      <w:lvlJc w:val="left"/>
+      <w:pPr>
+        <w:tabs>
+          <w:tab w:val="num" w:pos="2160"/>
+        </w:tabs>
+        <w:ind w:left="2160" w:hanging="360"/>
+      </w:pPr>
+      <w:rPr>
+        <w:rFonts w:ascii="Wingdings" w:hAnsi="Wingdings" w:hint="default"/>
+        <w:sz w:val="20"/>
+      </w:rPr>
+    </w:lvl>
+    <w:lvl w:ilvl="3" w:tentative="1">
+      <w:start w:val="1"/>
+      <w:numFmt w:val="bullet"/>
+      <w:lvlText w:val=""/>
+      <w:lvlJc w:val="left"/>
+      <w:pPr>
+        <w:tabs>
+          <w:tab w:val="num" w:pos="2880"/>
+        </w:tabs>
+        <w:ind w:left="2880" w:hanging="360"/>
+      </w:pPr>
+      <w:rPr>
+        <w:rFonts w:ascii="Wingdings" w:hAnsi="Wingdings" w:hint="default"/>
+        <w:sz w:val="20"/>
+      </w:rPr>
+    </w:lvl>
+    <w:lvl w:ilvl="4" w:tentative="1">
+      <w:start w:val="1"/>
+      <w:numFmt w:val="bullet"/>
+      <w:lvlText w:val=""/>
+      <w:lvlJc w:val="left"/>
+      <w:pPr>
+        <w:tabs>
+          <w:tab w:val="num" w:pos="3600"/>
+        </w:tabs>
+        <w:ind w:left="3600" w:hanging="360"/>
+      </w:pPr>
+      <w:rPr>
+        <w:rFonts w:ascii="Wingdings" w:hAnsi="Wingdings" w:hint="default"/>
+        <w:sz w:val="20"/>
+      </w:rPr>
+    </w:lvl>
+    <w:lvl w:ilvl="5" w:tentative="1">
+      <w:start w:val="1"/>
+      <w:numFmt w:val="bullet"/>
+      <w:lvlText w:val=""/>
+      <w:lvlJc w:val="left"/>
+      <w:pPr>
+        <w:tabs>
+          <w:tab w:val="num" w:pos="4320"/>
+        </w:tabs>
+        <w:ind w:left="4320" w:hanging="360"/>
+      </w:pPr>
+      <w:rPr>
+        <w:rFonts w:ascii="Wingdings" w:hAnsi="Wingdings" w:hint="default"/>
+        <w:sz w:val="20"/>
+      </w:rPr>
+    </w:lvl>
+    <w:lvl w:ilvl="6" w:tentative="1">
+      <w:start w:val="1"/>
+      <w:numFmt w:val="bullet"/>
+      <w:lvlText w:val=""/>
+      <w:lvlJc w:val="left"/>
+      <w:pPr>
+        <w:tabs>
+          <w:tab w:val="num" w:pos="5040"/>
+        </w:tabs>
+        <w:ind w:left="5040" w:hanging="360"/>
+      </w:pPr>
+      <w:rPr>
+        <w:rFonts w:ascii="Wingdings" w:hAnsi="Wingdings" w:hint="default"/>
+        <w:sz w:val="20"/>
+      </w:rPr>
+    </w:lvl>
+    <w:lvl w:ilvl="7" w:tentative="1">
+      <w:start w:val="1"/>
+      <w:numFmt w:val="bullet"/>
+      <w:lvlText w:val=""/>
+      <w:lvlJc w:val="left"/>
+      <w:pPr>
+        <w:tabs>
+          <w:tab w:val="num" w:pos="5760"/>
+        </w:tabs>
+        <w:ind w:left="5760" w:hanging="360"/>
+      </w:pPr>
+      <w:rPr>
+        <w:rFonts w:ascii="Wingdings" w:hAnsi="Wingdings" w:hint="default"/>
+        <w:sz w:val="20"/>
+      </w:rPr>
+    </w:lvl>
+    <w:lvl w:ilvl="8" w:tentative="1">
+      <w:start w:val="1"/>
+      <w:numFmt w:val="bullet"/>
+      <w:lvlText w:val=""/>
+      <w:lvlJc w:val="left"/>
+      <w:pPr>
+        <w:tabs>
+          <w:tab w:val="num" w:pos="6480"/>
+        </w:tabs>
+        <w:ind w:left="6480" w:hanging="360"/>
+      </w:pPr>
+      <w:rPr>
+        <w:rFonts w:ascii="Wingdings" w:hAnsi="Wingdings" w:hint="default"/>
+        <w:sz w:val="20"/>
+      </w:rPr>
+    </w:lvl>
+  </w:abstractNum>
+  <w:abstractNum w:abstractNumId="15" w15:restartNumberingAfterBreak="0">
     <w:nsid w:val="2DCE7BEE"/>
     <w:multiLevelType w:val="hybridMultilevel"/>
     <w:tmpl w:val="49E434A2"/>
@@ -8500,7 +7866,7 @@
       </w:rPr>
     </w:lvl>
   </w:abstractNum>
-  <w:abstractNum w:abstractNumId="11" w15:restartNumberingAfterBreak="0">
+  <w:abstractNum w:abstractNumId="16" w15:restartNumberingAfterBreak="0">
     <w:nsid w:val="2EB45AFB"/>
     <w:multiLevelType w:val="singleLevel"/>
     <w:tmpl w:val="0F4C36EC"/>
@@ -8520,7 +7886,7 @@
       </w:rPr>
     </w:lvl>
   </w:abstractNum>
-  <w:abstractNum w:abstractNumId="12" w15:restartNumberingAfterBreak="0">
+  <w:abstractNum w:abstractNumId="17" w15:restartNumberingAfterBreak="0">
     <w:nsid w:val="31C503C4"/>
     <w:multiLevelType w:val="hybridMultilevel"/>
     <w:tmpl w:val="49B043C4"/>
@@ -8609,7 +7975,603 @@
       </w:pPr>
     </w:lvl>
   </w:abstractNum>
-  <w:abstractNum w:abstractNumId="13" w15:restartNumberingAfterBreak="0">
+  <w:abstractNum w:abstractNumId="18" w15:restartNumberingAfterBreak="0">
+    <w:nsid w:val="391D3DAA"/>
+    <w:multiLevelType w:val="multilevel"/>
+    <w:tmpl w:val="D35AB36E"/>
+    <w:lvl w:ilvl="0">
+      <w:start w:val="1"/>
+      <w:numFmt w:val="bullet"/>
+      <w:lvlText w:val=""/>
+      <w:lvlJc w:val="left"/>
+      <w:pPr>
+        <w:tabs>
+          <w:tab w:val="num" w:pos="720"/>
+        </w:tabs>
+        <w:ind w:left="720" w:hanging="360"/>
+      </w:pPr>
+      <w:rPr>
+        <w:rFonts w:ascii="Symbol" w:hAnsi="Symbol" w:hint="default"/>
+        <w:sz w:val="20"/>
+      </w:rPr>
+    </w:lvl>
+    <w:lvl w:ilvl="1" w:tentative="1">
+      <w:start w:val="1"/>
+      <w:numFmt w:val="bullet"/>
+      <w:lvlText w:val="o"/>
+      <w:lvlJc w:val="left"/>
+      <w:pPr>
+        <w:tabs>
+          <w:tab w:val="num" w:pos="1440"/>
+        </w:tabs>
+        <w:ind w:left="1440" w:hanging="360"/>
+      </w:pPr>
+      <w:rPr>
+        <w:rFonts w:ascii="Courier New" w:hAnsi="Courier New" w:hint="default"/>
+        <w:sz w:val="20"/>
+      </w:rPr>
+    </w:lvl>
+    <w:lvl w:ilvl="2" w:tentative="1">
+      <w:start w:val="1"/>
+      <w:numFmt w:val="bullet"/>
+      <w:lvlText w:val=""/>
+      <w:lvlJc w:val="left"/>
+      <w:pPr>
+        <w:tabs>
+          <w:tab w:val="num" w:pos="2160"/>
+        </w:tabs>
+        <w:ind w:left="2160" w:hanging="360"/>
+      </w:pPr>
+      <w:rPr>
+        <w:rFonts w:ascii="Wingdings" w:hAnsi="Wingdings" w:hint="default"/>
+        <w:sz w:val="20"/>
+      </w:rPr>
+    </w:lvl>
+    <w:lvl w:ilvl="3" w:tentative="1">
+      <w:start w:val="1"/>
+      <w:numFmt w:val="bullet"/>
+      <w:lvlText w:val=""/>
+      <w:lvlJc w:val="left"/>
+      <w:pPr>
+        <w:tabs>
+          <w:tab w:val="num" w:pos="2880"/>
+        </w:tabs>
+        <w:ind w:left="2880" w:hanging="360"/>
+      </w:pPr>
+      <w:rPr>
+        <w:rFonts w:ascii="Wingdings" w:hAnsi="Wingdings" w:hint="default"/>
+        <w:sz w:val="20"/>
+      </w:rPr>
+    </w:lvl>
+    <w:lvl w:ilvl="4" w:tentative="1">
+      <w:start w:val="1"/>
+      <w:numFmt w:val="bullet"/>
+      <w:lvlText w:val=""/>
+      <w:lvlJc w:val="left"/>
+      <w:pPr>
+        <w:tabs>
+          <w:tab w:val="num" w:pos="3600"/>
+        </w:tabs>
+        <w:ind w:left="3600" w:hanging="360"/>
+      </w:pPr>
+      <w:rPr>
+        <w:rFonts w:ascii="Wingdings" w:hAnsi="Wingdings" w:hint="default"/>
+        <w:sz w:val="20"/>
+      </w:rPr>
+    </w:lvl>
+    <w:lvl w:ilvl="5" w:tentative="1">
+      <w:start w:val="1"/>
+      <w:numFmt w:val="bullet"/>
+      <w:lvlText w:val=""/>
+      <w:lvlJc w:val="left"/>
+      <w:pPr>
+        <w:tabs>
+          <w:tab w:val="num" w:pos="4320"/>
+        </w:tabs>
+        <w:ind w:left="4320" w:hanging="360"/>
+      </w:pPr>
+      <w:rPr>
+        <w:rFonts w:ascii="Wingdings" w:hAnsi="Wingdings" w:hint="default"/>
+        <w:sz w:val="20"/>
+      </w:rPr>
+    </w:lvl>
+    <w:lvl w:ilvl="6" w:tentative="1">
+      <w:start w:val="1"/>
+      <w:numFmt w:val="bullet"/>
+      <w:lvlText w:val=""/>
+      <w:lvlJc w:val="left"/>
+      <w:pPr>
+        <w:tabs>
+          <w:tab w:val="num" w:pos="5040"/>
+        </w:tabs>
+        <w:ind w:left="5040" w:hanging="360"/>
+      </w:pPr>
+      <w:rPr>
+        <w:rFonts w:ascii="Wingdings" w:hAnsi="Wingdings" w:hint="default"/>
+        <w:sz w:val="20"/>
+      </w:rPr>
+    </w:lvl>
+    <w:lvl w:ilvl="7" w:tentative="1">
+      <w:start w:val="1"/>
+      <w:numFmt w:val="bullet"/>
+      <w:lvlText w:val=""/>
+      <w:lvlJc w:val="left"/>
+      <w:pPr>
+        <w:tabs>
+          <w:tab w:val="num" w:pos="5760"/>
+        </w:tabs>
+        <w:ind w:left="5760" w:hanging="360"/>
+      </w:pPr>
+      <w:rPr>
+        <w:rFonts w:ascii="Wingdings" w:hAnsi="Wingdings" w:hint="default"/>
+        <w:sz w:val="20"/>
+      </w:rPr>
+    </w:lvl>
+    <w:lvl w:ilvl="8" w:tentative="1">
+      <w:start w:val="1"/>
+      <w:numFmt w:val="bullet"/>
+      <w:lvlText w:val=""/>
+      <w:lvlJc w:val="left"/>
+      <w:pPr>
+        <w:tabs>
+          <w:tab w:val="num" w:pos="6480"/>
+        </w:tabs>
+        <w:ind w:left="6480" w:hanging="360"/>
+      </w:pPr>
+      <w:rPr>
+        <w:rFonts w:ascii="Wingdings" w:hAnsi="Wingdings" w:hint="default"/>
+        <w:sz w:val="20"/>
+      </w:rPr>
+    </w:lvl>
+  </w:abstractNum>
+  <w:abstractNum w:abstractNumId="19" w15:restartNumberingAfterBreak="0">
+    <w:nsid w:val="3DA92C0B"/>
+    <w:multiLevelType w:val="multilevel"/>
+    <w:tmpl w:val="D9AEA792"/>
+    <w:lvl w:ilvl="0">
+      <w:start w:val="1"/>
+      <w:numFmt w:val="bullet"/>
+      <w:lvlText w:val=""/>
+      <w:lvlJc w:val="left"/>
+      <w:pPr>
+        <w:tabs>
+          <w:tab w:val="num" w:pos="720"/>
+        </w:tabs>
+        <w:ind w:left="720" w:hanging="360"/>
+      </w:pPr>
+      <w:rPr>
+        <w:rFonts w:ascii="Symbol" w:hAnsi="Symbol" w:hint="default"/>
+        <w:sz w:val="20"/>
+      </w:rPr>
+    </w:lvl>
+    <w:lvl w:ilvl="1" w:tentative="1">
+      <w:start w:val="1"/>
+      <w:numFmt w:val="bullet"/>
+      <w:lvlText w:val="o"/>
+      <w:lvlJc w:val="left"/>
+      <w:pPr>
+        <w:tabs>
+          <w:tab w:val="num" w:pos="1440"/>
+        </w:tabs>
+        <w:ind w:left="1440" w:hanging="360"/>
+      </w:pPr>
+      <w:rPr>
+        <w:rFonts w:ascii="Courier New" w:hAnsi="Courier New" w:hint="default"/>
+        <w:sz w:val="20"/>
+      </w:rPr>
+    </w:lvl>
+    <w:lvl w:ilvl="2" w:tentative="1">
+      <w:start w:val="1"/>
+      <w:numFmt w:val="bullet"/>
+      <w:lvlText w:val=""/>
+      <w:lvlJc w:val="left"/>
+      <w:pPr>
+        <w:tabs>
+          <w:tab w:val="num" w:pos="2160"/>
+        </w:tabs>
+        <w:ind w:left="2160" w:hanging="360"/>
+      </w:pPr>
+      <w:rPr>
+        <w:rFonts w:ascii="Wingdings" w:hAnsi="Wingdings" w:hint="default"/>
+        <w:sz w:val="20"/>
+      </w:rPr>
+    </w:lvl>
+    <w:lvl w:ilvl="3" w:tentative="1">
+      <w:start w:val="1"/>
+      <w:numFmt w:val="bullet"/>
+      <w:lvlText w:val=""/>
+      <w:lvlJc w:val="left"/>
+      <w:pPr>
+        <w:tabs>
+          <w:tab w:val="num" w:pos="2880"/>
+        </w:tabs>
+        <w:ind w:left="2880" w:hanging="360"/>
+      </w:pPr>
+      <w:rPr>
+        <w:rFonts w:ascii="Wingdings" w:hAnsi="Wingdings" w:hint="default"/>
+        <w:sz w:val="20"/>
+      </w:rPr>
+    </w:lvl>
+    <w:lvl w:ilvl="4" w:tentative="1">
+      <w:start w:val="1"/>
+      <w:numFmt w:val="bullet"/>
+      <w:lvlText w:val=""/>
+      <w:lvlJc w:val="left"/>
+      <w:pPr>
+        <w:tabs>
+          <w:tab w:val="num" w:pos="3600"/>
+        </w:tabs>
+        <w:ind w:left="3600" w:hanging="360"/>
+      </w:pPr>
+      <w:rPr>
+        <w:rFonts w:ascii="Wingdings" w:hAnsi="Wingdings" w:hint="default"/>
+        <w:sz w:val="20"/>
+      </w:rPr>
+    </w:lvl>
+    <w:lvl w:ilvl="5" w:tentative="1">
+      <w:start w:val="1"/>
+      <w:numFmt w:val="bullet"/>
+      <w:lvlText w:val=""/>
+      <w:lvlJc w:val="left"/>
+      <w:pPr>
+        <w:tabs>
+          <w:tab w:val="num" w:pos="4320"/>
+        </w:tabs>
+        <w:ind w:left="4320" w:hanging="360"/>
+      </w:pPr>
+      <w:rPr>
+        <w:rFonts w:ascii="Wingdings" w:hAnsi="Wingdings" w:hint="default"/>
+        <w:sz w:val="20"/>
+      </w:rPr>
+    </w:lvl>
+    <w:lvl w:ilvl="6" w:tentative="1">
+      <w:start w:val="1"/>
+      <w:numFmt w:val="bullet"/>
+      <w:lvlText w:val=""/>
+      <w:lvlJc w:val="left"/>
+      <w:pPr>
+        <w:tabs>
+          <w:tab w:val="num" w:pos="5040"/>
+        </w:tabs>
+        <w:ind w:left="5040" w:hanging="360"/>
+      </w:pPr>
+      <w:rPr>
+        <w:rFonts w:ascii="Wingdings" w:hAnsi="Wingdings" w:hint="default"/>
+        <w:sz w:val="20"/>
+      </w:rPr>
+    </w:lvl>
+    <w:lvl w:ilvl="7" w:tentative="1">
+      <w:start w:val="1"/>
+      <w:numFmt w:val="bullet"/>
+      <w:lvlText w:val=""/>
+      <w:lvlJc w:val="left"/>
+      <w:pPr>
+        <w:tabs>
+          <w:tab w:val="num" w:pos="5760"/>
+        </w:tabs>
+        <w:ind w:left="5760" w:hanging="360"/>
+      </w:pPr>
+      <w:rPr>
+        <w:rFonts w:ascii="Wingdings" w:hAnsi="Wingdings" w:hint="default"/>
+        <w:sz w:val="20"/>
+      </w:rPr>
+    </w:lvl>
+    <w:lvl w:ilvl="8" w:tentative="1">
+      <w:start w:val="1"/>
+      <w:numFmt w:val="bullet"/>
+      <w:lvlText w:val=""/>
+      <w:lvlJc w:val="left"/>
+      <w:pPr>
+        <w:tabs>
+          <w:tab w:val="num" w:pos="6480"/>
+        </w:tabs>
+        <w:ind w:left="6480" w:hanging="360"/>
+      </w:pPr>
+      <w:rPr>
+        <w:rFonts w:ascii="Wingdings" w:hAnsi="Wingdings" w:hint="default"/>
+        <w:sz w:val="20"/>
+      </w:rPr>
+    </w:lvl>
+  </w:abstractNum>
+  <w:abstractNum w:abstractNumId="20" w15:restartNumberingAfterBreak="0">
+    <w:nsid w:val="3F601468"/>
+    <w:multiLevelType w:val="multilevel"/>
+    <w:tmpl w:val="15328E22"/>
+    <w:lvl w:ilvl="0">
+      <w:start w:val="1"/>
+      <w:numFmt w:val="bullet"/>
+      <w:lvlText w:val=""/>
+      <w:lvlJc w:val="left"/>
+      <w:pPr>
+        <w:tabs>
+          <w:tab w:val="num" w:pos="720"/>
+        </w:tabs>
+        <w:ind w:left="720" w:hanging="360"/>
+      </w:pPr>
+      <w:rPr>
+        <w:rFonts w:ascii="Symbol" w:hAnsi="Symbol" w:hint="default"/>
+        <w:sz w:val="20"/>
+      </w:rPr>
+    </w:lvl>
+    <w:lvl w:ilvl="1" w:tentative="1">
+      <w:start w:val="1"/>
+      <w:numFmt w:val="bullet"/>
+      <w:lvlText w:val="o"/>
+      <w:lvlJc w:val="left"/>
+      <w:pPr>
+        <w:tabs>
+          <w:tab w:val="num" w:pos="1440"/>
+        </w:tabs>
+        <w:ind w:left="1440" w:hanging="360"/>
+      </w:pPr>
+      <w:rPr>
+        <w:rFonts w:ascii="Courier New" w:hAnsi="Courier New" w:hint="default"/>
+        <w:sz w:val="20"/>
+      </w:rPr>
+    </w:lvl>
+    <w:lvl w:ilvl="2" w:tentative="1">
+      <w:start w:val="1"/>
+      <w:numFmt w:val="bullet"/>
+      <w:lvlText w:val=""/>
+      <w:lvlJc w:val="left"/>
+      <w:pPr>
+        <w:tabs>
+          <w:tab w:val="num" w:pos="2160"/>
+        </w:tabs>
+        <w:ind w:left="2160" w:hanging="360"/>
+      </w:pPr>
+      <w:rPr>
+        <w:rFonts w:ascii="Wingdings" w:hAnsi="Wingdings" w:hint="default"/>
+        <w:sz w:val="20"/>
+      </w:rPr>
+    </w:lvl>
+    <w:lvl w:ilvl="3" w:tentative="1">
+      <w:start w:val="1"/>
+      <w:numFmt w:val="bullet"/>
+      <w:lvlText w:val=""/>
+      <w:lvlJc w:val="left"/>
+      <w:pPr>
+        <w:tabs>
+          <w:tab w:val="num" w:pos="2880"/>
+        </w:tabs>
+        <w:ind w:left="2880" w:hanging="360"/>
+      </w:pPr>
+      <w:rPr>
+        <w:rFonts w:ascii="Wingdings" w:hAnsi="Wingdings" w:hint="default"/>
+        <w:sz w:val="20"/>
+      </w:rPr>
+    </w:lvl>
+    <w:lvl w:ilvl="4" w:tentative="1">
+      <w:start w:val="1"/>
+      <w:numFmt w:val="bullet"/>
+      <w:lvlText w:val=""/>
+      <w:lvlJc w:val="left"/>
+      <w:pPr>
+        <w:tabs>
+          <w:tab w:val="num" w:pos="3600"/>
+        </w:tabs>
+        <w:ind w:left="3600" w:hanging="360"/>
+      </w:pPr>
+      <w:rPr>
+        <w:rFonts w:ascii="Wingdings" w:hAnsi="Wingdings" w:hint="default"/>
+        <w:sz w:val="20"/>
+      </w:rPr>
+    </w:lvl>
+    <w:lvl w:ilvl="5" w:tentative="1">
+      <w:start w:val="1"/>
+      <w:numFmt w:val="bullet"/>
+      <w:lvlText w:val=""/>
+      <w:lvlJc w:val="left"/>
+      <w:pPr>
+        <w:tabs>
+          <w:tab w:val="num" w:pos="4320"/>
+        </w:tabs>
+        <w:ind w:left="4320" w:hanging="360"/>
+      </w:pPr>
+      <w:rPr>
+        <w:rFonts w:ascii="Wingdings" w:hAnsi="Wingdings" w:hint="default"/>
+        <w:sz w:val="20"/>
+      </w:rPr>
+    </w:lvl>
+    <w:lvl w:ilvl="6" w:tentative="1">
+      <w:start w:val="1"/>
+      <w:numFmt w:val="bullet"/>
+      <w:lvlText w:val=""/>
+      <w:lvlJc w:val="left"/>
+      <w:pPr>
+        <w:tabs>
+          <w:tab w:val="num" w:pos="5040"/>
+        </w:tabs>
+        <w:ind w:left="5040" w:hanging="360"/>
+      </w:pPr>
+      <w:rPr>
+        <w:rFonts w:ascii="Wingdings" w:hAnsi="Wingdings" w:hint="default"/>
+        <w:sz w:val="20"/>
+      </w:rPr>
+    </w:lvl>
+    <w:lvl w:ilvl="7" w:tentative="1">
+      <w:start w:val="1"/>
+      <w:numFmt w:val="bullet"/>
+      <w:lvlText w:val=""/>
+      <w:lvlJc w:val="left"/>
+      <w:pPr>
+        <w:tabs>
+          <w:tab w:val="num" w:pos="5760"/>
+        </w:tabs>
+        <w:ind w:left="5760" w:hanging="360"/>
+      </w:pPr>
+      <w:rPr>
+        <w:rFonts w:ascii="Wingdings" w:hAnsi="Wingdings" w:hint="default"/>
+        <w:sz w:val="20"/>
+      </w:rPr>
+    </w:lvl>
+    <w:lvl w:ilvl="8" w:tentative="1">
+      <w:start w:val="1"/>
+      <w:numFmt w:val="bullet"/>
+      <w:lvlText w:val=""/>
+      <w:lvlJc w:val="left"/>
+      <w:pPr>
+        <w:tabs>
+          <w:tab w:val="num" w:pos="6480"/>
+        </w:tabs>
+        <w:ind w:left="6480" w:hanging="360"/>
+      </w:pPr>
+      <w:rPr>
+        <w:rFonts w:ascii="Wingdings" w:hAnsi="Wingdings" w:hint="default"/>
+        <w:sz w:val="20"/>
+      </w:rPr>
+    </w:lvl>
+  </w:abstractNum>
+  <w:abstractNum w:abstractNumId="21" w15:restartNumberingAfterBreak="0">
+    <w:nsid w:val="49410B5A"/>
+    <w:multiLevelType w:val="multilevel"/>
+    <w:tmpl w:val="37B46EEA"/>
+    <w:lvl w:ilvl="0">
+      <w:start w:val="1"/>
+      <w:numFmt w:val="bullet"/>
+      <w:lvlText w:val=""/>
+      <w:lvlJc w:val="left"/>
+      <w:pPr>
+        <w:tabs>
+          <w:tab w:val="num" w:pos="720"/>
+        </w:tabs>
+        <w:ind w:left="720" w:hanging="360"/>
+      </w:pPr>
+      <w:rPr>
+        <w:rFonts w:ascii="Symbol" w:hAnsi="Symbol" w:hint="default"/>
+        <w:sz w:val="20"/>
+      </w:rPr>
+    </w:lvl>
+    <w:lvl w:ilvl="1" w:tentative="1">
+      <w:start w:val="1"/>
+      <w:numFmt w:val="bullet"/>
+      <w:lvlText w:val="o"/>
+      <w:lvlJc w:val="left"/>
+      <w:pPr>
+        <w:tabs>
+          <w:tab w:val="num" w:pos="1440"/>
+        </w:tabs>
+        <w:ind w:left="1440" w:hanging="360"/>
+      </w:pPr>
+      <w:rPr>
+        <w:rFonts w:ascii="Courier New" w:hAnsi="Courier New" w:hint="default"/>
+        <w:sz w:val="20"/>
+      </w:rPr>
+    </w:lvl>
+    <w:lvl w:ilvl="2" w:tentative="1">
+      <w:start w:val="1"/>
+      <w:numFmt w:val="bullet"/>
+      <w:lvlText w:val=""/>
+      <w:lvlJc w:val="left"/>
+      <w:pPr>
+        <w:tabs>
+          <w:tab w:val="num" w:pos="2160"/>
+        </w:tabs>
+        <w:ind w:left="2160" w:hanging="360"/>
+      </w:pPr>
+      <w:rPr>
+        <w:rFonts w:ascii="Wingdings" w:hAnsi="Wingdings" w:hint="default"/>
+        <w:sz w:val="20"/>
+      </w:rPr>
+    </w:lvl>
+    <w:lvl w:ilvl="3" w:tentative="1">
+      <w:start w:val="1"/>
+      <w:numFmt w:val="bullet"/>
+      <w:lvlText w:val=""/>
+      <w:lvlJc w:val="left"/>
+      <w:pPr>
+        <w:tabs>
+          <w:tab w:val="num" w:pos="2880"/>
+        </w:tabs>
+        <w:ind w:left="2880" w:hanging="360"/>
+      </w:pPr>
+      <w:rPr>
+        <w:rFonts w:ascii="Wingdings" w:hAnsi="Wingdings" w:hint="default"/>
+        <w:sz w:val="20"/>
+      </w:rPr>
+    </w:lvl>
+    <w:lvl w:ilvl="4" w:tentative="1">
+      <w:start w:val="1"/>
+      <w:numFmt w:val="bullet"/>
+      <w:lvlText w:val=""/>
+      <w:lvlJc w:val="left"/>
+      <w:pPr>
+        <w:tabs>
+          <w:tab w:val="num" w:pos="3600"/>
+        </w:tabs>
+        <w:ind w:left="3600" w:hanging="360"/>
+      </w:pPr>
+      <w:rPr>
+        <w:rFonts w:ascii="Wingdings" w:hAnsi="Wingdings" w:hint="default"/>
+        <w:sz w:val="20"/>
+      </w:rPr>
+    </w:lvl>
+    <w:lvl w:ilvl="5" w:tentative="1">
+      <w:start w:val="1"/>
+      <w:numFmt w:val="bullet"/>
+      <w:lvlText w:val=""/>
+      <w:lvlJc w:val="left"/>
+      <w:pPr>
+        <w:tabs>
+          <w:tab w:val="num" w:pos="4320"/>
+        </w:tabs>
+        <w:ind w:left="4320" w:hanging="360"/>
+      </w:pPr>
+      <w:rPr>
+        <w:rFonts w:ascii="Wingdings" w:hAnsi="Wingdings" w:hint="default"/>
+        <w:sz w:val="20"/>
+      </w:rPr>
+    </w:lvl>
+    <w:lvl w:ilvl="6" w:tentative="1">
+      <w:start w:val="1"/>
+      <w:numFmt w:val="bullet"/>
+      <w:lvlText w:val=""/>
+      <w:lvlJc w:val="left"/>
+      <w:pPr>
+        <w:tabs>
+          <w:tab w:val="num" w:pos="5040"/>
+        </w:tabs>
+        <w:ind w:left="5040" w:hanging="360"/>
+      </w:pPr>
+      <w:rPr>
+        <w:rFonts w:ascii="Wingdings" w:hAnsi="Wingdings" w:hint="default"/>
+        <w:sz w:val="20"/>
+      </w:rPr>
+    </w:lvl>
+    <w:lvl w:ilvl="7" w:tentative="1">
+      <w:start w:val="1"/>
+      <w:numFmt w:val="bullet"/>
+      <w:lvlText w:val=""/>
+      <w:lvlJc w:val="left"/>
+      <w:pPr>
+        <w:tabs>
+          <w:tab w:val="num" w:pos="5760"/>
+        </w:tabs>
+        <w:ind w:left="5760" w:hanging="360"/>
+      </w:pPr>
+      <w:rPr>
+        <w:rFonts w:ascii="Wingdings" w:hAnsi="Wingdings" w:hint="default"/>
+        <w:sz w:val="20"/>
+      </w:rPr>
+    </w:lvl>
+    <w:lvl w:ilvl="8" w:tentative="1">
+      <w:start w:val="1"/>
+      <w:numFmt w:val="bullet"/>
+      <w:lvlText w:val=""/>
+      <w:lvlJc w:val="left"/>
+      <w:pPr>
+        <w:tabs>
+          <w:tab w:val="num" w:pos="6480"/>
+        </w:tabs>
+        <w:ind w:left="6480" w:hanging="360"/>
+      </w:pPr>
+      <w:rPr>
+        <w:rFonts w:ascii="Wingdings" w:hAnsi="Wingdings" w:hint="default"/>
+        <w:sz w:val="20"/>
+      </w:rPr>
+    </w:lvl>
+  </w:abstractNum>
+  <w:abstractNum w:abstractNumId="22" w15:restartNumberingAfterBreak="0">
     <w:nsid w:val="49713BCD"/>
     <w:multiLevelType w:val="singleLevel"/>
     <w:tmpl w:val="E9725BC2"/>
@@ -8628,7 +8590,156 @@
       </w:rPr>
     </w:lvl>
   </w:abstractNum>
-  <w:abstractNum w:abstractNumId="14" w15:restartNumberingAfterBreak="0">
+  <w:abstractNum w:abstractNumId="23" w15:restartNumberingAfterBreak="0">
+    <w:nsid w:val="4BAB1E3C"/>
+    <w:multiLevelType w:val="multilevel"/>
+    <w:tmpl w:val="493E2DDE"/>
+    <w:lvl w:ilvl="0">
+      <w:start w:val="1"/>
+      <w:numFmt w:val="bullet"/>
+      <w:lvlText w:val=""/>
+      <w:lvlJc w:val="left"/>
+      <w:pPr>
+        <w:tabs>
+          <w:tab w:val="num" w:pos="720"/>
+        </w:tabs>
+        <w:ind w:left="720" w:hanging="360"/>
+      </w:pPr>
+      <w:rPr>
+        <w:rFonts w:ascii="Symbol" w:hAnsi="Symbol" w:hint="default"/>
+        <w:sz w:val="20"/>
+      </w:rPr>
+    </w:lvl>
+    <w:lvl w:ilvl="1" w:tentative="1">
+      <w:start w:val="1"/>
+      <w:numFmt w:val="bullet"/>
+      <w:lvlText w:val="o"/>
+      <w:lvlJc w:val="left"/>
+      <w:pPr>
+        <w:tabs>
+          <w:tab w:val="num" w:pos="1440"/>
+        </w:tabs>
+        <w:ind w:left="1440" w:hanging="360"/>
+      </w:pPr>
+      <w:rPr>
+        <w:rFonts w:ascii="Courier New" w:hAnsi="Courier New" w:hint="default"/>
+        <w:sz w:val="20"/>
+      </w:rPr>
+    </w:lvl>
+    <w:lvl w:ilvl="2" w:tentative="1">
+      <w:start w:val="1"/>
+      <w:numFmt w:val="bullet"/>
+      <w:lvlText w:val=""/>
+      <w:lvlJc w:val="left"/>
+      <w:pPr>
+        <w:tabs>
+          <w:tab w:val="num" w:pos="2160"/>
+        </w:tabs>
+        <w:ind w:left="2160" w:hanging="360"/>
+      </w:pPr>
+      <w:rPr>
+        <w:rFonts w:ascii="Wingdings" w:hAnsi="Wingdings" w:hint="default"/>
+        <w:sz w:val="20"/>
+      </w:rPr>
+    </w:lvl>
+    <w:lvl w:ilvl="3" w:tentative="1">
+      <w:start w:val="1"/>
+      <w:numFmt w:val="bullet"/>
+      <w:lvlText w:val=""/>
+      <w:lvlJc w:val="left"/>
+      <w:pPr>
+        <w:tabs>
+          <w:tab w:val="num" w:pos="2880"/>
+        </w:tabs>
+        <w:ind w:left="2880" w:hanging="360"/>
+      </w:pPr>
+      <w:rPr>
+        <w:rFonts w:ascii="Wingdings" w:hAnsi="Wingdings" w:hint="default"/>
+        <w:sz w:val="20"/>
+      </w:rPr>
+    </w:lvl>
+    <w:lvl w:ilvl="4" w:tentative="1">
+      <w:start w:val="1"/>
+      <w:numFmt w:val="bullet"/>
+      <w:lvlText w:val=""/>
+      <w:lvlJc w:val="left"/>
+      <w:pPr>
+        <w:tabs>
+          <w:tab w:val="num" w:pos="3600"/>
+        </w:tabs>
+        <w:ind w:left="3600" w:hanging="360"/>
+      </w:pPr>
+      <w:rPr>
+        <w:rFonts w:ascii="Wingdings" w:hAnsi="Wingdings" w:hint="default"/>
+        <w:sz w:val="20"/>
+      </w:rPr>
+    </w:lvl>
+    <w:lvl w:ilvl="5" w:tentative="1">
+      <w:start w:val="1"/>
+      <w:numFmt w:val="bullet"/>
+      <w:lvlText w:val=""/>
+      <w:lvlJc w:val="left"/>
+      <w:pPr>
+        <w:tabs>
+          <w:tab w:val="num" w:pos="4320"/>
+        </w:tabs>
+        <w:ind w:left="4320" w:hanging="360"/>
+      </w:pPr>
+      <w:rPr>
+        <w:rFonts w:ascii="Wingdings" w:hAnsi="Wingdings" w:hint="default"/>
+        <w:sz w:val="20"/>
+      </w:rPr>
+    </w:lvl>
+    <w:lvl w:ilvl="6" w:tentative="1">
+      <w:start w:val="1"/>
+      <w:numFmt w:val="bullet"/>
+      <w:lvlText w:val=""/>
+      <w:lvlJc w:val="left"/>
+      <w:pPr>
+        <w:tabs>
+          <w:tab w:val="num" w:pos="5040"/>
+        </w:tabs>
+        <w:ind w:left="5040" w:hanging="360"/>
+      </w:pPr>
+      <w:rPr>
+        <w:rFonts w:ascii="Wingdings" w:hAnsi="Wingdings" w:hint="default"/>
+        <w:sz w:val="20"/>
+      </w:rPr>
+    </w:lvl>
+    <w:lvl w:ilvl="7" w:tentative="1">
+      <w:start w:val="1"/>
+      <w:numFmt w:val="bullet"/>
+      <w:lvlText w:val=""/>
+      <w:lvlJc w:val="left"/>
+      <w:pPr>
+        <w:tabs>
+          <w:tab w:val="num" w:pos="5760"/>
+        </w:tabs>
+        <w:ind w:left="5760" w:hanging="360"/>
+      </w:pPr>
+      <w:rPr>
+        <w:rFonts w:ascii="Wingdings" w:hAnsi="Wingdings" w:hint="default"/>
+        <w:sz w:val="20"/>
+      </w:rPr>
+    </w:lvl>
+    <w:lvl w:ilvl="8" w:tentative="1">
+      <w:start w:val="1"/>
+      <w:numFmt w:val="bullet"/>
+      <w:lvlText w:val=""/>
+      <w:lvlJc w:val="left"/>
+      <w:pPr>
+        <w:tabs>
+          <w:tab w:val="num" w:pos="6480"/>
+        </w:tabs>
+        <w:ind w:left="6480" w:hanging="360"/>
+      </w:pPr>
+      <w:rPr>
+        <w:rFonts w:ascii="Wingdings" w:hAnsi="Wingdings" w:hint="default"/>
+        <w:sz w:val="20"/>
+      </w:rPr>
+    </w:lvl>
+  </w:abstractNum>
+  <w:abstractNum w:abstractNumId="24" w15:restartNumberingAfterBreak="0">
     <w:nsid w:val="4E4F6843"/>
     <w:multiLevelType w:val="hybridMultilevel"/>
     <w:tmpl w:val="01A42C96"/>
@@ -8717,7 +8828,305 @@
       </w:pPr>
     </w:lvl>
   </w:abstractNum>
-  <w:abstractNum w:abstractNumId="15" w15:restartNumberingAfterBreak="0">
+  <w:abstractNum w:abstractNumId="25" w15:restartNumberingAfterBreak="0">
+    <w:nsid w:val="4FD8585F"/>
+    <w:multiLevelType w:val="multilevel"/>
+    <w:tmpl w:val="158AB910"/>
+    <w:lvl w:ilvl="0">
+      <w:start w:val="1"/>
+      <w:numFmt w:val="bullet"/>
+      <w:lvlText w:val=""/>
+      <w:lvlJc w:val="left"/>
+      <w:pPr>
+        <w:tabs>
+          <w:tab w:val="num" w:pos="720"/>
+        </w:tabs>
+        <w:ind w:left="720" w:hanging="360"/>
+      </w:pPr>
+      <w:rPr>
+        <w:rFonts w:ascii="Symbol" w:hAnsi="Symbol" w:hint="default"/>
+        <w:sz w:val="20"/>
+      </w:rPr>
+    </w:lvl>
+    <w:lvl w:ilvl="1" w:tentative="1">
+      <w:start w:val="1"/>
+      <w:numFmt w:val="bullet"/>
+      <w:lvlText w:val="o"/>
+      <w:lvlJc w:val="left"/>
+      <w:pPr>
+        <w:tabs>
+          <w:tab w:val="num" w:pos="1440"/>
+        </w:tabs>
+        <w:ind w:left="1440" w:hanging="360"/>
+      </w:pPr>
+      <w:rPr>
+        <w:rFonts w:ascii="Courier New" w:hAnsi="Courier New" w:hint="default"/>
+        <w:sz w:val="20"/>
+      </w:rPr>
+    </w:lvl>
+    <w:lvl w:ilvl="2" w:tentative="1">
+      <w:start w:val="1"/>
+      <w:numFmt w:val="bullet"/>
+      <w:lvlText w:val=""/>
+      <w:lvlJc w:val="left"/>
+      <w:pPr>
+        <w:tabs>
+          <w:tab w:val="num" w:pos="2160"/>
+        </w:tabs>
+        <w:ind w:left="2160" w:hanging="360"/>
+      </w:pPr>
+      <w:rPr>
+        <w:rFonts w:ascii="Wingdings" w:hAnsi="Wingdings" w:hint="default"/>
+        <w:sz w:val="20"/>
+      </w:rPr>
+    </w:lvl>
+    <w:lvl w:ilvl="3" w:tentative="1">
+      <w:start w:val="1"/>
+      <w:numFmt w:val="bullet"/>
+      <w:lvlText w:val=""/>
+      <w:lvlJc w:val="left"/>
+      <w:pPr>
+        <w:tabs>
+          <w:tab w:val="num" w:pos="2880"/>
+        </w:tabs>
+        <w:ind w:left="2880" w:hanging="360"/>
+      </w:pPr>
+      <w:rPr>
+        <w:rFonts w:ascii="Wingdings" w:hAnsi="Wingdings" w:hint="default"/>
+        <w:sz w:val="20"/>
+      </w:rPr>
+    </w:lvl>
+    <w:lvl w:ilvl="4" w:tentative="1">
+      <w:start w:val="1"/>
+      <w:numFmt w:val="bullet"/>
+      <w:lvlText w:val=""/>
+      <w:lvlJc w:val="left"/>
+      <w:pPr>
+        <w:tabs>
+          <w:tab w:val="num" w:pos="3600"/>
+        </w:tabs>
+        <w:ind w:left="3600" w:hanging="360"/>
+      </w:pPr>
+      <w:rPr>
+        <w:rFonts w:ascii="Wingdings" w:hAnsi="Wingdings" w:hint="default"/>
+        <w:sz w:val="20"/>
+      </w:rPr>
+    </w:lvl>
+    <w:lvl w:ilvl="5" w:tentative="1">
+      <w:start w:val="1"/>
+      <w:numFmt w:val="bullet"/>
+      <w:lvlText w:val=""/>
+      <w:lvlJc w:val="left"/>
+      <w:pPr>
+        <w:tabs>
+          <w:tab w:val="num" w:pos="4320"/>
+        </w:tabs>
+        <w:ind w:left="4320" w:hanging="360"/>
+      </w:pPr>
+      <w:rPr>
+        <w:rFonts w:ascii="Wingdings" w:hAnsi="Wingdings" w:hint="default"/>
+        <w:sz w:val="20"/>
+      </w:rPr>
+    </w:lvl>
+    <w:lvl w:ilvl="6" w:tentative="1">
+      <w:start w:val="1"/>
+      <w:numFmt w:val="bullet"/>
+      <w:lvlText w:val=""/>
+      <w:lvlJc w:val="left"/>
+      <w:pPr>
+        <w:tabs>
+          <w:tab w:val="num" w:pos="5040"/>
+        </w:tabs>
+        <w:ind w:left="5040" w:hanging="360"/>
+      </w:pPr>
+      <w:rPr>
+        <w:rFonts w:ascii="Wingdings" w:hAnsi="Wingdings" w:hint="default"/>
+        <w:sz w:val="20"/>
+      </w:rPr>
+    </w:lvl>
+    <w:lvl w:ilvl="7" w:tentative="1">
+      <w:start w:val="1"/>
+      <w:numFmt w:val="bullet"/>
+      <w:lvlText w:val=""/>
+      <w:lvlJc w:val="left"/>
+      <w:pPr>
+        <w:tabs>
+          <w:tab w:val="num" w:pos="5760"/>
+        </w:tabs>
+        <w:ind w:left="5760" w:hanging="360"/>
+      </w:pPr>
+      <w:rPr>
+        <w:rFonts w:ascii="Wingdings" w:hAnsi="Wingdings" w:hint="default"/>
+        <w:sz w:val="20"/>
+      </w:rPr>
+    </w:lvl>
+    <w:lvl w:ilvl="8" w:tentative="1">
+      <w:start w:val="1"/>
+      <w:numFmt w:val="bullet"/>
+      <w:lvlText w:val=""/>
+      <w:lvlJc w:val="left"/>
+      <w:pPr>
+        <w:tabs>
+          <w:tab w:val="num" w:pos="6480"/>
+        </w:tabs>
+        <w:ind w:left="6480" w:hanging="360"/>
+      </w:pPr>
+      <w:rPr>
+        <w:rFonts w:ascii="Wingdings" w:hAnsi="Wingdings" w:hint="default"/>
+        <w:sz w:val="20"/>
+      </w:rPr>
+    </w:lvl>
+  </w:abstractNum>
+  <w:abstractNum w:abstractNumId="26" w15:restartNumberingAfterBreak="0">
+    <w:nsid w:val="51783156"/>
+    <w:multiLevelType w:val="multilevel"/>
+    <w:tmpl w:val="C4C2D17E"/>
+    <w:lvl w:ilvl="0">
+      <w:start w:val="1"/>
+      <w:numFmt w:val="bullet"/>
+      <w:lvlText w:val=""/>
+      <w:lvlJc w:val="left"/>
+      <w:pPr>
+        <w:tabs>
+          <w:tab w:val="num" w:pos="720"/>
+        </w:tabs>
+        <w:ind w:left="720" w:hanging="360"/>
+      </w:pPr>
+      <w:rPr>
+        <w:rFonts w:ascii="Symbol" w:hAnsi="Symbol" w:hint="default"/>
+        <w:sz w:val="20"/>
+      </w:rPr>
+    </w:lvl>
+    <w:lvl w:ilvl="1" w:tentative="1">
+      <w:start w:val="1"/>
+      <w:numFmt w:val="bullet"/>
+      <w:lvlText w:val="o"/>
+      <w:lvlJc w:val="left"/>
+      <w:pPr>
+        <w:tabs>
+          <w:tab w:val="num" w:pos="1440"/>
+        </w:tabs>
+        <w:ind w:left="1440" w:hanging="360"/>
+      </w:pPr>
+      <w:rPr>
+        <w:rFonts w:ascii="Courier New" w:hAnsi="Courier New" w:hint="default"/>
+        <w:sz w:val="20"/>
+      </w:rPr>
+    </w:lvl>
+    <w:lvl w:ilvl="2" w:tentative="1">
+      <w:start w:val="1"/>
+      <w:numFmt w:val="bullet"/>
+      <w:lvlText w:val=""/>
+      <w:lvlJc w:val="left"/>
+      <w:pPr>
+        <w:tabs>
+          <w:tab w:val="num" w:pos="2160"/>
+        </w:tabs>
+        <w:ind w:left="2160" w:hanging="360"/>
+      </w:pPr>
+      <w:rPr>
+        <w:rFonts w:ascii="Wingdings" w:hAnsi="Wingdings" w:hint="default"/>
+        <w:sz w:val="20"/>
+      </w:rPr>
+    </w:lvl>
+    <w:lvl w:ilvl="3" w:tentative="1">
+      <w:start w:val="1"/>
+      <w:numFmt w:val="bullet"/>
+      <w:lvlText w:val=""/>
+      <w:lvlJc w:val="left"/>
+      <w:pPr>
+        <w:tabs>
+          <w:tab w:val="num" w:pos="2880"/>
+        </w:tabs>
+        <w:ind w:left="2880" w:hanging="360"/>
+      </w:pPr>
+      <w:rPr>
+        <w:rFonts w:ascii="Wingdings" w:hAnsi="Wingdings" w:hint="default"/>
+        <w:sz w:val="20"/>
+      </w:rPr>
+    </w:lvl>
+    <w:lvl w:ilvl="4" w:tentative="1">
+      <w:start w:val="1"/>
+      <w:numFmt w:val="bullet"/>
+      <w:lvlText w:val=""/>
+      <w:lvlJc w:val="left"/>
+      <w:pPr>
+        <w:tabs>
+          <w:tab w:val="num" w:pos="3600"/>
+        </w:tabs>
+        <w:ind w:left="3600" w:hanging="360"/>
+      </w:pPr>
+      <w:rPr>
+        <w:rFonts w:ascii="Wingdings" w:hAnsi="Wingdings" w:hint="default"/>
+        <w:sz w:val="20"/>
+      </w:rPr>
+    </w:lvl>
+    <w:lvl w:ilvl="5" w:tentative="1">
+      <w:start w:val="1"/>
+      <w:numFmt w:val="bullet"/>
+      <w:lvlText w:val=""/>
+      <w:lvlJc w:val="left"/>
+      <w:pPr>
+        <w:tabs>
+          <w:tab w:val="num" w:pos="4320"/>
+        </w:tabs>
+        <w:ind w:left="4320" w:hanging="360"/>
+      </w:pPr>
+      <w:rPr>
+        <w:rFonts w:ascii="Wingdings" w:hAnsi="Wingdings" w:hint="default"/>
+        <w:sz w:val="20"/>
+      </w:rPr>
+    </w:lvl>
+    <w:lvl w:ilvl="6" w:tentative="1">
+      <w:start w:val="1"/>
+      <w:numFmt w:val="bullet"/>
+      <w:lvlText w:val=""/>
+      <w:lvlJc w:val="left"/>
+      <w:pPr>
+        <w:tabs>
+          <w:tab w:val="num" w:pos="5040"/>
+        </w:tabs>
+        <w:ind w:left="5040" w:hanging="360"/>
+      </w:pPr>
+      <w:rPr>
+        <w:rFonts w:ascii="Wingdings" w:hAnsi="Wingdings" w:hint="default"/>
+        <w:sz w:val="20"/>
+      </w:rPr>
+    </w:lvl>
+    <w:lvl w:ilvl="7" w:tentative="1">
+      <w:start w:val="1"/>
+      <w:numFmt w:val="bullet"/>
+      <w:lvlText w:val=""/>
+      <w:lvlJc w:val="left"/>
+      <w:pPr>
+        <w:tabs>
+          <w:tab w:val="num" w:pos="5760"/>
+        </w:tabs>
+        <w:ind w:left="5760" w:hanging="360"/>
+      </w:pPr>
+      <w:rPr>
+        <w:rFonts w:ascii="Wingdings" w:hAnsi="Wingdings" w:hint="default"/>
+        <w:sz w:val="20"/>
+      </w:rPr>
+    </w:lvl>
+    <w:lvl w:ilvl="8" w:tentative="1">
+      <w:start w:val="1"/>
+      <w:numFmt w:val="bullet"/>
+      <w:lvlText w:val=""/>
+      <w:lvlJc w:val="left"/>
+      <w:pPr>
+        <w:tabs>
+          <w:tab w:val="num" w:pos="6480"/>
+        </w:tabs>
+        <w:ind w:left="6480" w:hanging="360"/>
+      </w:pPr>
+      <w:rPr>
+        <w:rFonts w:ascii="Wingdings" w:hAnsi="Wingdings" w:hint="default"/>
+        <w:sz w:val="20"/>
+      </w:rPr>
+    </w:lvl>
+  </w:abstractNum>
+  <w:abstractNum w:abstractNumId="27" w15:restartNumberingAfterBreak="0">
     <w:nsid w:val="56776E76"/>
     <w:multiLevelType w:val="hybridMultilevel"/>
     <w:tmpl w:val="6E6A3020"/>
@@ -8830,7 +9239,7 @@
       </w:rPr>
     </w:lvl>
   </w:abstractNum>
-  <w:abstractNum w:abstractNumId="16" w15:restartNumberingAfterBreak="0">
+  <w:abstractNum w:abstractNumId="28" w15:restartNumberingAfterBreak="0">
     <w:nsid w:val="582129B5"/>
     <w:multiLevelType w:val="hybridMultilevel"/>
     <w:tmpl w:val="83C45F0E"/>
@@ -8943,7 +9352,7 @@
       </w:rPr>
     </w:lvl>
   </w:abstractNum>
-  <w:abstractNum w:abstractNumId="17" w15:restartNumberingAfterBreak="0">
+  <w:abstractNum w:abstractNumId="29" w15:restartNumberingAfterBreak="0">
     <w:nsid w:val="59EC0040"/>
     <w:multiLevelType w:val="hybridMultilevel"/>
     <w:tmpl w:val="01A42C96"/>
@@ -9032,7 +9441,454 @@
       </w:pPr>
     </w:lvl>
   </w:abstractNum>
-  <w:abstractNum w:abstractNumId="18" w15:restartNumberingAfterBreak="0">
+  <w:abstractNum w:abstractNumId="30" w15:restartNumberingAfterBreak="0">
+    <w:nsid w:val="5DA83D99"/>
+    <w:multiLevelType w:val="multilevel"/>
+    <w:tmpl w:val="C75467BA"/>
+    <w:lvl w:ilvl="0">
+      <w:start w:val="1"/>
+      <w:numFmt w:val="bullet"/>
+      <w:lvlText w:val=""/>
+      <w:lvlJc w:val="left"/>
+      <w:pPr>
+        <w:tabs>
+          <w:tab w:val="num" w:pos="720"/>
+        </w:tabs>
+        <w:ind w:left="720" w:hanging="360"/>
+      </w:pPr>
+      <w:rPr>
+        <w:rFonts w:ascii="Symbol" w:hAnsi="Symbol" w:hint="default"/>
+        <w:sz w:val="20"/>
+      </w:rPr>
+    </w:lvl>
+    <w:lvl w:ilvl="1" w:tentative="1">
+      <w:start w:val="1"/>
+      <w:numFmt w:val="bullet"/>
+      <w:lvlText w:val="o"/>
+      <w:lvlJc w:val="left"/>
+      <w:pPr>
+        <w:tabs>
+          <w:tab w:val="num" w:pos="1440"/>
+        </w:tabs>
+        <w:ind w:left="1440" w:hanging="360"/>
+      </w:pPr>
+      <w:rPr>
+        <w:rFonts w:ascii="Courier New" w:hAnsi="Courier New" w:hint="default"/>
+        <w:sz w:val="20"/>
+      </w:rPr>
+    </w:lvl>
+    <w:lvl w:ilvl="2" w:tentative="1">
+      <w:start w:val="1"/>
+      <w:numFmt w:val="bullet"/>
+      <w:lvlText w:val=""/>
+      <w:lvlJc w:val="left"/>
+      <w:pPr>
+        <w:tabs>
+          <w:tab w:val="num" w:pos="2160"/>
+        </w:tabs>
+        <w:ind w:left="2160" w:hanging="360"/>
+      </w:pPr>
+      <w:rPr>
+        <w:rFonts w:ascii="Wingdings" w:hAnsi="Wingdings" w:hint="default"/>
+        <w:sz w:val="20"/>
+      </w:rPr>
+    </w:lvl>
+    <w:lvl w:ilvl="3" w:tentative="1">
+      <w:start w:val="1"/>
+      <w:numFmt w:val="bullet"/>
+      <w:lvlText w:val=""/>
+      <w:lvlJc w:val="left"/>
+      <w:pPr>
+        <w:tabs>
+          <w:tab w:val="num" w:pos="2880"/>
+        </w:tabs>
+        <w:ind w:left="2880" w:hanging="360"/>
+      </w:pPr>
+      <w:rPr>
+        <w:rFonts w:ascii="Wingdings" w:hAnsi="Wingdings" w:hint="default"/>
+        <w:sz w:val="20"/>
+      </w:rPr>
+    </w:lvl>
+    <w:lvl w:ilvl="4" w:tentative="1">
+      <w:start w:val="1"/>
+      <w:numFmt w:val="bullet"/>
+      <w:lvlText w:val=""/>
+      <w:lvlJc w:val="left"/>
+      <w:pPr>
+        <w:tabs>
+          <w:tab w:val="num" w:pos="3600"/>
+        </w:tabs>
+        <w:ind w:left="3600" w:hanging="360"/>
+      </w:pPr>
+      <w:rPr>
+        <w:rFonts w:ascii="Wingdings" w:hAnsi="Wingdings" w:hint="default"/>
+        <w:sz w:val="20"/>
+      </w:rPr>
+    </w:lvl>
+    <w:lvl w:ilvl="5" w:tentative="1">
+      <w:start w:val="1"/>
+      <w:numFmt w:val="bullet"/>
+      <w:lvlText w:val=""/>
+      <w:lvlJc w:val="left"/>
+      <w:pPr>
+        <w:tabs>
+          <w:tab w:val="num" w:pos="4320"/>
+        </w:tabs>
+        <w:ind w:left="4320" w:hanging="360"/>
+      </w:pPr>
+      <w:rPr>
+        <w:rFonts w:ascii="Wingdings" w:hAnsi="Wingdings" w:hint="default"/>
+        <w:sz w:val="20"/>
+      </w:rPr>
+    </w:lvl>
+    <w:lvl w:ilvl="6" w:tentative="1">
+      <w:start w:val="1"/>
+      <w:numFmt w:val="bullet"/>
+      <w:lvlText w:val=""/>
+      <w:lvlJc w:val="left"/>
+      <w:pPr>
+        <w:tabs>
+          <w:tab w:val="num" w:pos="5040"/>
+        </w:tabs>
+        <w:ind w:left="5040" w:hanging="360"/>
+      </w:pPr>
+      <w:rPr>
+        <w:rFonts w:ascii="Wingdings" w:hAnsi="Wingdings" w:hint="default"/>
+        <w:sz w:val="20"/>
+      </w:rPr>
+    </w:lvl>
+    <w:lvl w:ilvl="7" w:tentative="1">
+      <w:start w:val="1"/>
+      <w:numFmt w:val="bullet"/>
+      <w:lvlText w:val=""/>
+      <w:lvlJc w:val="left"/>
+      <w:pPr>
+        <w:tabs>
+          <w:tab w:val="num" w:pos="5760"/>
+        </w:tabs>
+        <w:ind w:left="5760" w:hanging="360"/>
+      </w:pPr>
+      <w:rPr>
+        <w:rFonts w:ascii="Wingdings" w:hAnsi="Wingdings" w:hint="default"/>
+        <w:sz w:val="20"/>
+      </w:rPr>
+    </w:lvl>
+    <w:lvl w:ilvl="8" w:tentative="1">
+      <w:start w:val="1"/>
+      <w:numFmt w:val="bullet"/>
+      <w:lvlText w:val=""/>
+      <w:lvlJc w:val="left"/>
+      <w:pPr>
+        <w:tabs>
+          <w:tab w:val="num" w:pos="6480"/>
+        </w:tabs>
+        <w:ind w:left="6480" w:hanging="360"/>
+      </w:pPr>
+      <w:rPr>
+        <w:rFonts w:ascii="Wingdings" w:hAnsi="Wingdings" w:hint="default"/>
+        <w:sz w:val="20"/>
+      </w:rPr>
+    </w:lvl>
+  </w:abstractNum>
+  <w:abstractNum w:abstractNumId="31" w15:restartNumberingAfterBreak="0">
+    <w:nsid w:val="5EFF1F3A"/>
+    <w:multiLevelType w:val="multilevel"/>
+    <w:tmpl w:val="5D68D1AA"/>
+    <w:lvl w:ilvl="0">
+      <w:start w:val="1"/>
+      <w:numFmt w:val="bullet"/>
+      <w:lvlText w:val=""/>
+      <w:lvlJc w:val="left"/>
+      <w:pPr>
+        <w:tabs>
+          <w:tab w:val="num" w:pos="720"/>
+        </w:tabs>
+        <w:ind w:left="720" w:hanging="360"/>
+      </w:pPr>
+      <w:rPr>
+        <w:rFonts w:ascii="Symbol" w:hAnsi="Symbol" w:hint="default"/>
+        <w:sz w:val="20"/>
+      </w:rPr>
+    </w:lvl>
+    <w:lvl w:ilvl="1" w:tentative="1">
+      <w:start w:val="1"/>
+      <w:numFmt w:val="bullet"/>
+      <w:lvlText w:val="o"/>
+      <w:lvlJc w:val="left"/>
+      <w:pPr>
+        <w:tabs>
+          <w:tab w:val="num" w:pos="1440"/>
+        </w:tabs>
+        <w:ind w:left="1440" w:hanging="360"/>
+      </w:pPr>
+      <w:rPr>
+        <w:rFonts w:ascii="Courier New" w:hAnsi="Courier New" w:hint="default"/>
+        <w:sz w:val="20"/>
+      </w:rPr>
+    </w:lvl>
+    <w:lvl w:ilvl="2" w:tentative="1">
+      <w:start w:val="1"/>
+      <w:numFmt w:val="bullet"/>
+      <w:lvlText w:val=""/>
+      <w:lvlJc w:val="left"/>
+      <w:pPr>
+        <w:tabs>
+          <w:tab w:val="num" w:pos="2160"/>
+        </w:tabs>
+        <w:ind w:left="2160" w:hanging="360"/>
+      </w:pPr>
+      <w:rPr>
+        <w:rFonts w:ascii="Wingdings" w:hAnsi="Wingdings" w:hint="default"/>
+        <w:sz w:val="20"/>
+      </w:rPr>
+    </w:lvl>
+    <w:lvl w:ilvl="3" w:tentative="1">
+      <w:start w:val="1"/>
+      <w:numFmt w:val="bullet"/>
+      <w:lvlText w:val=""/>
+      <w:lvlJc w:val="left"/>
+      <w:pPr>
+        <w:tabs>
+          <w:tab w:val="num" w:pos="2880"/>
+        </w:tabs>
+        <w:ind w:left="2880" w:hanging="360"/>
+      </w:pPr>
+      <w:rPr>
+        <w:rFonts w:ascii="Wingdings" w:hAnsi="Wingdings" w:hint="default"/>
+        <w:sz w:val="20"/>
+      </w:rPr>
+    </w:lvl>
+    <w:lvl w:ilvl="4" w:tentative="1">
+      <w:start w:val="1"/>
+      <w:numFmt w:val="bullet"/>
+      <w:lvlText w:val=""/>
+      <w:lvlJc w:val="left"/>
+      <w:pPr>
+        <w:tabs>
+          <w:tab w:val="num" w:pos="3600"/>
+        </w:tabs>
+        <w:ind w:left="3600" w:hanging="360"/>
+      </w:pPr>
+      <w:rPr>
+        <w:rFonts w:ascii="Wingdings" w:hAnsi="Wingdings" w:hint="default"/>
+        <w:sz w:val="20"/>
+      </w:rPr>
+    </w:lvl>
+    <w:lvl w:ilvl="5" w:tentative="1">
+      <w:start w:val="1"/>
+      <w:numFmt w:val="bullet"/>
+      <w:lvlText w:val=""/>
+      <w:lvlJc w:val="left"/>
+      <w:pPr>
+        <w:tabs>
+          <w:tab w:val="num" w:pos="4320"/>
+        </w:tabs>
+        <w:ind w:left="4320" w:hanging="360"/>
+      </w:pPr>
+      <w:rPr>
+        <w:rFonts w:ascii="Wingdings" w:hAnsi="Wingdings" w:hint="default"/>
+        <w:sz w:val="20"/>
+      </w:rPr>
+    </w:lvl>
+    <w:lvl w:ilvl="6" w:tentative="1">
+      <w:start w:val="1"/>
+      <w:numFmt w:val="bullet"/>
+      <w:lvlText w:val=""/>
+      <w:lvlJc w:val="left"/>
+      <w:pPr>
+        <w:tabs>
+          <w:tab w:val="num" w:pos="5040"/>
+        </w:tabs>
+        <w:ind w:left="5040" w:hanging="360"/>
+      </w:pPr>
+      <w:rPr>
+        <w:rFonts w:ascii="Wingdings" w:hAnsi="Wingdings" w:hint="default"/>
+        <w:sz w:val="20"/>
+      </w:rPr>
+    </w:lvl>
+    <w:lvl w:ilvl="7" w:tentative="1">
+      <w:start w:val="1"/>
+      <w:numFmt w:val="bullet"/>
+      <w:lvlText w:val=""/>
+      <w:lvlJc w:val="left"/>
+      <w:pPr>
+        <w:tabs>
+          <w:tab w:val="num" w:pos="5760"/>
+        </w:tabs>
+        <w:ind w:left="5760" w:hanging="360"/>
+      </w:pPr>
+      <w:rPr>
+        <w:rFonts w:ascii="Wingdings" w:hAnsi="Wingdings" w:hint="default"/>
+        <w:sz w:val="20"/>
+      </w:rPr>
+    </w:lvl>
+    <w:lvl w:ilvl="8" w:tentative="1">
+      <w:start w:val="1"/>
+      <w:numFmt w:val="bullet"/>
+      <w:lvlText w:val=""/>
+      <w:lvlJc w:val="left"/>
+      <w:pPr>
+        <w:tabs>
+          <w:tab w:val="num" w:pos="6480"/>
+        </w:tabs>
+        <w:ind w:left="6480" w:hanging="360"/>
+      </w:pPr>
+      <w:rPr>
+        <w:rFonts w:ascii="Wingdings" w:hAnsi="Wingdings" w:hint="default"/>
+        <w:sz w:val="20"/>
+      </w:rPr>
+    </w:lvl>
+  </w:abstractNum>
+  <w:abstractNum w:abstractNumId="32" w15:restartNumberingAfterBreak="0">
+    <w:nsid w:val="60C70378"/>
+    <w:multiLevelType w:val="multilevel"/>
+    <w:tmpl w:val="74B0F584"/>
+    <w:lvl w:ilvl="0">
+      <w:start w:val="1"/>
+      <w:numFmt w:val="bullet"/>
+      <w:lvlText w:val=""/>
+      <w:lvlJc w:val="left"/>
+      <w:pPr>
+        <w:tabs>
+          <w:tab w:val="num" w:pos="720"/>
+        </w:tabs>
+        <w:ind w:left="720" w:hanging="360"/>
+      </w:pPr>
+      <w:rPr>
+        <w:rFonts w:ascii="Symbol" w:hAnsi="Symbol" w:hint="default"/>
+        <w:sz w:val="20"/>
+      </w:rPr>
+    </w:lvl>
+    <w:lvl w:ilvl="1" w:tentative="1">
+      <w:start w:val="1"/>
+      <w:numFmt w:val="bullet"/>
+      <w:lvlText w:val="o"/>
+      <w:lvlJc w:val="left"/>
+      <w:pPr>
+        <w:tabs>
+          <w:tab w:val="num" w:pos="1440"/>
+        </w:tabs>
+        <w:ind w:left="1440" w:hanging="360"/>
+      </w:pPr>
+      <w:rPr>
+        <w:rFonts w:ascii="Courier New" w:hAnsi="Courier New" w:hint="default"/>
+        <w:sz w:val="20"/>
+      </w:rPr>
+    </w:lvl>
+    <w:lvl w:ilvl="2" w:tentative="1">
+      <w:start w:val="1"/>
+      <w:numFmt w:val="bullet"/>
+      <w:lvlText w:val=""/>
+      <w:lvlJc w:val="left"/>
+      <w:pPr>
+        <w:tabs>
+          <w:tab w:val="num" w:pos="2160"/>
+        </w:tabs>
+        <w:ind w:left="2160" w:hanging="360"/>
+      </w:pPr>
+      <w:rPr>
+        <w:rFonts w:ascii="Wingdings" w:hAnsi="Wingdings" w:hint="default"/>
+        <w:sz w:val="20"/>
+      </w:rPr>
+    </w:lvl>
+    <w:lvl w:ilvl="3" w:tentative="1">
+      <w:start w:val="1"/>
+      <w:numFmt w:val="bullet"/>
+      <w:lvlText w:val=""/>
+      <w:lvlJc w:val="left"/>
+      <w:pPr>
+        <w:tabs>
+          <w:tab w:val="num" w:pos="2880"/>
+        </w:tabs>
+        <w:ind w:left="2880" w:hanging="360"/>
+      </w:pPr>
+      <w:rPr>
+        <w:rFonts w:ascii="Wingdings" w:hAnsi="Wingdings" w:hint="default"/>
+        <w:sz w:val="20"/>
+      </w:rPr>
+    </w:lvl>
+    <w:lvl w:ilvl="4" w:tentative="1">
+      <w:start w:val="1"/>
+      <w:numFmt w:val="bullet"/>
+      <w:lvlText w:val=""/>
+      <w:lvlJc w:val="left"/>
+      <w:pPr>
+        <w:tabs>
+          <w:tab w:val="num" w:pos="3600"/>
+        </w:tabs>
+        <w:ind w:left="3600" w:hanging="360"/>
+      </w:pPr>
+      <w:rPr>
+        <w:rFonts w:ascii="Wingdings" w:hAnsi="Wingdings" w:hint="default"/>
+        <w:sz w:val="20"/>
+      </w:rPr>
+    </w:lvl>
+    <w:lvl w:ilvl="5" w:tentative="1">
+      <w:start w:val="1"/>
+      <w:numFmt w:val="bullet"/>
+      <w:lvlText w:val=""/>
+      <w:lvlJc w:val="left"/>
+      <w:pPr>
+        <w:tabs>
+          <w:tab w:val="num" w:pos="4320"/>
+        </w:tabs>
+        <w:ind w:left="4320" w:hanging="360"/>
+      </w:pPr>
+      <w:rPr>
+        <w:rFonts w:ascii="Wingdings" w:hAnsi="Wingdings" w:hint="default"/>
+        <w:sz w:val="20"/>
+      </w:rPr>
+    </w:lvl>
+    <w:lvl w:ilvl="6" w:tentative="1">
+      <w:start w:val="1"/>
+      <w:numFmt w:val="bullet"/>
+      <w:lvlText w:val=""/>
+      <w:lvlJc w:val="left"/>
+      <w:pPr>
+        <w:tabs>
+          <w:tab w:val="num" w:pos="5040"/>
+        </w:tabs>
+        <w:ind w:left="5040" w:hanging="360"/>
+      </w:pPr>
+      <w:rPr>
+        <w:rFonts w:ascii="Wingdings" w:hAnsi="Wingdings" w:hint="default"/>
+        <w:sz w:val="20"/>
+      </w:rPr>
+    </w:lvl>
+    <w:lvl w:ilvl="7" w:tentative="1">
+      <w:start w:val="1"/>
+      <w:numFmt w:val="bullet"/>
+      <w:lvlText w:val=""/>
+      <w:lvlJc w:val="left"/>
+      <w:pPr>
+        <w:tabs>
+          <w:tab w:val="num" w:pos="5760"/>
+        </w:tabs>
+        <w:ind w:left="5760" w:hanging="360"/>
+      </w:pPr>
+      <w:rPr>
+        <w:rFonts w:ascii="Wingdings" w:hAnsi="Wingdings" w:hint="default"/>
+        <w:sz w:val="20"/>
+      </w:rPr>
+    </w:lvl>
+    <w:lvl w:ilvl="8" w:tentative="1">
+      <w:start w:val="1"/>
+      <w:numFmt w:val="bullet"/>
+      <w:lvlText w:val=""/>
+      <w:lvlJc w:val="left"/>
+      <w:pPr>
+        <w:tabs>
+          <w:tab w:val="num" w:pos="6480"/>
+        </w:tabs>
+        <w:ind w:left="6480" w:hanging="360"/>
+      </w:pPr>
+      <w:rPr>
+        <w:rFonts w:ascii="Wingdings" w:hAnsi="Wingdings" w:hint="default"/>
+        <w:sz w:val="20"/>
+      </w:rPr>
+    </w:lvl>
+  </w:abstractNum>
+  <w:abstractNum w:abstractNumId="33" w15:restartNumberingAfterBreak="0">
     <w:nsid w:val="64136897"/>
     <w:multiLevelType w:val="singleLevel"/>
     <w:tmpl w:val="BFA81F3C"/>
@@ -9052,7 +9908,7 @@
       </w:rPr>
     </w:lvl>
   </w:abstractNum>
-  <w:abstractNum w:abstractNumId="19" w15:restartNumberingAfterBreak="0">
+  <w:abstractNum w:abstractNumId="34" w15:restartNumberingAfterBreak="0">
     <w:nsid w:val="65751488"/>
     <w:multiLevelType w:val="multilevel"/>
     <w:tmpl w:val="401269D6"/>
@@ -9309,7 +10165,7 @@
       </w:rPr>
     </w:lvl>
   </w:abstractNum>
-  <w:abstractNum w:abstractNumId="20" w15:restartNumberingAfterBreak="0">
+  <w:abstractNum w:abstractNumId="35" w15:restartNumberingAfterBreak="0">
     <w:nsid w:val="687B02B5"/>
     <w:multiLevelType w:val="hybridMultilevel"/>
     <w:tmpl w:val="223E16E4"/>
@@ -9395,7 +10251,156 @@
       </w:pPr>
     </w:lvl>
   </w:abstractNum>
-  <w:abstractNum w:abstractNumId="21" w15:restartNumberingAfterBreak="0">
+  <w:abstractNum w:abstractNumId="36" w15:restartNumberingAfterBreak="0">
+    <w:nsid w:val="6FF023C2"/>
+    <w:multiLevelType w:val="multilevel"/>
+    <w:tmpl w:val="FC62DD5C"/>
+    <w:lvl w:ilvl="0">
+      <w:start w:val="1"/>
+      <w:numFmt w:val="bullet"/>
+      <w:lvlText w:val=""/>
+      <w:lvlJc w:val="left"/>
+      <w:pPr>
+        <w:tabs>
+          <w:tab w:val="num" w:pos="720"/>
+        </w:tabs>
+        <w:ind w:left="720" w:hanging="360"/>
+      </w:pPr>
+      <w:rPr>
+        <w:rFonts w:ascii="Symbol" w:hAnsi="Symbol" w:hint="default"/>
+        <w:sz w:val="20"/>
+      </w:rPr>
+    </w:lvl>
+    <w:lvl w:ilvl="1" w:tentative="1">
+      <w:start w:val="1"/>
+      <w:numFmt w:val="bullet"/>
+      <w:lvlText w:val="o"/>
+      <w:lvlJc w:val="left"/>
+      <w:pPr>
+        <w:tabs>
+          <w:tab w:val="num" w:pos="1440"/>
+        </w:tabs>
+        <w:ind w:left="1440" w:hanging="360"/>
+      </w:pPr>
+      <w:rPr>
+        <w:rFonts w:ascii="Courier New" w:hAnsi="Courier New" w:hint="default"/>
+        <w:sz w:val="20"/>
+      </w:rPr>
+    </w:lvl>
+    <w:lvl w:ilvl="2" w:tentative="1">
+      <w:start w:val="1"/>
+      <w:numFmt w:val="bullet"/>
+      <w:lvlText w:val=""/>
+      <w:lvlJc w:val="left"/>
+      <w:pPr>
+        <w:tabs>
+          <w:tab w:val="num" w:pos="2160"/>
+        </w:tabs>
+        <w:ind w:left="2160" w:hanging="360"/>
+      </w:pPr>
+      <w:rPr>
+        <w:rFonts w:ascii="Wingdings" w:hAnsi="Wingdings" w:hint="default"/>
+        <w:sz w:val="20"/>
+      </w:rPr>
+    </w:lvl>
+    <w:lvl w:ilvl="3" w:tentative="1">
+      <w:start w:val="1"/>
+      <w:numFmt w:val="bullet"/>
+      <w:lvlText w:val=""/>
+      <w:lvlJc w:val="left"/>
+      <w:pPr>
+        <w:tabs>
+          <w:tab w:val="num" w:pos="2880"/>
+        </w:tabs>
+        <w:ind w:left="2880" w:hanging="360"/>
+      </w:pPr>
+      <w:rPr>
+        <w:rFonts w:ascii="Wingdings" w:hAnsi="Wingdings" w:hint="default"/>
+        <w:sz w:val="20"/>
+      </w:rPr>
+    </w:lvl>
+    <w:lvl w:ilvl="4" w:tentative="1">
+      <w:start w:val="1"/>
+      <w:numFmt w:val="bullet"/>
+      <w:lvlText w:val=""/>
+      <w:lvlJc w:val="left"/>
+      <w:pPr>
+        <w:tabs>
+          <w:tab w:val="num" w:pos="3600"/>
+        </w:tabs>
+        <w:ind w:left="3600" w:hanging="360"/>
+      </w:pPr>
+      <w:rPr>
+        <w:rFonts w:ascii="Wingdings" w:hAnsi="Wingdings" w:hint="default"/>
+        <w:sz w:val="20"/>
+      </w:rPr>
+    </w:lvl>
+    <w:lvl w:ilvl="5" w:tentative="1">
+      <w:start w:val="1"/>
+      <w:numFmt w:val="bullet"/>
+      <w:lvlText w:val=""/>
+      <w:lvlJc w:val="left"/>
+      <w:pPr>
+        <w:tabs>
+          <w:tab w:val="num" w:pos="4320"/>
+        </w:tabs>
+        <w:ind w:left="4320" w:hanging="360"/>
+      </w:pPr>
+      <w:rPr>
+        <w:rFonts w:ascii="Wingdings" w:hAnsi="Wingdings" w:hint="default"/>
+        <w:sz w:val="20"/>
+      </w:rPr>
+    </w:lvl>
+    <w:lvl w:ilvl="6" w:tentative="1">
+      <w:start w:val="1"/>
+      <w:numFmt w:val="bullet"/>
+      <w:lvlText w:val=""/>
+      <w:lvlJc w:val="left"/>
+      <w:pPr>
+        <w:tabs>
+          <w:tab w:val="num" w:pos="5040"/>
+        </w:tabs>
+        <w:ind w:left="5040" w:hanging="360"/>
+      </w:pPr>
+      <w:rPr>
+        <w:rFonts w:ascii="Wingdings" w:hAnsi="Wingdings" w:hint="default"/>
+        <w:sz w:val="20"/>
+      </w:rPr>
+    </w:lvl>
+    <w:lvl w:ilvl="7" w:tentative="1">
+      <w:start w:val="1"/>
+      <w:numFmt w:val="bullet"/>
+      <w:lvlText w:val=""/>
+      <w:lvlJc w:val="left"/>
+      <w:pPr>
+        <w:tabs>
+          <w:tab w:val="num" w:pos="5760"/>
+        </w:tabs>
+        <w:ind w:left="5760" w:hanging="360"/>
+      </w:pPr>
+      <w:rPr>
+        <w:rFonts w:ascii="Wingdings" w:hAnsi="Wingdings" w:hint="default"/>
+        <w:sz w:val="20"/>
+      </w:rPr>
+    </w:lvl>
+    <w:lvl w:ilvl="8" w:tentative="1">
+      <w:start w:val="1"/>
+      <w:numFmt w:val="bullet"/>
+      <w:lvlText w:val=""/>
+      <w:lvlJc w:val="left"/>
+      <w:pPr>
+        <w:tabs>
+          <w:tab w:val="num" w:pos="6480"/>
+        </w:tabs>
+        <w:ind w:left="6480" w:hanging="360"/>
+      </w:pPr>
+      <w:rPr>
+        <w:rFonts w:ascii="Wingdings" w:hAnsi="Wingdings" w:hint="default"/>
+        <w:sz w:val="20"/>
+      </w:rPr>
+    </w:lvl>
+  </w:abstractNum>
+  <w:abstractNum w:abstractNumId="37" w15:restartNumberingAfterBreak="0">
     <w:nsid w:val="723F1C1C"/>
     <w:multiLevelType w:val="singleLevel"/>
     <w:tmpl w:val="BFA81F3C"/>
@@ -9415,71 +10420,423 @@
       </w:rPr>
     </w:lvl>
   </w:abstractNum>
+  <w:abstractNum w:abstractNumId="38" w15:restartNumberingAfterBreak="0">
+    <w:nsid w:val="73FD0280"/>
+    <w:multiLevelType w:val="multilevel"/>
+    <w:tmpl w:val="1BA8796E"/>
+    <w:lvl w:ilvl="0">
+      <w:start w:val="1"/>
+      <w:numFmt w:val="bullet"/>
+      <w:lvlText w:val=""/>
+      <w:lvlJc w:val="left"/>
+      <w:pPr>
+        <w:tabs>
+          <w:tab w:val="num" w:pos="720"/>
+        </w:tabs>
+        <w:ind w:left="720" w:hanging="360"/>
+      </w:pPr>
+      <w:rPr>
+        <w:rFonts w:ascii="Symbol" w:hAnsi="Symbol" w:hint="default"/>
+        <w:sz w:val="20"/>
+      </w:rPr>
+    </w:lvl>
+    <w:lvl w:ilvl="1" w:tentative="1">
+      <w:start w:val="1"/>
+      <w:numFmt w:val="bullet"/>
+      <w:lvlText w:val="o"/>
+      <w:lvlJc w:val="left"/>
+      <w:pPr>
+        <w:tabs>
+          <w:tab w:val="num" w:pos="1440"/>
+        </w:tabs>
+        <w:ind w:left="1440" w:hanging="360"/>
+      </w:pPr>
+      <w:rPr>
+        <w:rFonts w:ascii="Courier New" w:hAnsi="Courier New" w:hint="default"/>
+        <w:sz w:val="20"/>
+      </w:rPr>
+    </w:lvl>
+    <w:lvl w:ilvl="2" w:tentative="1">
+      <w:start w:val="1"/>
+      <w:numFmt w:val="bullet"/>
+      <w:lvlText w:val=""/>
+      <w:lvlJc w:val="left"/>
+      <w:pPr>
+        <w:tabs>
+          <w:tab w:val="num" w:pos="2160"/>
+        </w:tabs>
+        <w:ind w:left="2160" w:hanging="360"/>
+      </w:pPr>
+      <w:rPr>
+        <w:rFonts w:ascii="Wingdings" w:hAnsi="Wingdings" w:hint="default"/>
+        <w:sz w:val="20"/>
+      </w:rPr>
+    </w:lvl>
+    <w:lvl w:ilvl="3" w:tentative="1">
+      <w:start w:val="1"/>
+      <w:numFmt w:val="bullet"/>
+      <w:lvlText w:val=""/>
+      <w:lvlJc w:val="left"/>
+      <w:pPr>
+        <w:tabs>
+          <w:tab w:val="num" w:pos="2880"/>
+        </w:tabs>
+        <w:ind w:left="2880" w:hanging="360"/>
+      </w:pPr>
+      <w:rPr>
+        <w:rFonts w:ascii="Wingdings" w:hAnsi="Wingdings" w:hint="default"/>
+        <w:sz w:val="20"/>
+      </w:rPr>
+    </w:lvl>
+    <w:lvl w:ilvl="4" w:tentative="1">
+      <w:start w:val="1"/>
+      <w:numFmt w:val="bullet"/>
+      <w:lvlText w:val=""/>
+      <w:lvlJc w:val="left"/>
+      <w:pPr>
+        <w:tabs>
+          <w:tab w:val="num" w:pos="3600"/>
+        </w:tabs>
+        <w:ind w:left="3600" w:hanging="360"/>
+      </w:pPr>
+      <w:rPr>
+        <w:rFonts w:ascii="Wingdings" w:hAnsi="Wingdings" w:hint="default"/>
+        <w:sz w:val="20"/>
+      </w:rPr>
+    </w:lvl>
+    <w:lvl w:ilvl="5" w:tentative="1">
+      <w:start w:val="1"/>
+      <w:numFmt w:val="bullet"/>
+      <w:lvlText w:val=""/>
+      <w:lvlJc w:val="left"/>
+      <w:pPr>
+        <w:tabs>
+          <w:tab w:val="num" w:pos="4320"/>
+        </w:tabs>
+        <w:ind w:left="4320" w:hanging="360"/>
+      </w:pPr>
+      <w:rPr>
+        <w:rFonts w:ascii="Wingdings" w:hAnsi="Wingdings" w:hint="default"/>
+        <w:sz w:val="20"/>
+      </w:rPr>
+    </w:lvl>
+    <w:lvl w:ilvl="6" w:tentative="1">
+      <w:start w:val="1"/>
+      <w:numFmt w:val="bullet"/>
+      <w:lvlText w:val=""/>
+      <w:lvlJc w:val="left"/>
+      <w:pPr>
+        <w:tabs>
+          <w:tab w:val="num" w:pos="5040"/>
+        </w:tabs>
+        <w:ind w:left="5040" w:hanging="360"/>
+      </w:pPr>
+      <w:rPr>
+        <w:rFonts w:ascii="Wingdings" w:hAnsi="Wingdings" w:hint="default"/>
+        <w:sz w:val="20"/>
+      </w:rPr>
+    </w:lvl>
+    <w:lvl w:ilvl="7" w:tentative="1">
+      <w:start w:val="1"/>
+      <w:numFmt w:val="bullet"/>
+      <w:lvlText w:val=""/>
+      <w:lvlJc w:val="left"/>
+      <w:pPr>
+        <w:tabs>
+          <w:tab w:val="num" w:pos="5760"/>
+        </w:tabs>
+        <w:ind w:left="5760" w:hanging="360"/>
+      </w:pPr>
+      <w:rPr>
+        <w:rFonts w:ascii="Wingdings" w:hAnsi="Wingdings" w:hint="default"/>
+        <w:sz w:val="20"/>
+      </w:rPr>
+    </w:lvl>
+    <w:lvl w:ilvl="8" w:tentative="1">
+      <w:start w:val="1"/>
+      <w:numFmt w:val="bullet"/>
+      <w:lvlText w:val=""/>
+      <w:lvlJc w:val="left"/>
+      <w:pPr>
+        <w:tabs>
+          <w:tab w:val="num" w:pos="6480"/>
+        </w:tabs>
+        <w:ind w:left="6480" w:hanging="360"/>
+      </w:pPr>
+      <w:rPr>
+        <w:rFonts w:ascii="Wingdings" w:hAnsi="Wingdings" w:hint="default"/>
+        <w:sz w:val="20"/>
+      </w:rPr>
+    </w:lvl>
+  </w:abstractNum>
+  <w:abstractNum w:abstractNumId="39" w15:restartNumberingAfterBreak="0">
+    <w:nsid w:val="76171FFD"/>
+    <w:multiLevelType w:val="multilevel"/>
+    <w:tmpl w:val="A3A4475A"/>
+    <w:lvl w:ilvl="0">
+      <w:start w:val="1"/>
+      <w:numFmt w:val="bullet"/>
+      <w:lvlText w:val=""/>
+      <w:lvlJc w:val="left"/>
+      <w:pPr>
+        <w:tabs>
+          <w:tab w:val="num" w:pos="720"/>
+        </w:tabs>
+        <w:ind w:left="720" w:hanging="360"/>
+      </w:pPr>
+      <w:rPr>
+        <w:rFonts w:ascii="Symbol" w:hAnsi="Symbol" w:hint="default"/>
+        <w:sz w:val="20"/>
+      </w:rPr>
+    </w:lvl>
+    <w:lvl w:ilvl="1" w:tentative="1">
+      <w:start w:val="1"/>
+      <w:numFmt w:val="bullet"/>
+      <w:lvlText w:val="o"/>
+      <w:lvlJc w:val="left"/>
+      <w:pPr>
+        <w:tabs>
+          <w:tab w:val="num" w:pos="1440"/>
+        </w:tabs>
+        <w:ind w:left="1440" w:hanging="360"/>
+      </w:pPr>
+      <w:rPr>
+        <w:rFonts w:ascii="Courier New" w:hAnsi="Courier New" w:hint="default"/>
+        <w:sz w:val="20"/>
+      </w:rPr>
+    </w:lvl>
+    <w:lvl w:ilvl="2" w:tentative="1">
+      <w:start w:val="1"/>
+      <w:numFmt w:val="bullet"/>
+      <w:lvlText w:val=""/>
+      <w:lvlJc w:val="left"/>
+      <w:pPr>
+        <w:tabs>
+          <w:tab w:val="num" w:pos="2160"/>
+        </w:tabs>
+        <w:ind w:left="2160" w:hanging="360"/>
+      </w:pPr>
+      <w:rPr>
+        <w:rFonts w:ascii="Wingdings" w:hAnsi="Wingdings" w:hint="default"/>
+        <w:sz w:val="20"/>
+      </w:rPr>
+    </w:lvl>
+    <w:lvl w:ilvl="3" w:tentative="1">
+      <w:start w:val="1"/>
+      <w:numFmt w:val="bullet"/>
+      <w:lvlText w:val=""/>
+      <w:lvlJc w:val="left"/>
+      <w:pPr>
+        <w:tabs>
+          <w:tab w:val="num" w:pos="2880"/>
+        </w:tabs>
+        <w:ind w:left="2880" w:hanging="360"/>
+      </w:pPr>
+      <w:rPr>
+        <w:rFonts w:ascii="Wingdings" w:hAnsi="Wingdings" w:hint="default"/>
+        <w:sz w:val="20"/>
+      </w:rPr>
+    </w:lvl>
+    <w:lvl w:ilvl="4" w:tentative="1">
+      <w:start w:val="1"/>
+      <w:numFmt w:val="bullet"/>
+      <w:lvlText w:val=""/>
+      <w:lvlJc w:val="left"/>
+      <w:pPr>
+        <w:tabs>
+          <w:tab w:val="num" w:pos="3600"/>
+        </w:tabs>
+        <w:ind w:left="3600" w:hanging="360"/>
+      </w:pPr>
+      <w:rPr>
+        <w:rFonts w:ascii="Wingdings" w:hAnsi="Wingdings" w:hint="default"/>
+        <w:sz w:val="20"/>
+      </w:rPr>
+    </w:lvl>
+    <w:lvl w:ilvl="5" w:tentative="1">
+      <w:start w:val="1"/>
+      <w:numFmt w:val="bullet"/>
+      <w:lvlText w:val=""/>
+      <w:lvlJc w:val="left"/>
+      <w:pPr>
+        <w:tabs>
+          <w:tab w:val="num" w:pos="4320"/>
+        </w:tabs>
+        <w:ind w:left="4320" w:hanging="360"/>
+      </w:pPr>
+      <w:rPr>
+        <w:rFonts w:ascii="Wingdings" w:hAnsi="Wingdings" w:hint="default"/>
+        <w:sz w:val="20"/>
+      </w:rPr>
+    </w:lvl>
+    <w:lvl w:ilvl="6" w:tentative="1">
+      <w:start w:val="1"/>
+      <w:numFmt w:val="bullet"/>
+      <w:lvlText w:val=""/>
+      <w:lvlJc w:val="left"/>
+      <w:pPr>
+        <w:tabs>
+          <w:tab w:val="num" w:pos="5040"/>
+        </w:tabs>
+        <w:ind w:left="5040" w:hanging="360"/>
+      </w:pPr>
+      <w:rPr>
+        <w:rFonts w:ascii="Wingdings" w:hAnsi="Wingdings" w:hint="default"/>
+        <w:sz w:val="20"/>
+      </w:rPr>
+    </w:lvl>
+    <w:lvl w:ilvl="7" w:tentative="1">
+      <w:start w:val="1"/>
+      <w:numFmt w:val="bullet"/>
+      <w:lvlText w:val=""/>
+      <w:lvlJc w:val="left"/>
+      <w:pPr>
+        <w:tabs>
+          <w:tab w:val="num" w:pos="5760"/>
+        </w:tabs>
+        <w:ind w:left="5760" w:hanging="360"/>
+      </w:pPr>
+      <w:rPr>
+        <w:rFonts w:ascii="Wingdings" w:hAnsi="Wingdings" w:hint="default"/>
+        <w:sz w:val="20"/>
+      </w:rPr>
+    </w:lvl>
+    <w:lvl w:ilvl="8" w:tentative="1">
+      <w:start w:val="1"/>
+      <w:numFmt w:val="bullet"/>
+      <w:lvlText w:val=""/>
+      <w:lvlJc w:val="left"/>
+      <w:pPr>
+        <w:tabs>
+          <w:tab w:val="num" w:pos="6480"/>
+        </w:tabs>
+        <w:ind w:left="6480" w:hanging="360"/>
+      </w:pPr>
+      <w:rPr>
+        <w:rFonts w:ascii="Wingdings" w:hAnsi="Wingdings" w:hint="default"/>
+        <w:sz w:val="20"/>
+      </w:rPr>
+    </w:lvl>
+  </w:abstractNum>
   <w:num w:numId="1" w16cid:durableId="574827408">
-    <w:abstractNumId w:val="8"/>
+    <w:abstractNumId w:val="11"/>
   </w:num>
   <w:num w:numId="2" w16cid:durableId="738944560">
-    <w:abstractNumId w:val="9"/>
+    <w:abstractNumId w:val="12"/>
   </w:num>
   <w:num w:numId="3" w16cid:durableId="81995948">
-    <w:abstractNumId w:val="6"/>
+    <w:abstractNumId w:val="7"/>
   </w:num>
   <w:num w:numId="4" w16cid:durableId="2042126088">
-    <w:abstractNumId w:val="21"/>
+    <w:abstractNumId w:val="37"/>
   </w:num>
   <w:num w:numId="5" w16cid:durableId="1802071538">
     <w:abstractNumId w:val="1"/>
   </w:num>
   <w:num w:numId="6" w16cid:durableId="1884708567">
-    <w:abstractNumId w:val="18"/>
+    <w:abstractNumId w:val="33"/>
   </w:num>
   <w:num w:numId="7" w16cid:durableId="2113240468">
-    <w:abstractNumId w:val="13"/>
+    <w:abstractNumId w:val="22"/>
   </w:num>
   <w:num w:numId="8" w16cid:durableId="2117750167">
-    <w:abstractNumId w:val="2"/>
+    <w:abstractNumId w:val="3"/>
   </w:num>
   <w:num w:numId="9" w16cid:durableId="1233733459">
-    <w:abstractNumId w:val="11"/>
+    <w:abstractNumId w:val="16"/>
   </w:num>
   <w:num w:numId="10" w16cid:durableId="1259214731">
-    <w:abstractNumId w:val="5"/>
+    <w:abstractNumId w:val="6"/>
   </w:num>
   <w:num w:numId="11" w16cid:durableId="918171562">
-    <w:abstractNumId w:val="19"/>
+    <w:abstractNumId w:val="34"/>
   </w:num>
   <w:num w:numId="12" w16cid:durableId="1845826131">
-    <w:abstractNumId w:val="15"/>
+    <w:abstractNumId w:val="27"/>
   </w:num>
   <w:num w:numId="13" w16cid:durableId="1008101102">
+    <w:abstractNumId w:val="29"/>
+  </w:num>
+  <w:num w:numId="14" w16cid:durableId="945384688">
+    <w:abstractNumId w:val="24"/>
+  </w:num>
+  <w:num w:numId="15" w16cid:durableId="66419983">
     <w:abstractNumId w:val="17"/>
   </w:num>
-  <w:num w:numId="14" w16cid:durableId="945384688">
-    <w:abstractNumId w:val="14"/>
-  </w:num>
-  <w:num w:numId="15" w16cid:durableId="66419983">
-    <w:abstractNumId w:val="12"/>
-  </w:num>
   <w:num w:numId="16" w16cid:durableId="838888732">
-    <w:abstractNumId w:val="16"/>
+    <w:abstractNumId w:val="28"/>
   </w:num>
   <w:num w:numId="17" w16cid:durableId="1208183680">
-    <w:abstractNumId w:val="7"/>
+    <w:abstractNumId w:val="10"/>
   </w:num>
   <w:num w:numId="18" w16cid:durableId="488326970">
     <w:abstractNumId w:val="0"/>
   </w:num>
   <w:num w:numId="19" w16cid:durableId="1865627823">
+    <w:abstractNumId w:val="35"/>
+  </w:num>
+  <w:num w:numId="20" w16cid:durableId="1310524102">
+    <w:abstractNumId w:val="15"/>
+  </w:num>
+  <w:num w:numId="21" w16cid:durableId="93746327">
+    <w:abstractNumId w:val="5"/>
+  </w:num>
+  <w:num w:numId="22" w16cid:durableId="1950580015">
+    <w:abstractNumId w:val="4"/>
+  </w:num>
+  <w:num w:numId="23" w16cid:durableId="830097100">
+    <w:abstractNumId w:val="9"/>
+  </w:num>
+  <w:num w:numId="24" w16cid:durableId="837697849">
+    <w:abstractNumId w:val="32"/>
+  </w:num>
+  <w:num w:numId="25" w16cid:durableId="881210526">
+    <w:abstractNumId w:val="21"/>
+  </w:num>
+  <w:num w:numId="26" w16cid:durableId="591164545">
+    <w:abstractNumId w:val="14"/>
+  </w:num>
+  <w:num w:numId="27" w16cid:durableId="227573728">
     <w:abstractNumId w:val="20"/>
   </w:num>
-  <w:num w:numId="20" w16cid:durableId="1310524102">
-    <w:abstractNumId w:val="10"/>
+  <w:num w:numId="28" w16cid:durableId="1008412863">
+    <w:abstractNumId w:val="13"/>
   </w:num>
-  <w:num w:numId="21" w16cid:durableId="93746327">
-    <w:abstractNumId w:val="4"/>
+  <w:num w:numId="29" w16cid:durableId="1845633977">
+    <w:abstractNumId w:val="31"/>
   </w:num>
-  <w:num w:numId="22" w16cid:durableId="1950580015">
-    <w:abstractNumId w:val="3"/>
+  <w:num w:numId="30" w16cid:durableId="187304458">
+    <w:abstractNumId w:val="19"/>
+  </w:num>
+  <w:num w:numId="31" w16cid:durableId="245195414">
+    <w:abstractNumId w:val="23"/>
+  </w:num>
+  <w:num w:numId="32" w16cid:durableId="1990400181">
+    <w:abstractNumId w:val="38"/>
+  </w:num>
+  <w:num w:numId="33" w16cid:durableId="2133162093">
+    <w:abstractNumId w:val="8"/>
+  </w:num>
+  <w:num w:numId="34" w16cid:durableId="1770081586">
+    <w:abstractNumId w:val="39"/>
+  </w:num>
+  <w:num w:numId="35" w16cid:durableId="810098759">
+    <w:abstractNumId w:val="26"/>
+  </w:num>
+  <w:num w:numId="36" w16cid:durableId="237715659">
+    <w:abstractNumId w:val="18"/>
+  </w:num>
+  <w:num w:numId="37" w16cid:durableId="191262245">
+    <w:abstractNumId w:val="25"/>
+  </w:num>
+  <w:num w:numId="38" w16cid:durableId="626545158">
+    <w:abstractNumId w:val="2"/>
+  </w:num>
+  <w:num w:numId="39" w16cid:durableId="1409306339">
+    <w:abstractNumId w:val="30"/>
+  </w:num>
+  <w:num w:numId="40" w16cid:durableId="1510414110">
+    <w:abstractNumId w:val="36"/>
   </w:num>
 </w:numbering>
 </file>
@@ -9584,7 +10941,7 @@
     <w:lsdException w:name="E-mail Signature" w:semiHidden="1" w:unhideWhenUsed="1"/>
     <w:lsdException w:name="HTML Top of Form" w:semiHidden="1" w:unhideWhenUsed="1"/>
     <w:lsdException w:name="HTML Bottom of Form" w:semiHidden="1" w:unhideWhenUsed="1"/>
-    <w:lsdException w:name="Normal (Web)" w:semiHidden="1" w:unhideWhenUsed="1"/>
+    <w:lsdException w:name="Normal (Web)" w:semiHidden="1" w:uiPriority="99" w:unhideWhenUsed="1"/>
     <w:lsdException w:name="HTML Acronym" w:semiHidden="1" w:unhideWhenUsed="1"/>
     <w:lsdException w:name="HTML Address" w:semiHidden="1" w:unhideWhenUsed="1"/>
     <w:lsdException w:name="HTML Cite" w:semiHidden="1" w:unhideWhenUsed="1"/>
@@ -9954,6 +11311,26 @@
       <w:lang w:val="en-US"/>
     </w:rPr>
   </w:style>
+  <w:style w:type="paragraph" w:styleId="Heading6">
+    <w:name w:val="heading 6"/>
+    <w:basedOn w:val="Normal"/>
+    <w:next w:val="Normal"/>
+    <w:link w:val="Heading6Char"/>
+    <w:semiHidden/>
+    <w:unhideWhenUsed/>
+    <w:qFormat/>
+    <w:rsid w:val="0073374C"/>
+    <w:pPr>
+      <w:keepNext/>
+      <w:keepLines/>
+      <w:spacing w:before="40"/>
+      <w:outlineLvl w:val="5"/>
+    </w:pPr>
+    <w:rPr>
+      <w:rFonts w:asciiTheme="majorHAnsi" w:eastAsiaTheme="majorEastAsia" w:hAnsiTheme="majorHAnsi" w:cstheme="majorBidi"/>
+      <w:color w:val="243F60" w:themeColor="accent1" w:themeShade="7F"/>
+    </w:rPr>
+  </w:style>
   <w:style w:type="paragraph" w:styleId="Heading7">
     <w:name w:val="heading 7"/>
     <w:basedOn w:val="Normal"/>
@@ -9968,6 +11345,52 @@
       <w:color w:val="FF0000"/>
       <w:u w:val="single"/>
       <w:lang w:val="en-US"/>
+    </w:rPr>
+  </w:style>
+  <w:style w:type="paragraph" w:styleId="Heading8">
+    <w:name w:val="heading 8"/>
+    <w:basedOn w:val="Normal"/>
+    <w:next w:val="Normal"/>
+    <w:link w:val="Heading8Char"/>
+    <w:semiHidden/>
+    <w:unhideWhenUsed/>
+    <w:qFormat/>
+    <w:rsid w:val="0073374C"/>
+    <w:pPr>
+      <w:keepNext/>
+      <w:keepLines/>
+      <w:spacing w:before="40"/>
+      <w:outlineLvl w:val="7"/>
+    </w:pPr>
+    <w:rPr>
+      <w:rFonts w:asciiTheme="majorHAnsi" w:eastAsiaTheme="majorEastAsia" w:hAnsiTheme="majorHAnsi" w:cstheme="majorBidi"/>
+      <w:color w:val="272727" w:themeColor="text1" w:themeTint="D8"/>
+      <w:sz w:val="21"/>
+      <w:szCs w:val="21"/>
+    </w:rPr>
+  </w:style>
+  <w:style w:type="paragraph" w:styleId="Heading9">
+    <w:name w:val="heading 9"/>
+    <w:basedOn w:val="Normal"/>
+    <w:next w:val="Normal"/>
+    <w:link w:val="Heading9Char"/>
+    <w:semiHidden/>
+    <w:unhideWhenUsed/>
+    <w:qFormat/>
+    <w:rsid w:val="0073374C"/>
+    <w:pPr>
+      <w:keepNext/>
+      <w:keepLines/>
+      <w:spacing w:before="40"/>
+      <w:outlineLvl w:val="8"/>
+    </w:pPr>
+    <w:rPr>
+      <w:rFonts w:asciiTheme="majorHAnsi" w:eastAsiaTheme="majorEastAsia" w:hAnsiTheme="majorHAnsi" w:cstheme="majorBidi"/>
+      <w:i/>
+      <w:iCs/>
+      <w:color w:val="272727" w:themeColor="text1" w:themeTint="D8"/>
+      <w:sz w:val="21"/>
+      <w:szCs w:val="21"/>
     </w:rPr>
   </w:style>
   <w:style w:type="character" w:default="1" w:styleId="DefaultParagraphFont">
@@ -10406,7 +11829,6 @@
   <w:style w:type="paragraph" w:customStyle="1" w:styleId="ColorfulList-Accent11">
     <w:name w:val="Colorful List - Accent 11"/>
     <w:basedOn w:val="Normal"/>
-    <w:uiPriority w:val="34"/>
     <w:qFormat/>
     <w:rsid w:val="004E4B00"/>
     <w:pPr>
@@ -10438,6 +11860,7 @@
   <w:style w:type="paragraph" w:styleId="NormalWeb">
     <w:name w:val="Normal (Web)"/>
     <w:basedOn w:val="Normal"/>
+    <w:uiPriority w:val="99"/>
     <w:unhideWhenUsed/>
     <w:rsid w:val="009E0497"/>
     <w:pPr>
@@ -10538,6 +11961,284 @@
     <w:rPr>
       <w:color w:val="605E5C"/>
       <w:shd w:val="clear" w:color="auto" w:fill="E1DFDD"/>
+    </w:rPr>
+  </w:style>
+  <w:style w:type="character" w:styleId="BookTitle">
+    <w:name w:val="Book Title"/>
+    <w:basedOn w:val="DefaultParagraphFont"/>
+    <w:uiPriority w:val="33"/>
+    <w:qFormat/>
+    <w:rsid w:val="0073374C"/>
+    <w:rPr>
+      <w:b/>
+      <w:bCs/>
+      <w:i/>
+      <w:iCs/>
+      <w:spacing w:val="5"/>
+    </w:rPr>
+  </w:style>
+  <w:style w:type="paragraph" w:styleId="Caption">
+    <w:name w:val="caption"/>
+    <w:basedOn w:val="Normal"/>
+    <w:next w:val="Normal"/>
+    <w:semiHidden/>
+    <w:unhideWhenUsed/>
+    <w:qFormat/>
+    <w:rsid w:val="0073374C"/>
+    <w:pPr>
+      <w:spacing w:after="200"/>
+    </w:pPr>
+    <w:rPr>
+      <w:i/>
+      <w:iCs/>
+      <w:color w:val="1F497D" w:themeColor="text2"/>
+      <w:sz w:val="18"/>
+      <w:szCs w:val="18"/>
+    </w:rPr>
+  </w:style>
+  <w:style w:type="character" w:styleId="Emphasis">
+    <w:name w:val="Emphasis"/>
+    <w:basedOn w:val="DefaultParagraphFont"/>
+    <w:qFormat/>
+    <w:rsid w:val="0073374C"/>
+    <w:rPr>
+      <w:i/>
+      <w:iCs/>
+    </w:rPr>
+  </w:style>
+  <w:style w:type="character" w:customStyle="1" w:styleId="Heading6Char">
+    <w:name w:val="Heading 6 Char"/>
+    <w:basedOn w:val="DefaultParagraphFont"/>
+    <w:link w:val="Heading6"/>
+    <w:semiHidden/>
+    <w:rsid w:val="0073374C"/>
+    <w:rPr>
+      <w:rFonts w:asciiTheme="majorHAnsi" w:eastAsiaTheme="majorEastAsia" w:hAnsiTheme="majorHAnsi" w:cstheme="majorBidi"/>
+      <w:color w:val="243F60" w:themeColor="accent1" w:themeShade="7F"/>
+      <w:lang w:val="fr-FR" w:eastAsia="en-US"/>
+    </w:rPr>
+  </w:style>
+  <w:style w:type="character" w:customStyle="1" w:styleId="Heading8Char">
+    <w:name w:val="Heading 8 Char"/>
+    <w:basedOn w:val="DefaultParagraphFont"/>
+    <w:link w:val="Heading8"/>
+    <w:semiHidden/>
+    <w:rsid w:val="0073374C"/>
+    <w:rPr>
+      <w:rFonts w:asciiTheme="majorHAnsi" w:eastAsiaTheme="majorEastAsia" w:hAnsiTheme="majorHAnsi" w:cstheme="majorBidi"/>
+      <w:color w:val="272727" w:themeColor="text1" w:themeTint="D8"/>
+      <w:sz w:val="21"/>
+      <w:szCs w:val="21"/>
+      <w:lang w:val="fr-FR" w:eastAsia="en-US"/>
+    </w:rPr>
+  </w:style>
+  <w:style w:type="character" w:customStyle="1" w:styleId="Heading9Char">
+    <w:name w:val="Heading 9 Char"/>
+    <w:basedOn w:val="DefaultParagraphFont"/>
+    <w:link w:val="Heading9"/>
+    <w:semiHidden/>
+    <w:rsid w:val="0073374C"/>
+    <w:rPr>
+      <w:rFonts w:asciiTheme="majorHAnsi" w:eastAsiaTheme="majorEastAsia" w:hAnsiTheme="majorHAnsi" w:cstheme="majorBidi"/>
+      <w:i/>
+      <w:iCs/>
+      <w:color w:val="272727" w:themeColor="text1" w:themeTint="D8"/>
+      <w:sz w:val="21"/>
+      <w:szCs w:val="21"/>
+      <w:lang w:val="fr-FR" w:eastAsia="en-US"/>
+    </w:rPr>
+  </w:style>
+  <w:style w:type="character" w:styleId="IntenseEmphasis">
+    <w:name w:val="Intense Emphasis"/>
+    <w:basedOn w:val="DefaultParagraphFont"/>
+    <w:uiPriority w:val="21"/>
+    <w:qFormat/>
+    <w:rsid w:val="0073374C"/>
+    <w:rPr>
+      <w:i/>
+      <w:iCs/>
+      <w:color w:val="4F81BD" w:themeColor="accent1"/>
+    </w:rPr>
+  </w:style>
+  <w:style w:type="paragraph" w:styleId="IntenseQuote">
+    <w:name w:val="Intense Quote"/>
+    <w:basedOn w:val="Normal"/>
+    <w:next w:val="Normal"/>
+    <w:link w:val="IntenseQuoteChar"/>
+    <w:uiPriority w:val="30"/>
+    <w:qFormat/>
+    <w:rsid w:val="0073374C"/>
+    <w:pPr>
+      <w:pBdr>
+        <w:top w:val="single" w:sz="4" w:space="10" w:color="4F81BD" w:themeColor="accent1"/>
+        <w:bottom w:val="single" w:sz="4" w:space="10" w:color="4F81BD" w:themeColor="accent1"/>
+      </w:pBdr>
+      <w:spacing w:before="360" w:after="360"/>
+      <w:ind w:left="864" w:right="864"/>
+      <w:jc w:val="center"/>
+    </w:pPr>
+    <w:rPr>
+      <w:i/>
+      <w:iCs/>
+      <w:color w:val="4F81BD" w:themeColor="accent1"/>
+    </w:rPr>
+  </w:style>
+  <w:style w:type="character" w:customStyle="1" w:styleId="IntenseQuoteChar">
+    <w:name w:val="Intense Quote Char"/>
+    <w:basedOn w:val="DefaultParagraphFont"/>
+    <w:link w:val="IntenseQuote"/>
+    <w:uiPriority w:val="30"/>
+    <w:rsid w:val="0073374C"/>
+    <w:rPr>
+      <w:i/>
+      <w:iCs/>
+      <w:color w:val="4F81BD" w:themeColor="accent1"/>
+      <w:lang w:val="fr-FR" w:eastAsia="en-US"/>
+    </w:rPr>
+  </w:style>
+  <w:style w:type="character" w:styleId="IntenseReference">
+    <w:name w:val="Intense Reference"/>
+    <w:basedOn w:val="DefaultParagraphFont"/>
+    <w:uiPriority w:val="32"/>
+    <w:qFormat/>
+    <w:rsid w:val="0073374C"/>
+    <w:rPr>
+      <w:b/>
+      <w:bCs/>
+      <w:smallCaps/>
+      <w:color w:val="4F81BD" w:themeColor="accent1"/>
+      <w:spacing w:val="5"/>
+    </w:rPr>
+  </w:style>
+  <w:style w:type="paragraph" w:styleId="NoSpacing">
+    <w:name w:val="No Spacing"/>
+    <w:uiPriority w:val="1"/>
+    <w:qFormat/>
+    <w:rsid w:val="0073374C"/>
+    <w:rPr>
+      <w:lang w:val="fr-FR" w:eastAsia="en-US"/>
+    </w:rPr>
+  </w:style>
+  <w:style w:type="paragraph" w:styleId="Quote">
+    <w:name w:val="Quote"/>
+    <w:basedOn w:val="Normal"/>
+    <w:next w:val="Normal"/>
+    <w:link w:val="QuoteChar"/>
+    <w:uiPriority w:val="29"/>
+    <w:qFormat/>
+    <w:rsid w:val="0073374C"/>
+    <w:pPr>
+      <w:spacing w:before="200" w:after="160"/>
+      <w:ind w:left="864" w:right="864"/>
+      <w:jc w:val="center"/>
+    </w:pPr>
+    <w:rPr>
+      <w:i/>
+      <w:iCs/>
+      <w:color w:val="404040" w:themeColor="text1" w:themeTint="BF"/>
+    </w:rPr>
+  </w:style>
+  <w:style w:type="character" w:customStyle="1" w:styleId="QuoteChar">
+    <w:name w:val="Quote Char"/>
+    <w:basedOn w:val="DefaultParagraphFont"/>
+    <w:link w:val="Quote"/>
+    <w:uiPriority w:val="29"/>
+    <w:rsid w:val="0073374C"/>
+    <w:rPr>
+      <w:i/>
+      <w:iCs/>
+      <w:color w:val="404040" w:themeColor="text1" w:themeTint="BF"/>
+      <w:lang w:val="fr-FR" w:eastAsia="en-US"/>
+    </w:rPr>
+  </w:style>
+  <w:style w:type="character" w:styleId="Strong">
+    <w:name w:val="Strong"/>
+    <w:basedOn w:val="DefaultParagraphFont"/>
+    <w:qFormat/>
+    <w:rsid w:val="0073374C"/>
+    <w:rPr>
+      <w:b/>
+      <w:bCs/>
+    </w:rPr>
+  </w:style>
+  <w:style w:type="paragraph" w:styleId="Subtitle">
+    <w:name w:val="Subtitle"/>
+    <w:basedOn w:val="Normal"/>
+    <w:next w:val="Normal"/>
+    <w:link w:val="SubtitleChar"/>
+    <w:qFormat/>
+    <w:rsid w:val="0073374C"/>
+    <w:pPr>
+      <w:numPr>
+        <w:ilvl w:val="1"/>
+      </w:numPr>
+      <w:spacing w:after="160"/>
+    </w:pPr>
+    <w:rPr>
+      <w:rFonts w:asciiTheme="minorHAnsi" w:eastAsiaTheme="minorEastAsia" w:hAnsiTheme="minorHAnsi" w:cstheme="minorBidi"/>
+      <w:color w:val="5A5A5A" w:themeColor="text1" w:themeTint="A5"/>
+      <w:spacing w:val="15"/>
+      <w:sz w:val="22"/>
+      <w:szCs w:val="22"/>
+    </w:rPr>
+  </w:style>
+  <w:style w:type="character" w:customStyle="1" w:styleId="SubtitleChar">
+    <w:name w:val="Subtitle Char"/>
+    <w:basedOn w:val="DefaultParagraphFont"/>
+    <w:link w:val="Subtitle"/>
+    <w:rsid w:val="0073374C"/>
+    <w:rPr>
+      <w:rFonts w:asciiTheme="minorHAnsi" w:eastAsiaTheme="minorEastAsia" w:hAnsiTheme="minorHAnsi" w:cstheme="minorBidi"/>
+      <w:color w:val="5A5A5A" w:themeColor="text1" w:themeTint="A5"/>
+      <w:spacing w:val="15"/>
+      <w:sz w:val="22"/>
+      <w:szCs w:val="22"/>
+      <w:lang w:val="fr-FR" w:eastAsia="en-US"/>
+    </w:rPr>
+  </w:style>
+  <w:style w:type="character" w:styleId="SubtleEmphasis">
+    <w:name w:val="Subtle Emphasis"/>
+    <w:basedOn w:val="DefaultParagraphFont"/>
+    <w:uiPriority w:val="19"/>
+    <w:qFormat/>
+    <w:rsid w:val="0073374C"/>
+    <w:rPr>
+      <w:i/>
+      <w:iCs/>
+      <w:color w:val="404040" w:themeColor="text1" w:themeTint="BF"/>
+    </w:rPr>
+  </w:style>
+  <w:style w:type="character" w:styleId="SubtleReference">
+    <w:name w:val="Subtle Reference"/>
+    <w:basedOn w:val="DefaultParagraphFont"/>
+    <w:uiPriority w:val="31"/>
+    <w:qFormat/>
+    <w:rsid w:val="0073374C"/>
+    <w:rPr>
+      <w:smallCaps/>
+      <w:color w:val="5A5A5A" w:themeColor="text1" w:themeTint="A5"/>
+    </w:rPr>
+  </w:style>
+  <w:style w:type="paragraph" w:styleId="TOCHeading">
+    <w:name w:val="TOC Heading"/>
+    <w:basedOn w:val="Heading1"/>
+    <w:next w:val="Normal"/>
+    <w:uiPriority w:val="39"/>
+    <w:semiHidden/>
+    <w:unhideWhenUsed/>
+    <w:qFormat/>
+    <w:rsid w:val="0073374C"/>
+    <w:pPr>
+      <w:keepLines/>
+      <w:spacing w:before="240"/>
+      <w:outlineLvl w:val="9"/>
+    </w:pPr>
+    <w:rPr>
+      <w:rFonts w:asciiTheme="majorHAnsi" w:eastAsiaTheme="majorEastAsia" w:hAnsiTheme="majorHAnsi" w:cstheme="majorBidi"/>
+      <w:color w:val="365F91" w:themeColor="accent1" w:themeShade="BF"/>
+      <w:sz w:val="32"/>
+      <w:szCs w:val="32"/>
+      <w:lang w:val="fr-FR"/>
     </w:rPr>
   </w:style>
 </w:styles>

--- a/Excel/templates/contrats/contrat-standard.docx
+++ b/Excel/templates/contrats/contrat-standard.docx
@@ -158,7 +158,7 @@
         <w:rPr>
           <w:lang w:val="fr-FR"/>
         </w:rPr>
-        <w:t>5ème</w:t>
+        <w:t>5e</w:t>
       </w:r>
       <w:r>
         <w:rPr>
@@ -723,7 +723,7 @@
         <w:rPr>
           <w:lang w:val="fr-FR"/>
         </w:rPr>
-        <w:t>E-mail</w:t>
+        <w:t>Email</w:t>
       </w:r>
       <w:proofErr w:type="gramEnd"/>
       <w:r>
@@ -2146,7 +2146,7 @@
           <w:bCs/>
           <w:lang w:val="fr-FR"/>
         </w:rPr>
-        <w:t>maîtrise)</w:t>
+        <w:t>Maîtrise)</w:t>
       </w:r>
     </w:p>
     <w:p>
@@ -2895,14 +2895,14 @@
           <w:sz w:val="24"/>
           <w:szCs w:val="24"/>
         </w:rPr>
-        <w:t xml:space="preserve"> à la fin de chaque année financière vis-à-vis des résultats de l’année financière précédente, et sera soumis à l’impôt et </w:t>
-      </w:r>
-      <w:r>
-        <w:rPr>
-          <w:sz w:val="24"/>
-          <w:szCs w:val="24"/>
-        </w:rPr>
-        <w:t xml:space="preserve">aux </w:t>
+        <w:t xml:space="preserve"> à la fin de chaque année financière vis-à-vis des résultats de l’année financière précédente, et sera soumis aux impôts et </w:t>
+      </w:r>
+      <w:r>
+        <w:rPr>
+          <w:sz w:val="24"/>
+          <w:szCs w:val="24"/>
+        </w:rPr>
+        <w:t xml:space="preserve"/>
       </w:r>
       <w:r>
         <w:rPr>
@@ -3623,7 +3623,7 @@
           <w:szCs w:val="24"/>
           <w:lang w:val="fr-FR"/>
         </w:rPr>
-        <w:t>Décès du conjoint ou de l’enfant : 7 jours ouvrables ;</w:t>
+        <w:t>Décès du conjoint(e) ou de l’enfant : 7 jours ouvrables ;</w:t>
       </w:r>
     </w:p>
     <w:p>
@@ -3676,7 +3676,7 @@
           <w:szCs w:val="24"/>
           <w:lang w:val="fr-FR"/>
         </w:rPr>
-        <w:t>Décès du père ou de la mère du conjoint du travailleur : 5 jours ouvrables ;</w:t>
+        <w:t>Décès du père ou de la mère du conjoint(e) du travailleur : 5 jours ouvrables ;</w:t>
       </w:r>
     </w:p>
     <w:p>
@@ -4063,7 +4063,7 @@
           <w:szCs w:val="24"/>
           <w:lang w:val="fr-FR"/>
         </w:rPr>
-        <w:t xml:space="preserve">le </w:t>
+        <w:t xml:space="preserve"/>
       </w:r>
       <w:r>
         <w:rPr>
